--- a/cv/phalen-website-cv.docx
+++ b/cv/phalen-website-cv.docx
@@ -2609,28 +2609,28 @@
           <w:color w:val="auto"/>
         </w:rPr>
       </w:pPr>
-      <w:r>
-        <w:rPr>
-          <w:rFonts w:ascii="Times New Roman" w:eastAsia="Times New Roman" w:hAnsi="Times New Roman" w:cs="Times New Roman"/>
-          <w:b/>
-          <w:bCs/>
-          <w:color w:val="auto"/>
-        </w:rPr>
-        <w:t>Phalen, P.</w:t>
-      </w:r>
-      <w:r>
-        <w:rPr>
-          <w:rFonts w:ascii="Times New Roman" w:eastAsia="Times New Roman" w:hAnsi="Times New Roman" w:cs="Times New Roman"/>
-          <w:color w:val="auto"/>
-        </w:rPr>
-        <w:t xml:space="preserve">, </w:t>
-      </w:r>
       <w:proofErr w:type="spellStart"/>
       <w:r>
         <w:rPr>
           <w:rFonts w:ascii="Times New Roman" w:eastAsia="Times New Roman" w:hAnsi="Times New Roman" w:cs="Times New Roman"/>
           <w:color w:val="auto"/>
         </w:rPr>
+        <w:t>Kacmarek</w:t>
+      </w:r>
+      <w:proofErr w:type="spellEnd"/>
+      <w:r>
+        <w:rPr>
+          <w:rFonts w:ascii="Times New Roman" w:eastAsia="Times New Roman" w:hAnsi="Times New Roman" w:cs="Times New Roman"/>
+          <w:color w:val="auto"/>
+        </w:rPr>
+        <w:t xml:space="preserve">, C.N., Smith, H.C., </w:t>
+      </w:r>
+      <w:proofErr w:type="spellStart"/>
+      <w:r>
+        <w:rPr>
+          <w:rFonts w:ascii="Times New Roman" w:eastAsia="Times New Roman" w:hAnsi="Times New Roman" w:cs="Times New Roman"/>
+          <w:color w:val="auto"/>
+        </w:rPr>
         <w:t>Lucksted</w:t>
       </w:r>
       <w:proofErr w:type="spellEnd"/>
@@ -2639,7 +2639,23 @@
           <w:rFonts w:ascii="Times New Roman" w:eastAsia="Times New Roman" w:hAnsi="Times New Roman" w:cs="Times New Roman"/>
           <w:color w:val="auto"/>
         </w:rPr>
-        <w:t xml:space="preserve">, A., Fox, K., Yusuf, A., Hochheiser, H., Jones, N., </w:t>
+        <w:t xml:space="preserve">, A., Li, L., Wilkins, L. Coakley, G., </w:t>
+      </w:r>
+      <w:r>
+        <w:rPr>
+          <w:rFonts w:ascii="Times New Roman" w:eastAsia="Times New Roman" w:hAnsi="Times New Roman" w:cs="Times New Roman"/>
+          <w:b/>
+          <w:bCs/>
+          <w:color w:val="auto"/>
+        </w:rPr>
+        <w:t>Phalen, P.,</w:t>
+      </w:r>
+      <w:r>
+        <w:rPr>
+          <w:rFonts w:ascii="Times New Roman" w:eastAsia="Times New Roman" w:hAnsi="Times New Roman" w:cs="Times New Roman"/>
+          <w:color w:val="auto"/>
+        </w:rPr>
+        <w:t xml:space="preserve"> Medoff, D., Dickerson, F., </w:t>
       </w:r>
       <w:proofErr w:type="spellStart"/>
       <w:r>
@@ -2647,7 +2663,7 @@
           <w:rFonts w:ascii="Times New Roman" w:eastAsia="Times New Roman" w:hAnsi="Times New Roman" w:cs="Times New Roman"/>
           <w:color w:val="auto"/>
         </w:rPr>
-        <w:t>Fetisova</w:t>
+        <w:t>Kreyenbuhl</w:t>
       </w:r>
       <w:proofErr w:type="spellEnd"/>
       <w:r>
@@ -2655,35 +2671,23 @@
           <w:rFonts w:ascii="Times New Roman" w:eastAsia="Times New Roman" w:hAnsi="Times New Roman" w:cs="Times New Roman"/>
           <w:color w:val="auto"/>
         </w:rPr>
-        <w:t xml:space="preserve">, A., Hackman, A., Bennett, M. </w:t>
-      </w:r>
-      <w:r>
-        <w:rPr>
-          <w:rFonts w:ascii="Times New Roman" w:eastAsia="Times New Roman" w:hAnsi="Times New Roman" w:cs="Times New Roman"/>
-          <w:color w:val="auto"/>
-        </w:rPr>
-        <w:t>(in press).</w:t>
-      </w:r>
-      <w:r>
-        <w:rPr>
-          <w:rFonts w:ascii="Times New Roman" w:eastAsia="Times New Roman" w:hAnsi="Times New Roman" w:cs="Times New Roman"/>
-          <w:color w:val="auto"/>
-        </w:rPr>
-        <w:t xml:space="preserve"> </w:t>
-      </w:r>
-      <w:r>
-        <w:rPr>
-          <w:rFonts w:ascii="Times New Roman" w:eastAsia="Times New Roman" w:hAnsi="Times New Roman" w:cs="Times New Roman"/>
-          <w:color w:val="auto"/>
-        </w:rPr>
-        <w:t>Pilot of Dialectical Behavior Therapy (DBT) Skills Training for People with Psychosis Spectrum Conditions and High Risk of Suicide.</w:t>
-      </w:r>
-      <w:r>
-        <w:rPr>
-          <w:rFonts w:ascii="Times New Roman" w:eastAsia="Times New Roman" w:hAnsi="Times New Roman" w:cs="Times New Roman"/>
-          <w:color w:val="auto"/>
-        </w:rPr>
-        <w:t xml:space="preserve"> </w:t>
+        <w:t xml:space="preserve">, J., &amp; Bennett, M.E. (in press). Efficacy, acceptability and feasibility of </w:t>
+      </w:r>
+      <w:proofErr w:type="spellStart"/>
+      <w:r>
+        <w:rPr>
+          <w:rFonts w:ascii="Times New Roman" w:eastAsia="Times New Roman" w:hAnsi="Times New Roman" w:cs="Times New Roman"/>
+          <w:color w:val="auto"/>
+        </w:rPr>
+        <w:t>StayQuit</w:t>
+      </w:r>
+      <w:proofErr w:type="spellEnd"/>
+      <w:r>
+        <w:rPr>
+          <w:rFonts w:ascii="Times New Roman" w:eastAsia="Times New Roman" w:hAnsi="Times New Roman" w:cs="Times New Roman"/>
+          <w:color w:val="auto"/>
+        </w:rPr>
+        <w:t xml:space="preserve"> for sustaining smoking abstinence after psychiatric hospitalization. </w:t>
       </w:r>
       <w:r>
         <w:rPr>
@@ -2692,7 +2696,7 @@
           <w:iCs/>
           <w:color w:val="auto"/>
         </w:rPr>
-        <w:t>Psychosis</w:t>
+        <w:t>Journal of Patient Centered Research and Reviews</w:t>
       </w:r>
       <w:r>
         <w:rPr>
@@ -2708,6 +2712,8 @@
         <w:ind w:left="720" w:hanging="720"/>
         <w:rPr>
           <w:rFonts w:ascii="Times New Roman" w:eastAsia="Times New Roman" w:hAnsi="Times New Roman" w:cs="Times New Roman"/>
+          <w:b/>
+          <w:bCs/>
           <w:color w:val="auto"/>
         </w:rPr>
       </w:pPr>
@@ -2721,13 +2727,29 @@
           <w:color w:val="auto"/>
         </w:rPr>
       </w:pPr>
+      <w:r>
+        <w:rPr>
+          <w:rFonts w:ascii="Times New Roman" w:eastAsia="Times New Roman" w:hAnsi="Times New Roman" w:cs="Times New Roman"/>
+          <w:b/>
+          <w:bCs/>
+          <w:color w:val="auto"/>
+        </w:rPr>
+        <w:t>Phalen, P.</w:t>
+      </w:r>
+      <w:r>
+        <w:rPr>
+          <w:rFonts w:ascii="Times New Roman" w:eastAsia="Times New Roman" w:hAnsi="Times New Roman" w:cs="Times New Roman"/>
+          <w:color w:val="auto"/>
+        </w:rPr>
+        <w:t xml:space="preserve">, </w:t>
+      </w:r>
       <w:proofErr w:type="spellStart"/>
       <w:r>
         <w:rPr>
           <w:rFonts w:ascii="Times New Roman" w:eastAsia="Times New Roman" w:hAnsi="Times New Roman" w:cs="Times New Roman"/>
           <w:color w:val="auto"/>
         </w:rPr>
-        <w:t>Kacmarek</w:t>
+        <w:t>Lucksted</w:t>
       </w:r>
       <w:proofErr w:type="spellEnd"/>
       <w:r>
@@ -2735,7 +2757,7 @@
           <w:rFonts w:ascii="Times New Roman" w:eastAsia="Times New Roman" w:hAnsi="Times New Roman" w:cs="Times New Roman"/>
           <w:color w:val="auto"/>
         </w:rPr>
-        <w:t xml:space="preserve">, C.N., Smith, H.C., </w:t>
+        <w:t xml:space="preserve">, A., Fox, K., Yusuf, A., Hochheiser, H., Jones, N., </w:t>
       </w:r>
       <w:proofErr w:type="spellStart"/>
       <w:r>
@@ -2743,7 +2765,7 @@
           <w:rFonts w:ascii="Times New Roman" w:eastAsia="Times New Roman" w:hAnsi="Times New Roman" w:cs="Times New Roman"/>
           <w:color w:val="auto"/>
         </w:rPr>
-        <w:t>Lucksted</w:t>
+        <w:t>Fetisova</w:t>
       </w:r>
       <w:proofErr w:type="spellEnd"/>
       <w:r>
@@ -2751,39 +2773,49 @@
           <w:rFonts w:ascii="Times New Roman" w:eastAsia="Times New Roman" w:hAnsi="Times New Roman" w:cs="Times New Roman"/>
           <w:color w:val="auto"/>
         </w:rPr>
-        <w:t xml:space="preserve">, A., Li, L., Wilkins, L. Coakley, G., </w:t>
-      </w:r>
-      <w:r>
-        <w:rPr>
-          <w:rFonts w:ascii="Times New Roman" w:eastAsia="Times New Roman" w:hAnsi="Times New Roman" w:cs="Times New Roman"/>
-          <w:b/>
-          <w:bCs/>
-          <w:color w:val="auto"/>
-        </w:rPr>
-        <w:t>Phalen, P.,</w:t>
-      </w:r>
-      <w:r>
-        <w:rPr>
-          <w:rFonts w:ascii="Times New Roman" w:eastAsia="Times New Roman" w:hAnsi="Times New Roman" w:cs="Times New Roman"/>
-          <w:color w:val="auto"/>
-        </w:rPr>
-        <w:t xml:space="preserve"> Medoff, D., Dickerson, F., Kreyenbuhl, J., &amp; Bennett, M.E. (in press). Efficacy, acceptability and feasibility of </w:t>
-      </w:r>
-      <w:proofErr w:type="spellStart"/>
-      <w:r>
-        <w:rPr>
-          <w:rFonts w:ascii="Times New Roman" w:eastAsia="Times New Roman" w:hAnsi="Times New Roman" w:cs="Times New Roman"/>
-          <w:color w:val="auto"/>
-        </w:rPr>
-        <w:t>StayQuit</w:t>
-      </w:r>
-      <w:proofErr w:type="spellEnd"/>
-      <w:r>
-        <w:rPr>
-          <w:rFonts w:ascii="Times New Roman" w:eastAsia="Times New Roman" w:hAnsi="Times New Roman" w:cs="Times New Roman"/>
-          <w:color w:val="auto"/>
-        </w:rPr>
-        <w:t xml:space="preserve"> for sustaining smoking abstinence after psychiatric hospitalization. </w:t>
+        <w:t xml:space="preserve">, A., Hackman, A., Bennett, M. </w:t>
+      </w:r>
+      <w:r>
+        <w:rPr>
+          <w:rFonts w:ascii="Times New Roman" w:eastAsia="Times New Roman" w:hAnsi="Times New Roman" w:cs="Times New Roman"/>
+          <w:color w:val="auto"/>
+        </w:rPr>
+        <w:t>(</w:t>
+      </w:r>
+      <w:r>
+        <w:rPr>
+          <w:rFonts w:ascii="Times New Roman" w:eastAsia="Times New Roman" w:hAnsi="Times New Roman" w:cs="Times New Roman"/>
+          <w:color w:val="auto"/>
+        </w:rPr>
+        <w:t>2025</w:t>
+      </w:r>
+      <w:r>
+        <w:rPr>
+          <w:rFonts w:ascii="Times New Roman" w:eastAsia="Times New Roman" w:hAnsi="Times New Roman" w:cs="Times New Roman"/>
+          <w:color w:val="auto"/>
+        </w:rPr>
+        <w:t>).</w:t>
+      </w:r>
+      <w:r>
+        <w:rPr>
+          <w:rFonts w:ascii="Times New Roman" w:eastAsia="Times New Roman" w:hAnsi="Times New Roman" w:cs="Times New Roman"/>
+          <w:color w:val="auto"/>
+        </w:rPr>
+        <w:t xml:space="preserve"> </w:t>
+      </w:r>
+      <w:r>
+        <w:rPr>
+          <w:rFonts w:ascii="Times New Roman" w:eastAsia="Times New Roman" w:hAnsi="Times New Roman" w:cs="Times New Roman"/>
+          <w:color w:val="auto"/>
+        </w:rPr>
+        <w:t>Pilot of Dialectical Behavior Therapy (DBT) Skills Training for People with Psychosis Spectrum Conditions and High Risk of Suicide.</w:t>
+      </w:r>
+      <w:r>
+        <w:rPr>
+          <w:rFonts w:ascii="Times New Roman" w:eastAsia="Times New Roman" w:hAnsi="Times New Roman" w:cs="Times New Roman"/>
+          <w:color w:val="auto"/>
+        </w:rPr>
+        <w:t xml:space="preserve"> </w:t>
       </w:r>
       <w:r>
         <w:rPr>
@@ -2792,7 +2824,7 @@
           <w:iCs/>
           <w:color w:val="auto"/>
         </w:rPr>
-        <w:t>Journal of Patient Centered Research and Reviews</w:t>
+        <w:t>Psychosis</w:t>
       </w:r>
       <w:r>
         <w:rPr>
@@ -2801,6 +2833,20 @@
         </w:rPr>
         <w:t>.</w:t>
       </w:r>
+      <w:r>
+        <w:rPr>
+          <w:rFonts w:ascii="Times New Roman" w:eastAsia="Times New Roman" w:hAnsi="Times New Roman" w:cs="Times New Roman"/>
+          <w:color w:val="auto"/>
+        </w:rPr>
+        <w:t xml:space="preserve"> </w:t>
+      </w:r>
+      <w:r>
+        <w:rPr>
+          <w:rFonts w:ascii="Times New Roman" w:eastAsia="Times New Roman" w:hAnsi="Times New Roman" w:cs="Times New Roman"/>
+          <w:color w:val="auto"/>
+        </w:rPr>
+        <w:t>https://doi.org/10.1080/17522439.2025.2570374</w:t>
+      </w:r>
     </w:p>
     <w:p>
       <w:pPr>
@@ -2844,7 +2890,21 @@
           <w:rFonts w:ascii="Times New Roman" w:eastAsia="Times New Roman" w:hAnsi="Times New Roman" w:cs="Times New Roman"/>
           <w:color w:val="auto"/>
         </w:rPr>
-        <w:t xml:space="preserve">Hall, W., &amp; Jones, N. (in press). Antipsychotics “As Needed”: An Understudied </w:t>
+        <w:t>Hall, W., &amp; Jones, N. (</w:t>
+      </w:r>
+      <w:r>
+        <w:rPr>
+          <w:rFonts w:ascii="Times New Roman" w:eastAsia="Times New Roman" w:hAnsi="Times New Roman" w:cs="Times New Roman"/>
+          <w:color w:val="auto"/>
+        </w:rPr>
+        <w:t>2025</w:t>
+      </w:r>
+      <w:r>
+        <w:rPr>
+          <w:rFonts w:ascii="Times New Roman" w:eastAsia="Times New Roman" w:hAnsi="Times New Roman" w:cs="Times New Roman"/>
+          <w:color w:val="auto"/>
+        </w:rPr>
+        <w:t xml:space="preserve">). Antipsychotics “As Needed”: An Understudied </w:t>
       </w:r>
       <w:proofErr w:type="gramStart"/>
       <w:r>
@@ -2878,6 +2938,20 @@
         </w:rPr>
         <w:t>.</w:t>
       </w:r>
+      <w:r>
+        <w:rPr>
+          <w:rFonts w:ascii="Times New Roman" w:eastAsia="Times New Roman" w:hAnsi="Times New Roman" w:cs="Times New Roman"/>
+          <w:color w:val="auto"/>
+        </w:rPr>
+        <w:t xml:space="preserve"> </w:t>
+      </w:r>
+      <w:r>
+        <w:rPr>
+          <w:rFonts w:ascii="Times New Roman" w:eastAsia="Times New Roman" w:hAnsi="Times New Roman" w:cs="Times New Roman"/>
+          <w:color w:val="auto"/>
+        </w:rPr>
+        <w:t>https://doi.org/10.1176/appi.ps.20250097</w:t>
+      </w:r>
     </w:p>
     <w:p>
       <w:pPr>
@@ -3650,7 +3724,21 @@
           <w:rFonts w:ascii="Times New Roman" w:eastAsia="Times New Roman" w:hAnsi="Times New Roman" w:cs="Times New Roman"/>
           <w:color w:val="auto"/>
         </w:rPr>
-        <w:t xml:space="preserve"> (in press). Building a Two-State Learning Healthcare System for Persons with First Episode Psychosis. </w:t>
+        <w:t xml:space="preserve"> (</w:t>
+      </w:r>
+      <w:r>
+        <w:rPr>
+          <w:rFonts w:ascii="Times New Roman" w:eastAsia="Times New Roman" w:hAnsi="Times New Roman" w:cs="Times New Roman"/>
+          <w:color w:val="auto"/>
+        </w:rPr>
+        <w:t>2025</w:t>
+      </w:r>
+      <w:r>
+        <w:rPr>
+          <w:rFonts w:ascii="Times New Roman" w:eastAsia="Times New Roman" w:hAnsi="Times New Roman" w:cs="Times New Roman"/>
+          <w:color w:val="auto"/>
+        </w:rPr>
+        <w:t xml:space="preserve">). Building a Two-State Learning Healthcare System for Persons with First Episode Psychosis. </w:t>
       </w:r>
       <w:r>
         <w:rPr>
@@ -3681,111 +3769,199 @@
     <w:p>
       <w:pPr>
         <w:spacing w:line="240" w:lineRule="auto"/>
-        <w:rPr>
-          <w:rFonts w:ascii="Times New Roman" w:eastAsia="Times New Roman" w:hAnsi="Times New Roman" w:cs="Times New Roman"/>
-          <w:color w:val="auto"/>
-        </w:rPr>
-      </w:pPr>
-    </w:p>
-    <w:p>
-      <w:pPr>
-        <w:spacing w:line="240" w:lineRule="auto"/>
         <w:ind w:left="720" w:hanging="720"/>
+        <w:rPr>
+          <w:rFonts w:ascii="Times New Roman" w:eastAsia="Times New Roman" w:hAnsi="Times New Roman" w:cs="Times New Roman"/>
+          <w:b/>
+          <w:bCs/>
+          <w:color w:val="auto"/>
+        </w:rPr>
+      </w:pPr>
+    </w:p>
+    <w:p>
+      <w:pPr>
+        <w:spacing w:line="240" w:lineRule="auto"/>
+        <w:ind w:left="720" w:hanging="720"/>
+        <w:rPr>
+          <w:rFonts w:ascii="Times New Roman" w:eastAsia="Times New Roman" w:hAnsi="Times New Roman" w:cs="Times New Roman"/>
+          <w:color w:val="auto"/>
+        </w:rPr>
+      </w:pPr>
+      <w:r>
+        <w:rPr>
+          <w:rFonts w:ascii="Times New Roman" w:eastAsia="Times New Roman" w:hAnsi="Times New Roman" w:cs="Times New Roman"/>
+          <w:b/>
+          <w:bCs/>
+          <w:color w:val="auto"/>
+        </w:rPr>
+        <w:t>Phalen, P.,</w:t>
+      </w:r>
+      <w:r>
+        <w:rPr>
+          <w:rFonts w:ascii="Times New Roman" w:eastAsia="Times New Roman" w:hAnsi="Times New Roman" w:cs="Times New Roman"/>
+          <w:color w:val="auto"/>
+        </w:rPr>
+        <w:t xml:space="preserve"> Smith, W., Jones, N., Reznik, S., Marti, N., Cosgrove, J., Lopez, M., Calkins, M., Bennett, M. (2025). </w:t>
+      </w:r>
+      <w:r>
+        <w:rPr>
+          <w:rFonts w:ascii="Times New Roman" w:eastAsia="Times New Roman" w:hAnsi="Times New Roman" w:cs="Times New Roman"/>
+          <w:color w:val="auto"/>
+        </w:rPr>
+        <w:t>Reasons for Discharge in a National Network of Early Psychosis Intervention Programs</w:t>
+      </w:r>
+      <w:r>
+        <w:rPr>
+          <w:rFonts w:ascii="Times New Roman" w:eastAsia="Times New Roman" w:hAnsi="Times New Roman" w:cs="Times New Roman"/>
+          <w:color w:val="auto"/>
+        </w:rPr>
+        <w:t xml:space="preserve">. </w:t>
+      </w:r>
+      <w:r>
         <w:rPr>
           <w:rFonts w:ascii="Times New Roman" w:eastAsia="Times New Roman" w:hAnsi="Times New Roman" w:cs="Times New Roman"/>
           <w:i/>
           <w:iCs/>
           <w:color w:val="auto"/>
         </w:rPr>
-      </w:pPr>
-      <w:r>
-        <w:rPr>
-          <w:rFonts w:ascii="Times New Roman" w:eastAsia="Times New Roman" w:hAnsi="Times New Roman" w:cs="Times New Roman"/>
-          <w:b/>
-          <w:bCs/>
-          <w:color w:val="auto"/>
-        </w:rPr>
-        <w:t>Phalen, P.</w:t>
-      </w:r>
-      <w:r>
-        <w:rPr>
-          <w:rFonts w:ascii="Times New Roman" w:eastAsia="Times New Roman" w:hAnsi="Times New Roman" w:cs="Times New Roman"/>
-          <w:color w:val="auto"/>
-        </w:rPr>
-        <w:t xml:space="preserve">, Jones, N., Davis, B., </w:t>
-      </w:r>
-      <w:proofErr w:type="spellStart"/>
-      <w:r>
-        <w:rPr>
-          <w:rFonts w:ascii="Times New Roman" w:eastAsia="Times New Roman" w:hAnsi="Times New Roman" w:cs="Times New Roman"/>
-          <w:color w:val="auto"/>
-        </w:rPr>
-        <w:t>Sarpal</w:t>
-      </w:r>
-      <w:proofErr w:type="spellEnd"/>
-      <w:r>
-        <w:rPr>
-          <w:rFonts w:ascii="Times New Roman" w:eastAsia="Times New Roman" w:hAnsi="Times New Roman" w:cs="Times New Roman"/>
-          <w:color w:val="auto"/>
-        </w:rPr>
-        <w:t xml:space="preserve">, D., Dickerson, F., </w:t>
-      </w:r>
-      <w:proofErr w:type="spellStart"/>
-      <w:r>
-        <w:rPr>
-          <w:rFonts w:ascii="Times New Roman" w:eastAsia="Times New Roman" w:hAnsi="Times New Roman" w:cs="Times New Roman"/>
-          <w:color w:val="auto"/>
-        </w:rPr>
-        <w:t>Vatza</w:t>
-      </w:r>
-      <w:proofErr w:type="spellEnd"/>
-      <w:r>
-        <w:rPr>
-          <w:rFonts w:ascii="Times New Roman" w:eastAsia="Times New Roman" w:hAnsi="Times New Roman" w:cs="Times New Roman"/>
-          <w:color w:val="auto"/>
-        </w:rPr>
-        <w:t xml:space="preserve">, C., Jumper, M., Kuczynski, A., Thompson, E., Jay, S., Buchanan, R., </w:t>
-      </w:r>
-      <w:proofErr w:type="spellStart"/>
-      <w:r>
-        <w:rPr>
-          <w:rFonts w:ascii="Times New Roman" w:eastAsia="Times New Roman" w:hAnsi="Times New Roman" w:cs="Times New Roman"/>
-          <w:color w:val="auto"/>
-        </w:rPr>
-        <w:t>Chengappa</w:t>
-      </w:r>
-      <w:proofErr w:type="spellEnd"/>
-      <w:r>
-        <w:rPr>
-          <w:rFonts w:ascii="Times New Roman" w:eastAsia="Times New Roman" w:hAnsi="Times New Roman" w:cs="Times New Roman"/>
-          <w:color w:val="auto"/>
-        </w:rPr>
-        <w:t xml:space="preserve">, K. N. R., Goldberg, R., Kreyenbuhl, J., Margolis, R., Dong, F., Riggs, J., Moxam, A., Burris, E., Campbell, P., Cooke, A., </w:t>
-      </w:r>
-      <w:proofErr w:type="spellStart"/>
-      <w:r>
-        <w:rPr>
-          <w:rFonts w:ascii="Times New Roman" w:eastAsia="Times New Roman" w:hAnsi="Times New Roman" w:cs="Times New Roman"/>
-          <w:color w:val="auto"/>
-        </w:rPr>
-        <w:t>Ered</w:t>
-      </w:r>
-      <w:proofErr w:type="spellEnd"/>
-      <w:r>
-        <w:rPr>
-          <w:rFonts w:ascii="Times New Roman" w:eastAsia="Times New Roman" w:hAnsi="Times New Roman" w:cs="Times New Roman"/>
-          <w:color w:val="auto"/>
-        </w:rPr>
-        <w:t xml:space="preserve">, A, Fauble, M., Howell, C., Kelly, C., Namowicz, D., Rouse, K., Smith, W., Wolcott, M., Boumaiz, Y., Harvin, A., Saravana, A., Nayar, S., Kohler, C., Calkins, M. E., &amp; Bennett, M. (in press). Suicidality among patients in a network of Coordinated Specialty Care (CSC) programs for first-episode psychosis: Rates, changes in rates, and their predictors. </w:t>
-      </w:r>
-      <w:r>
+        <w:t>Schizophrenia Bulletin</w:t>
+      </w:r>
+      <w:r>
+        <w:rPr>
+          <w:rFonts w:ascii="Times New Roman" w:eastAsia="Times New Roman" w:hAnsi="Times New Roman" w:cs="Times New Roman"/>
+          <w:color w:val="auto"/>
+        </w:rPr>
+        <w:t xml:space="preserve">. </w:t>
+      </w:r>
+      <w:r>
+        <w:rPr>
+          <w:rFonts w:ascii="Times New Roman" w:eastAsia="Times New Roman" w:hAnsi="Times New Roman" w:cs="Times New Roman"/>
+          <w:color w:val="auto"/>
+        </w:rPr>
+        <w:t>https://doi.org/10.1093/schbul/sbae100</w:t>
+      </w:r>
+    </w:p>
+    <w:p>
+      <w:pPr>
+        <w:spacing w:line="240" w:lineRule="auto"/>
+        <w:rPr>
+          <w:rFonts w:ascii="Times New Roman" w:eastAsia="Times New Roman" w:hAnsi="Times New Roman" w:cs="Times New Roman"/>
+          <w:color w:val="auto"/>
+        </w:rPr>
+      </w:pPr>
+    </w:p>
+    <w:p>
+      <w:pPr>
+        <w:spacing w:line="240" w:lineRule="auto"/>
+        <w:ind w:left="720" w:hanging="720"/>
         <w:rPr>
           <w:rFonts w:ascii="Times New Roman" w:eastAsia="Times New Roman" w:hAnsi="Times New Roman" w:cs="Times New Roman"/>
           <w:i/>
           <w:iCs/>
           <w:color w:val="auto"/>
         </w:rPr>
-        <w:t>Schizophrenia Research.</w:t>
+      </w:pPr>
+      <w:r>
+        <w:rPr>
+          <w:rFonts w:ascii="Times New Roman" w:eastAsia="Times New Roman" w:hAnsi="Times New Roman" w:cs="Times New Roman"/>
+          <w:b/>
+          <w:bCs/>
+          <w:color w:val="auto"/>
+        </w:rPr>
+        <w:t>Phalen, P.</w:t>
+      </w:r>
+      <w:r>
+        <w:rPr>
+          <w:rFonts w:ascii="Times New Roman" w:eastAsia="Times New Roman" w:hAnsi="Times New Roman" w:cs="Times New Roman"/>
+          <w:color w:val="auto"/>
+        </w:rPr>
+        <w:t xml:space="preserve">, Jones, N., Davis, B., </w:t>
+      </w:r>
+      <w:proofErr w:type="spellStart"/>
+      <w:r>
+        <w:rPr>
+          <w:rFonts w:ascii="Times New Roman" w:eastAsia="Times New Roman" w:hAnsi="Times New Roman" w:cs="Times New Roman"/>
+          <w:color w:val="auto"/>
+        </w:rPr>
+        <w:t>Sarpal</w:t>
+      </w:r>
+      <w:proofErr w:type="spellEnd"/>
+      <w:r>
+        <w:rPr>
+          <w:rFonts w:ascii="Times New Roman" w:eastAsia="Times New Roman" w:hAnsi="Times New Roman" w:cs="Times New Roman"/>
+          <w:color w:val="auto"/>
+        </w:rPr>
+        <w:t xml:space="preserve">, D., Dickerson, F., </w:t>
+      </w:r>
+      <w:proofErr w:type="spellStart"/>
+      <w:r>
+        <w:rPr>
+          <w:rFonts w:ascii="Times New Roman" w:eastAsia="Times New Roman" w:hAnsi="Times New Roman" w:cs="Times New Roman"/>
+          <w:color w:val="auto"/>
+        </w:rPr>
+        <w:t>Vatza</w:t>
+      </w:r>
+      <w:proofErr w:type="spellEnd"/>
+      <w:r>
+        <w:rPr>
+          <w:rFonts w:ascii="Times New Roman" w:eastAsia="Times New Roman" w:hAnsi="Times New Roman" w:cs="Times New Roman"/>
+          <w:color w:val="auto"/>
+        </w:rPr>
+        <w:t xml:space="preserve">, C., Jumper, M., Kuczynski, A., Thompson, E., Jay, S., Buchanan, R., </w:t>
+      </w:r>
+      <w:proofErr w:type="spellStart"/>
+      <w:r>
+        <w:rPr>
+          <w:rFonts w:ascii="Times New Roman" w:eastAsia="Times New Roman" w:hAnsi="Times New Roman" w:cs="Times New Roman"/>
+          <w:color w:val="auto"/>
+        </w:rPr>
+        <w:t>Chengappa</w:t>
+      </w:r>
+      <w:proofErr w:type="spellEnd"/>
+      <w:r>
+        <w:rPr>
+          <w:rFonts w:ascii="Times New Roman" w:eastAsia="Times New Roman" w:hAnsi="Times New Roman" w:cs="Times New Roman"/>
+          <w:color w:val="auto"/>
+        </w:rPr>
+        <w:t xml:space="preserve">, K. N. R., Goldberg, R., Kreyenbuhl, J., Margolis, R., Dong, F., Riggs, J., Moxam, A., Burris, E., Campbell, P., Cooke, A., </w:t>
+      </w:r>
+      <w:proofErr w:type="spellStart"/>
+      <w:r>
+        <w:rPr>
+          <w:rFonts w:ascii="Times New Roman" w:eastAsia="Times New Roman" w:hAnsi="Times New Roman" w:cs="Times New Roman"/>
+          <w:color w:val="auto"/>
+        </w:rPr>
+        <w:t>Ered</w:t>
+      </w:r>
+      <w:proofErr w:type="spellEnd"/>
+      <w:r>
+        <w:rPr>
+          <w:rFonts w:ascii="Times New Roman" w:eastAsia="Times New Roman" w:hAnsi="Times New Roman" w:cs="Times New Roman"/>
+          <w:color w:val="auto"/>
+        </w:rPr>
+        <w:t>, A, Fauble, M., Howell, C., Kelly, C., Namowicz, D., Rouse, K., Smith, W., Wolcott, M., Boumaiz, Y., Harvin, A., Saravana, A., Nayar, S., Kohler, C., Calkins, M. E., &amp; Bennett, M. (</w:t>
+      </w:r>
+      <w:r>
+        <w:rPr>
+          <w:rFonts w:ascii="Times New Roman" w:eastAsia="Times New Roman" w:hAnsi="Times New Roman" w:cs="Times New Roman"/>
+          <w:color w:val="auto"/>
+        </w:rPr>
+        <w:t>2024</w:t>
+      </w:r>
+      <w:r>
+        <w:rPr>
+          <w:rFonts w:ascii="Times New Roman" w:eastAsia="Times New Roman" w:hAnsi="Times New Roman" w:cs="Times New Roman"/>
+          <w:color w:val="auto"/>
+        </w:rPr>
+        <w:t xml:space="preserve">). Suicidality among patients in a network of Coordinated </w:t>
+      </w:r>
+      <w:r>
+        <w:rPr>
+          <w:rFonts w:ascii="Times New Roman" w:eastAsia="Times New Roman" w:hAnsi="Times New Roman" w:cs="Times New Roman"/>
+          <w:color w:val="auto"/>
+        </w:rPr>
+        <w:lastRenderedPageBreak/>
+        <w:t xml:space="preserve">Specialty Care (CSC) programs for first-episode psychosis: Rates, changes in rates, and their predictors. </w:t>
       </w:r>
       <w:r>
         <w:rPr>
@@ -3794,85 +3970,7 @@
           <w:iCs/>
           <w:color w:val="auto"/>
         </w:rPr>
-        <w:t xml:space="preserve"> </w:t>
-      </w:r>
-      <w:r>
-        <w:rPr>
-          <w:rFonts w:ascii="Times New Roman" w:eastAsia="Times New Roman" w:hAnsi="Times New Roman" w:cs="Times New Roman"/>
-          <w:color w:val="auto"/>
-        </w:rPr>
-        <w:t>https://doi.org/10.1016/j.schres.2024.07.054</w:t>
-      </w:r>
-    </w:p>
-    <w:p>
-      <w:pPr>
-        <w:spacing w:line="240" w:lineRule="auto"/>
-        <w:rPr>
-          <w:rFonts w:ascii="Times New Roman" w:eastAsia="Times New Roman" w:hAnsi="Times New Roman" w:cs="Times New Roman"/>
-          <w:color w:val="auto"/>
-        </w:rPr>
-      </w:pPr>
-    </w:p>
-    <w:p>
-      <w:pPr>
-        <w:spacing w:line="240" w:lineRule="auto"/>
-        <w:ind w:left="720" w:hanging="720"/>
-        <w:rPr>
-          <w:rFonts w:ascii="Times New Roman" w:eastAsia="Times New Roman" w:hAnsi="Times New Roman" w:cs="Times New Roman"/>
-          <w:color w:val="auto"/>
-        </w:rPr>
-      </w:pPr>
-      <w:r>
-        <w:rPr>
-          <w:rFonts w:ascii="Times New Roman" w:eastAsia="Times New Roman" w:hAnsi="Times New Roman" w:cs="Times New Roman"/>
-          <w:b/>
-          <w:bCs/>
-          <w:color w:val="auto"/>
-        </w:rPr>
-        <w:lastRenderedPageBreak/>
-        <w:t>Phalen, P.,</w:t>
-      </w:r>
-      <w:r>
-        <w:rPr>
-          <w:rFonts w:ascii="Times New Roman" w:eastAsia="Times New Roman" w:hAnsi="Times New Roman" w:cs="Times New Roman"/>
-          <w:color w:val="auto"/>
-        </w:rPr>
-        <w:t xml:space="preserve"> Smith, W., Jones, N., Reznik, S., Marti, N., Cosgrove, J., Lopez, M., Calkins, M., Bennett, M. (</w:t>
-      </w:r>
-      <w:r>
-        <w:rPr>
-          <w:rFonts w:ascii="Times New Roman" w:eastAsia="Times New Roman" w:hAnsi="Times New Roman" w:cs="Times New Roman"/>
-          <w:color w:val="auto"/>
-        </w:rPr>
-        <w:t>202</w:t>
-      </w:r>
-      <w:r>
-        <w:rPr>
-          <w:rFonts w:ascii="Times New Roman" w:eastAsia="Times New Roman" w:hAnsi="Times New Roman" w:cs="Times New Roman"/>
-          <w:color w:val="auto"/>
-        </w:rPr>
-        <w:t>5</w:t>
-      </w:r>
-      <w:r>
-        <w:rPr>
-          <w:rFonts w:ascii="Times New Roman" w:eastAsia="Times New Roman" w:hAnsi="Times New Roman" w:cs="Times New Roman"/>
-          <w:color w:val="auto"/>
-        </w:rPr>
-        <w:t xml:space="preserve">). </w:t>
-      </w:r>
-      <w:r>
-        <w:rPr>
-          <w:rFonts w:ascii="Times New Roman" w:eastAsia="Times New Roman" w:hAnsi="Times New Roman" w:cs="Times New Roman"/>
-          <w:color w:val="auto"/>
-        </w:rPr>
-        <w:t>Reasons for Discharge in a National Network of Early Psychosis Intervention Programs</w:t>
-      </w:r>
-      <w:r>
-        <w:rPr>
-          <w:rFonts w:ascii="Times New Roman" w:eastAsia="Times New Roman" w:hAnsi="Times New Roman" w:cs="Times New Roman"/>
-          <w:color w:val="auto"/>
-        </w:rPr>
-        <w:t xml:space="preserve">. </w:t>
+        <w:t>Schizophrenia Research.</w:t>
       </w:r>
       <w:r>
         <w:rPr>
@@ -3881,20 +3979,6 @@
           <w:iCs/>
           <w:color w:val="auto"/>
         </w:rPr>
-        <w:t>Schizophrenia Bulletin</w:t>
-      </w:r>
-      <w:r>
-        <w:rPr>
-          <w:rFonts w:ascii="Times New Roman" w:eastAsia="Times New Roman" w:hAnsi="Times New Roman" w:cs="Times New Roman"/>
-          <w:color w:val="auto"/>
-        </w:rPr>
-        <w:t>.</w:t>
-      </w:r>
-      <w:r>
-        <w:rPr>
-          <w:rFonts w:ascii="Times New Roman" w:eastAsia="Times New Roman" w:hAnsi="Times New Roman" w:cs="Times New Roman"/>
-          <w:color w:val="auto"/>
-        </w:rPr>
         <w:t xml:space="preserve"> </w:t>
       </w:r>
       <w:r>
@@ -3902,7 +3986,7 @@
           <w:rFonts w:ascii="Times New Roman" w:eastAsia="Times New Roman" w:hAnsi="Times New Roman" w:cs="Times New Roman"/>
           <w:color w:val="auto"/>
         </w:rPr>
-        <w:t>https://doi.org/10.1093/schbul/sbae100</w:t>
+        <w:t>https://doi.org/10.1016/j.schres.2024.07.054</w:t>
       </w:r>
     </w:p>
     <w:p>
@@ -4603,264 +4687,6 @@
         </w:rPr>
         <w:t>Schizophrenia Research.</w:t>
       </w:r>
-    </w:p>
-    <w:p>
-      <w:pPr>
-        <w:spacing w:line="240" w:lineRule="auto"/>
-        <w:rPr>
-          <w:rFonts w:ascii="Times New Roman" w:eastAsia="Times New Roman" w:hAnsi="Times New Roman" w:cs="Times New Roman"/>
-          <w:color w:val="auto"/>
-        </w:rPr>
-      </w:pPr>
-    </w:p>
-    <w:p>
-      <w:pPr>
-        <w:spacing w:line="240" w:lineRule="auto"/>
-        <w:ind w:left="720" w:hanging="720"/>
-        <w:rPr>
-          <w:rFonts w:ascii="Times New Roman" w:eastAsia="Times New Roman" w:hAnsi="Times New Roman" w:cs="Times New Roman"/>
-          <w:color w:val="auto"/>
-        </w:rPr>
-      </w:pPr>
-      <w:proofErr w:type="spellStart"/>
-      <w:r>
-        <w:rPr>
-          <w:rFonts w:ascii="Times New Roman" w:eastAsia="Times New Roman" w:hAnsi="Times New Roman" w:cs="Times New Roman"/>
-          <w:color w:val="auto"/>
-        </w:rPr>
-        <w:t>Benrimoh</w:t>
-      </w:r>
-      <w:proofErr w:type="spellEnd"/>
-      <w:r>
-        <w:rPr>
-          <w:rFonts w:ascii="Times New Roman" w:eastAsia="Times New Roman" w:hAnsi="Times New Roman" w:cs="Times New Roman"/>
-          <w:color w:val="auto"/>
-        </w:rPr>
-        <w:t>,</w:t>
-      </w:r>
-      <w:r>
-        <w:rPr>
-          <w:rFonts w:ascii="Times New Roman" w:eastAsia="Times New Roman" w:hAnsi="Times New Roman" w:cs="Times New Roman"/>
-          <w:color w:val="auto"/>
-        </w:rPr>
-        <w:t xml:space="preserve"> D.,</w:t>
-      </w:r>
-      <w:r>
-        <w:rPr>
-          <w:rFonts w:ascii="Times New Roman" w:eastAsia="Times New Roman" w:hAnsi="Times New Roman" w:cs="Times New Roman"/>
-          <w:color w:val="auto"/>
-        </w:rPr>
-        <w:t xml:space="preserve"> </w:t>
-      </w:r>
-      <w:proofErr w:type="spellStart"/>
-      <w:r>
-        <w:rPr>
-          <w:rFonts w:ascii="Times New Roman" w:eastAsia="Times New Roman" w:hAnsi="Times New Roman" w:cs="Times New Roman"/>
-          <w:color w:val="auto"/>
-        </w:rPr>
-        <w:t>Dlugunovych</w:t>
-      </w:r>
-      <w:proofErr w:type="spellEnd"/>
-      <w:r>
-        <w:rPr>
-          <w:rFonts w:ascii="Times New Roman" w:eastAsia="Times New Roman" w:hAnsi="Times New Roman" w:cs="Times New Roman"/>
-          <w:color w:val="auto"/>
-        </w:rPr>
-        <w:t>,</w:t>
-      </w:r>
-      <w:r>
-        <w:rPr>
-          <w:rFonts w:ascii="Times New Roman" w:eastAsia="Times New Roman" w:hAnsi="Times New Roman" w:cs="Times New Roman"/>
-          <w:color w:val="auto"/>
-        </w:rPr>
-        <w:t xml:space="preserve"> V.,</w:t>
-      </w:r>
-      <w:r>
-        <w:rPr>
-          <w:rFonts w:ascii="Times New Roman" w:eastAsia="Times New Roman" w:hAnsi="Times New Roman" w:cs="Times New Roman"/>
-          <w:color w:val="auto"/>
-        </w:rPr>
-        <w:t xml:space="preserve"> Wright,</w:t>
-      </w:r>
-      <w:r>
-        <w:rPr>
-          <w:rFonts w:ascii="Times New Roman" w:eastAsia="Times New Roman" w:hAnsi="Times New Roman" w:cs="Times New Roman"/>
-          <w:color w:val="auto"/>
-        </w:rPr>
-        <w:t xml:space="preserve"> A.,</w:t>
-      </w:r>
-      <w:r>
-        <w:rPr>
-          <w:rFonts w:ascii="Times New Roman" w:eastAsia="Times New Roman" w:hAnsi="Times New Roman" w:cs="Times New Roman"/>
-          <w:color w:val="auto"/>
-        </w:rPr>
-        <w:t xml:space="preserve"> </w:t>
-      </w:r>
-      <w:r>
-        <w:rPr>
-          <w:rFonts w:ascii="Times New Roman" w:eastAsia="Times New Roman" w:hAnsi="Times New Roman" w:cs="Times New Roman"/>
-          <w:b/>
-          <w:bCs/>
-          <w:color w:val="auto"/>
-        </w:rPr>
-        <w:t>Phalen, P.</w:t>
-      </w:r>
-      <w:r>
-        <w:rPr>
-          <w:rFonts w:ascii="Times New Roman" w:eastAsia="Times New Roman" w:hAnsi="Times New Roman" w:cs="Times New Roman"/>
-          <w:color w:val="auto"/>
-        </w:rPr>
-        <w:t>,</w:t>
-      </w:r>
-      <w:r>
-        <w:rPr>
-          <w:rFonts w:ascii="Times New Roman" w:eastAsia="Times New Roman" w:hAnsi="Times New Roman" w:cs="Times New Roman"/>
-          <w:color w:val="auto"/>
-        </w:rPr>
-        <w:t xml:space="preserve"> Funaro, </w:t>
-      </w:r>
-      <w:r>
-        <w:rPr>
-          <w:rFonts w:ascii="Times New Roman" w:eastAsia="Times New Roman" w:hAnsi="Times New Roman" w:cs="Times New Roman"/>
-          <w:color w:val="auto"/>
-        </w:rPr>
-        <w:t xml:space="preserve">M., </w:t>
-      </w:r>
-      <w:r>
-        <w:rPr>
-          <w:rFonts w:ascii="Times New Roman" w:eastAsia="Times New Roman" w:hAnsi="Times New Roman" w:cs="Times New Roman"/>
-          <w:color w:val="auto"/>
-        </w:rPr>
-        <w:t>Ferrara,</w:t>
-      </w:r>
-      <w:r>
-        <w:rPr>
-          <w:rFonts w:ascii="Times New Roman" w:eastAsia="Times New Roman" w:hAnsi="Times New Roman" w:cs="Times New Roman"/>
-          <w:color w:val="auto"/>
-        </w:rPr>
-        <w:t xml:space="preserve"> M., </w:t>
-      </w:r>
-      <w:r>
-        <w:rPr>
-          <w:rFonts w:ascii="Times New Roman" w:eastAsia="Times New Roman" w:hAnsi="Times New Roman" w:cs="Times New Roman"/>
-          <w:color w:val="auto"/>
-        </w:rPr>
-        <w:t>Powers,</w:t>
-      </w:r>
-      <w:r>
-        <w:rPr>
-          <w:rFonts w:ascii="Times New Roman" w:eastAsia="Times New Roman" w:hAnsi="Times New Roman" w:cs="Times New Roman"/>
-          <w:color w:val="auto"/>
-        </w:rPr>
-        <w:t xml:space="preserve"> A.,</w:t>
-      </w:r>
-      <w:r>
-        <w:rPr>
-          <w:rFonts w:ascii="Times New Roman" w:eastAsia="Times New Roman" w:hAnsi="Times New Roman" w:cs="Times New Roman"/>
-          <w:color w:val="auto"/>
-        </w:rPr>
-        <w:t xml:space="preserve"> Woods, </w:t>
-      </w:r>
-      <w:r>
-        <w:rPr>
-          <w:rFonts w:ascii="Times New Roman" w:eastAsia="Times New Roman" w:hAnsi="Times New Roman" w:cs="Times New Roman"/>
-          <w:color w:val="auto"/>
-        </w:rPr>
-        <w:t xml:space="preserve">S., </w:t>
-      </w:r>
-      <w:proofErr w:type="spellStart"/>
-      <w:r>
-        <w:rPr>
-          <w:rFonts w:ascii="Times New Roman" w:eastAsia="Times New Roman" w:hAnsi="Times New Roman" w:cs="Times New Roman"/>
-          <w:color w:val="auto"/>
-        </w:rPr>
-        <w:t>Guloksuz</w:t>
-      </w:r>
-      <w:proofErr w:type="spellEnd"/>
-      <w:r>
-        <w:rPr>
-          <w:rFonts w:ascii="Times New Roman" w:eastAsia="Times New Roman" w:hAnsi="Times New Roman" w:cs="Times New Roman"/>
-          <w:color w:val="auto"/>
-        </w:rPr>
-        <w:t>,</w:t>
-      </w:r>
-      <w:r>
-        <w:rPr>
-          <w:rFonts w:ascii="Times New Roman" w:eastAsia="Times New Roman" w:hAnsi="Times New Roman" w:cs="Times New Roman"/>
-          <w:color w:val="auto"/>
-        </w:rPr>
-        <w:t xml:space="preserve"> S.,</w:t>
-      </w:r>
-      <w:r>
-        <w:rPr>
-          <w:rFonts w:ascii="Times New Roman" w:eastAsia="Times New Roman" w:hAnsi="Times New Roman" w:cs="Times New Roman"/>
-          <w:color w:val="auto"/>
-        </w:rPr>
-        <w:t xml:space="preserve"> Yung,</w:t>
-      </w:r>
-      <w:r>
-        <w:rPr>
-          <w:rFonts w:ascii="Times New Roman" w:eastAsia="Times New Roman" w:hAnsi="Times New Roman" w:cs="Times New Roman"/>
-          <w:color w:val="auto"/>
-        </w:rPr>
-        <w:t xml:space="preserve"> A.,</w:t>
-      </w:r>
-      <w:r>
-        <w:rPr>
-          <w:rFonts w:ascii="Times New Roman" w:eastAsia="Times New Roman" w:hAnsi="Times New Roman" w:cs="Times New Roman"/>
-          <w:color w:val="auto"/>
-        </w:rPr>
-        <w:t xml:space="preserve"> Srihari,</w:t>
-      </w:r>
-      <w:r>
-        <w:rPr>
-          <w:rFonts w:ascii="Times New Roman" w:eastAsia="Times New Roman" w:hAnsi="Times New Roman" w:cs="Times New Roman"/>
-          <w:color w:val="auto"/>
-        </w:rPr>
-        <w:t xml:space="preserve"> V.,</w:t>
-      </w:r>
-      <w:r>
-        <w:rPr>
-          <w:rFonts w:ascii="Times New Roman" w:eastAsia="Times New Roman" w:hAnsi="Times New Roman" w:cs="Times New Roman"/>
-          <w:color w:val="auto"/>
-        </w:rPr>
-        <w:t xml:space="preserve"> </w:t>
-      </w:r>
-      <w:r>
-        <w:rPr>
-          <w:rFonts w:ascii="Times New Roman" w:eastAsia="Times New Roman" w:hAnsi="Times New Roman" w:cs="Times New Roman"/>
-          <w:color w:val="auto"/>
-        </w:rPr>
-        <w:t>&amp; Shah, J. (</w:t>
-      </w:r>
-      <w:r>
-        <w:rPr>
-          <w:rFonts w:ascii="Times New Roman" w:eastAsia="Times New Roman" w:hAnsi="Times New Roman" w:cs="Times New Roman"/>
-          <w:color w:val="auto"/>
-        </w:rPr>
-        <w:t>2024</w:t>
-      </w:r>
-      <w:r>
-        <w:rPr>
-          <w:rFonts w:ascii="Times New Roman" w:eastAsia="Times New Roman" w:hAnsi="Times New Roman" w:cs="Times New Roman"/>
-          <w:color w:val="auto"/>
-        </w:rPr>
-        <w:t xml:space="preserve">). </w:t>
-      </w:r>
-      <w:r>
-        <w:rPr>
-          <w:rFonts w:ascii="Times New Roman" w:eastAsia="Times New Roman" w:hAnsi="Times New Roman" w:cs="Times New Roman"/>
-          <w:color w:val="auto"/>
-        </w:rPr>
-        <w:t>On the Proportion of Patients Who Experience a Prodrome Prior to Psychosis Onset - A Systematic Review and Meta-analysis</w:t>
-      </w:r>
-      <w:r>
-        <w:rPr>
-          <w:rFonts w:ascii="Times New Roman" w:eastAsia="Times New Roman" w:hAnsi="Times New Roman" w:cs="Times New Roman"/>
-          <w:color w:val="auto"/>
-        </w:rPr>
-        <w:t xml:space="preserve">. </w:t>
-      </w:r>
       <w:r>
         <w:rPr>
           <w:rFonts w:ascii="Times New Roman" w:eastAsia="Times New Roman" w:hAnsi="Times New Roman" w:cs="Times New Roman"/>
@@ -4868,176 +4694,7 @@
           <w:iCs/>
           <w:color w:val="auto"/>
         </w:rPr>
-        <w:t>Molecular Psychiatry.</w:t>
-      </w:r>
-      <w:r>
-        <w:rPr>
-          <w:rFonts w:ascii="Times New Roman" w:eastAsia="Times New Roman" w:hAnsi="Times New Roman" w:cs="Times New Roman"/>
-          <w:color w:val="auto"/>
-        </w:rPr>
         <w:t xml:space="preserve"> </w:t>
-      </w:r>
-      <w:r>
-        <w:rPr>
-          <w:rFonts w:ascii="Times New Roman" w:eastAsia="Times New Roman" w:hAnsi="Times New Roman" w:cs="Times New Roman"/>
-          <w:color w:val="auto"/>
-        </w:rPr>
-        <w:t xml:space="preserve"> </w:t>
-      </w:r>
-      <w:r>
-        <w:rPr>
-          <w:rFonts w:ascii="Times New Roman" w:eastAsia="Times New Roman" w:hAnsi="Times New Roman" w:cs="Times New Roman"/>
-          <w:color w:val="auto"/>
-        </w:rPr>
-        <w:t>https://doi.org/10.1038/s41380-024-02415-w</w:t>
-      </w:r>
-    </w:p>
-    <w:p>
-      <w:pPr>
-        <w:spacing w:line="240" w:lineRule="auto"/>
-        <w:ind w:left="720" w:hanging="720"/>
-        <w:rPr>
-          <w:rFonts w:ascii="Times New Roman" w:eastAsia="Times New Roman" w:hAnsi="Times New Roman" w:cs="Times New Roman"/>
-          <w:color w:val="auto"/>
-        </w:rPr>
-      </w:pPr>
-    </w:p>
-    <w:p>
-      <w:pPr>
-        <w:spacing w:line="240" w:lineRule="auto"/>
-        <w:ind w:left="720" w:hanging="720"/>
-        <w:rPr>
-          <w:rFonts w:ascii="Times New Roman" w:eastAsia="Times New Roman" w:hAnsi="Times New Roman" w:cs="Times New Roman"/>
-          <w:color w:val="auto"/>
-        </w:rPr>
-      </w:pPr>
-      <w:r>
-        <w:rPr>
-          <w:rFonts w:ascii="Times New Roman" w:eastAsia="Times New Roman" w:hAnsi="Times New Roman" w:cs="Times New Roman"/>
-          <w:color w:val="auto"/>
-        </w:rPr>
-        <w:t>Watson</w:t>
-      </w:r>
-      <w:r>
-        <w:rPr>
-          <w:rFonts w:ascii="Times New Roman" w:eastAsia="Times New Roman" w:hAnsi="Times New Roman" w:cs="Times New Roman"/>
-          <w:color w:val="auto"/>
-        </w:rPr>
-        <w:t>, D.,</w:t>
-      </w:r>
-      <w:r>
-        <w:rPr>
-          <w:rFonts w:ascii="Times New Roman" w:eastAsia="Times New Roman" w:hAnsi="Times New Roman" w:cs="Times New Roman"/>
-          <w:color w:val="auto"/>
-        </w:rPr>
-        <w:t xml:space="preserve"> Swartz</w:t>
-      </w:r>
-      <w:r>
-        <w:rPr>
-          <w:rFonts w:ascii="Times New Roman" w:eastAsia="Times New Roman" w:hAnsi="Times New Roman" w:cs="Times New Roman"/>
-          <w:color w:val="auto"/>
-        </w:rPr>
-        <w:t>, J.</w:t>
-      </w:r>
-      <w:r>
-        <w:rPr>
-          <w:rFonts w:ascii="Times New Roman" w:eastAsia="Times New Roman" w:hAnsi="Times New Roman" w:cs="Times New Roman"/>
-          <w:color w:val="auto"/>
-        </w:rPr>
-        <w:t>, Magee,</w:t>
-      </w:r>
-      <w:r>
-        <w:rPr>
-          <w:rFonts w:ascii="Times New Roman" w:eastAsia="Times New Roman" w:hAnsi="Times New Roman" w:cs="Times New Roman"/>
-          <w:color w:val="auto"/>
-        </w:rPr>
-        <w:t xml:space="preserve"> L.,</w:t>
-      </w:r>
-      <w:r>
-        <w:rPr>
-          <w:rFonts w:ascii="Times New Roman" w:eastAsia="Times New Roman" w:hAnsi="Times New Roman" w:cs="Times New Roman"/>
-          <w:color w:val="auto"/>
-        </w:rPr>
-        <w:t xml:space="preserve"> Bray</w:t>
-      </w:r>
-      <w:r>
-        <w:rPr>
-          <w:rFonts w:ascii="Times New Roman" w:eastAsia="Times New Roman" w:hAnsi="Times New Roman" w:cs="Times New Roman"/>
-          <w:color w:val="auto"/>
-        </w:rPr>
-        <w:t>, B.</w:t>
-      </w:r>
-      <w:r>
-        <w:rPr>
-          <w:rFonts w:ascii="Times New Roman" w:eastAsia="Times New Roman" w:hAnsi="Times New Roman" w:cs="Times New Roman"/>
-          <w:color w:val="auto"/>
-        </w:rPr>
-        <w:t xml:space="preserve">, </w:t>
-      </w:r>
-      <w:r>
-        <w:rPr>
-          <w:rFonts w:ascii="Times New Roman" w:eastAsia="Times New Roman" w:hAnsi="Times New Roman" w:cs="Times New Roman"/>
-          <w:b/>
-          <w:bCs/>
-          <w:color w:val="auto"/>
-        </w:rPr>
-        <w:t>Phalen, P.</w:t>
-      </w:r>
-      <w:r>
-        <w:rPr>
-          <w:rFonts w:ascii="Times New Roman" w:eastAsia="Times New Roman" w:hAnsi="Times New Roman" w:cs="Times New Roman"/>
-          <w:color w:val="auto"/>
-        </w:rPr>
-        <w:t>, Medcalf</w:t>
-      </w:r>
-      <w:r>
-        <w:rPr>
-          <w:rFonts w:ascii="Times New Roman" w:eastAsia="Times New Roman" w:hAnsi="Times New Roman" w:cs="Times New Roman"/>
-          <w:color w:val="auto"/>
-        </w:rPr>
-        <w:t>, S.,</w:t>
-      </w:r>
-      <w:r>
-        <w:rPr>
-          <w:rFonts w:ascii="Times New Roman" w:eastAsia="Times New Roman" w:hAnsi="Times New Roman" w:cs="Times New Roman"/>
-          <w:color w:val="auto"/>
-        </w:rPr>
-        <w:t xml:space="preserve"> McGuir</w:t>
-      </w:r>
-      <w:r>
-        <w:rPr>
-          <w:rFonts w:ascii="Times New Roman" w:eastAsia="Times New Roman" w:hAnsi="Times New Roman" w:cs="Times New Roman"/>
-          <w:color w:val="auto"/>
-        </w:rPr>
-        <w:t>e, A. (</w:t>
-      </w:r>
-      <w:r>
-        <w:rPr>
-          <w:rFonts w:ascii="Times New Roman" w:eastAsia="Times New Roman" w:hAnsi="Times New Roman" w:cs="Times New Roman"/>
-          <w:color w:val="auto"/>
-        </w:rPr>
-        <w:t>2024</w:t>
-      </w:r>
-      <w:r>
-        <w:rPr>
-          <w:rFonts w:ascii="Times New Roman" w:eastAsia="Times New Roman" w:hAnsi="Times New Roman" w:cs="Times New Roman"/>
-          <w:color w:val="auto"/>
-        </w:rPr>
-        <w:t xml:space="preserve">). </w:t>
-      </w:r>
-      <w:r>
-        <w:rPr>
-          <w:rFonts w:ascii="Times New Roman" w:eastAsia="Times New Roman" w:hAnsi="Times New Roman" w:cs="Times New Roman"/>
-          <w:color w:val="auto"/>
-        </w:rPr>
-        <w:t>Latent class analysis of emergency department patients engaged in telehealth peer recovery support services and associations of identified classes with post-discharge outcomes</w:t>
-      </w:r>
-      <w:r>
-        <w:rPr>
-          <w:rFonts w:ascii="Times New Roman" w:eastAsia="Times New Roman" w:hAnsi="Times New Roman" w:cs="Times New Roman"/>
-          <w:color w:val="auto"/>
-        </w:rPr>
-        <w:t xml:space="preserve">. </w:t>
       </w:r>
       <w:r>
         <w:rPr>
@@ -5046,8 +4703,17 @@
           <w:iCs/>
           <w:color w:val="auto"/>
         </w:rPr>
-        <w:t>Journal of Substance Use and Addiction Treatment.</w:t>
-      </w:r>
+        <w:t>https://doi.org/10.1016/j.schres.2024.01.001</w:t>
+      </w:r>
+    </w:p>
+    <w:p>
+      <w:pPr>
+        <w:spacing w:line="240" w:lineRule="auto"/>
+        <w:rPr>
+          <w:rFonts w:ascii="Times New Roman" w:eastAsia="Times New Roman" w:hAnsi="Times New Roman" w:cs="Times New Roman"/>
+          <w:color w:val="auto"/>
+        </w:rPr>
+      </w:pPr>
     </w:p>
     <w:p>
       <w:pPr>
@@ -5058,38 +4724,244 @@
           <w:color w:val="auto"/>
         </w:rPr>
       </w:pPr>
-    </w:p>
-    <w:p>
-      <w:pPr>
-        <w:spacing w:line="240" w:lineRule="auto"/>
-        <w:ind w:left="720" w:hanging="720"/>
-        <w:rPr>
-          <w:rFonts w:ascii="Times New Roman" w:eastAsia="Times New Roman" w:hAnsi="Times New Roman" w:cs="Times New Roman"/>
-          <w:color w:val="auto"/>
-        </w:rPr>
-      </w:pPr>
-      <w:r>
-        <w:rPr>
-          <w:rFonts w:ascii="Times New Roman" w:eastAsia="Times New Roman" w:hAnsi="Times New Roman" w:cs="Times New Roman"/>
-          <w:color w:val="auto"/>
-        </w:rPr>
-        <w:t xml:space="preserve">Brady, D. J., </w:t>
-      </w:r>
-      <w:r>
-        <w:rPr>
-          <w:rFonts w:ascii="Times New Roman" w:eastAsia="Times New Roman" w:hAnsi="Times New Roman" w:cs="Times New Roman"/>
-          <w:b/>
-          <w:bCs/>
-          <w:color w:val="auto"/>
-        </w:rPr>
-        <w:t>Phalen, P. L</w:t>
-      </w:r>
-      <w:r>
-        <w:rPr>
-          <w:rFonts w:ascii="Times New Roman" w:eastAsia="Times New Roman" w:hAnsi="Times New Roman" w:cs="Times New Roman"/>
-          <w:color w:val="auto"/>
-        </w:rPr>
-        <w:t xml:space="preserve">., Roche, D. J., Cowan, T., &amp; Bennett, M. E. (2024). A reduction in cigarette smoking improves health-related quality of life and does not worsen psychiatric symptoms in individuals with serious mental illness. </w:t>
+      <w:proofErr w:type="spellStart"/>
+      <w:r>
+        <w:rPr>
+          <w:rFonts w:ascii="Times New Roman" w:eastAsia="Times New Roman" w:hAnsi="Times New Roman" w:cs="Times New Roman"/>
+          <w:color w:val="auto"/>
+        </w:rPr>
+        <w:t>Benrimoh</w:t>
+      </w:r>
+      <w:proofErr w:type="spellEnd"/>
+      <w:r>
+        <w:rPr>
+          <w:rFonts w:ascii="Times New Roman" w:eastAsia="Times New Roman" w:hAnsi="Times New Roman" w:cs="Times New Roman"/>
+          <w:color w:val="auto"/>
+        </w:rPr>
+        <w:t>,</w:t>
+      </w:r>
+      <w:r>
+        <w:rPr>
+          <w:rFonts w:ascii="Times New Roman" w:eastAsia="Times New Roman" w:hAnsi="Times New Roman" w:cs="Times New Roman"/>
+          <w:color w:val="auto"/>
+        </w:rPr>
+        <w:t xml:space="preserve"> D.,</w:t>
+      </w:r>
+      <w:r>
+        <w:rPr>
+          <w:rFonts w:ascii="Times New Roman" w:eastAsia="Times New Roman" w:hAnsi="Times New Roman" w:cs="Times New Roman"/>
+          <w:color w:val="auto"/>
+        </w:rPr>
+        <w:t xml:space="preserve"> </w:t>
+      </w:r>
+      <w:proofErr w:type="spellStart"/>
+      <w:r>
+        <w:rPr>
+          <w:rFonts w:ascii="Times New Roman" w:eastAsia="Times New Roman" w:hAnsi="Times New Roman" w:cs="Times New Roman"/>
+          <w:color w:val="auto"/>
+        </w:rPr>
+        <w:t>Dlugunovych</w:t>
+      </w:r>
+      <w:proofErr w:type="spellEnd"/>
+      <w:r>
+        <w:rPr>
+          <w:rFonts w:ascii="Times New Roman" w:eastAsia="Times New Roman" w:hAnsi="Times New Roman" w:cs="Times New Roman"/>
+          <w:color w:val="auto"/>
+        </w:rPr>
+        <w:t>,</w:t>
+      </w:r>
+      <w:r>
+        <w:rPr>
+          <w:rFonts w:ascii="Times New Roman" w:eastAsia="Times New Roman" w:hAnsi="Times New Roman" w:cs="Times New Roman"/>
+          <w:color w:val="auto"/>
+        </w:rPr>
+        <w:t xml:space="preserve"> V.,</w:t>
+      </w:r>
+      <w:r>
+        <w:rPr>
+          <w:rFonts w:ascii="Times New Roman" w:eastAsia="Times New Roman" w:hAnsi="Times New Roman" w:cs="Times New Roman"/>
+          <w:color w:val="auto"/>
+        </w:rPr>
+        <w:t xml:space="preserve"> Wright,</w:t>
+      </w:r>
+      <w:r>
+        <w:rPr>
+          <w:rFonts w:ascii="Times New Roman" w:eastAsia="Times New Roman" w:hAnsi="Times New Roman" w:cs="Times New Roman"/>
+          <w:color w:val="auto"/>
+        </w:rPr>
+        <w:t xml:space="preserve"> A.,</w:t>
+      </w:r>
+      <w:r>
+        <w:rPr>
+          <w:rFonts w:ascii="Times New Roman" w:eastAsia="Times New Roman" w:hAnsi="Times New Roman" w:cs="Times New Roman"/>
+          <w:color w:val="auto"/>
+        </w:rPr>
+        <w:t xml:space="preserve"> </w:t>
+      </w:r>
+      <w:r>
+        <w:rPr>
+          <w:rFonts w:ascii="Times New Roman" w:eastAsia="Times New Roman" w:hAnsi="Times New Roman" w:cs="Times New Roman"/>
+          <w:b/>
+          <w:bCs/>
+          <w:color w:val="auto"/>
+        </w:rPr>
+        <w:t>Phalen, P.</w:t>
+      </w:r>
+      <w:r>
+        <w:rPr>
+          <w:rFonts w:ascii="Times New Roman" w:eastAsia="Times New Roman" w:hAnsi="Times New Roman" w:cs="Times New Roman"/>
+          <w:color w:val="auto"/>
+        </w:rPr>
+        <w:t>,</w:t>
+      </w:r>
+      <w:r>
+        <w:rPr>
+          <w:rFonts w:ascii="Times New Roman" w:eastAsia="Times New Roman" w:hAnsi="Times New Roman" w:cs="Times New Roman"/>
+          <w:color w:val="auto"/>
+        </w:rPr>
+        <w:t xml:space="preserve"> Funaro, </w:t>
+      </w:r>
+      <w:r>
+        <w:rPr>
+          <w:rFonts w:ascii="Times New Roman" w:eastAsia="Times New Roman" w:hAnsi="Times New Roman" w:cs="Times New Roman"/>
+          <w:color w:val="auto"/>
+        </w:rPr>
+        <w:t xml:space="preserve">M., </w:t>
+      </w:r>
+      <w:r>
+        <w:rPr>
+          <w:rFonts w:ascii="Times New Roman" w:eastAsia="Times New Roman" w:hAnsi="Times New Roman" w:cs="Times New Roman"/>
+          <w:color w:val="auto"/>
+        </w:rPr>
+        <w:t>Ferrara,</w:t>
+      </w:r>
+      <w:r>
+        <w:rPr>
+          <w:rFonts w:ascii="Times New Roman" w:eastAsia="Times New Roman" w:hAnsi="Times New Roman" w:cs="Times New Roman"/>
+          <w:color w:val="auto"/>
+        </w:rPr>
+        <w:t xml:space="preserve"> M., </w:t>
+      </w:r>
+      <w:r>
+        <w:rPr>
+          <w:rFonts w:ascii="Times New Roman" w:eastAsia="Times New Roman" w:hAnsi="Times New Roman" w:cs="Times New Roman"/>
+          <w:color w:val="auto"/>
+        </w:rPr>
+        <w:t>Powers,</w:t>
+      </w:r>
+      <w:r>
+        <w:rPr>
+          <w:rFonts w:ascii="Times New Roman" w:eastAsia="Times New Roman" w:hAnsi="Times New Roman" w:cs="Times New Roman"/>
+          <w:color w:val="auto"/>
+        </w:rPr>
+        <w:t xml:space="preserve"> A.,</w:t>
+      </w:r>
+      <w:r>
+        <w:rPr>
+          <w:rFonts w:ascii="Times New Roman" w:eastAsia="Times New Roman" w:hAnsi="Times New Roman" w:cs="Times New Roman"/>
+          <w:color w:val="auto"/>
+        </w:rPr>
+        <w:t xml:space="preserve"> Woods, </w:t>
+      </w:r>
+      <w:r>
+        <w:rPr>
+          <w:rFonts w:ascii="Times New Roman" w:eastAsia="Times New Roman" w:hAnsi="Times New Roman" w:cs="Times New Roman"/>
+          <w:color w:val="auto"/>
+        </w:rPr>
+        <w:t xml:space="preserve">S., </w:t>
+      </w:r>
+      <w:proofErr w:type="spellStart"/>
+      <w:r>
+        <w:rPr>
+          <w:rFonts w:ascii="Times New Roman" w:eastAsia="Times New Roman" w:hAnsi="Times New Roman" w:cs="Times New Roman"/>
+          <w:color w:val="auto"/>
+        </w:rPr>
+        <w:t>Guloksuz</w:t>
+      </w:r>
+      <w:proofErr w:type="spellEnd"/>
+      <w:r>
+        <w:rPr>
+          <w:rFonts w:ascii="Times New Roman" w:eastAsia="Times New Roman" w:hAnsi="Times New Roman" w:cs="Times New Roman"/>
+          <w:color w:val="auto"/>
+        </w:rPr>
+        <w:t>,</w:t>
+      </w:r>
+      <w:r>
+        <w:rPr>
+          <w:rFonts w:ascii="Times New Roman" w:eastAsia="Times New Roman" w:hAnsi="Times New Roman" w:cs="Times New Roman"/>
+          <w:color w:val="auto"/>
+        </w:rPr>
+        <w:t xml:space="preserve"> S.,</w:t>
+      </w:r>
+      <w:r>
+        <w:rPr>
+          <w:rFonts w:ascii="Times New Roman" w:eastAsia="Times New Roman" w:hAnsi="Times New Roman" w:cs="Times New Roman"/>
+          <w:color w:val="auto"/>
+        </w:rPr>
+        <w:t xml:space="preserve"> Yung,</w:t>
+      </w:r>
+      <w:r>
+        <w:rPr>
+          <w:rFonts w:ascii="Times New Roman" w:eastAsia="Times New Roman" w:hAnsi="Times New Roman" w:cs="Times New Roman"/>
+          <w:color w:val="auto"/>
+        </w:rPr>
+        <w:t xml:space="preserve"> A.,</w:t>
+      </w:r>
+      <w:r>
+        <w:rPr>
+          <w:rFonts w:ascii="Times New Roman" w:eastAsia="Times New Roman" w:hAnsi="Times New Roman" w:cs="Times New Roman"/>
+          <w:color w:val="auto"/>
+        </w:rPr>
+        <w:t xml:space="preserve"> Srihari,</w:t>
+      </w:r>
+      <w:r>
+        <w:rPr>
+          <w:rFonts w:ascii="Times New Roman" w:eastAsia="Times New Roman" w:hAnsi="Times New Roman" w:cs="Times New Roman"/>
+          <w:color w:val="auto"/>
+        </w:rPr>
+        <w:t xml:space="preserve"> V.,</w:t>
+      </w:r>
+      <w:r>
+        <w:rPr>
+          <w:rFonts w:ascii="Times New Roman" w:eastAsia="Times New Roman" w:hAnsi="Times New Roman" w:cs="Times New Roman"/>
+          <w:color w:val="auto"/>
+        </w:rPr>
+        <w:t xml:space="preserve"> </w:t>
+      </w:r>
+      <w:r>
+        <w:rPr>
+          <w:rFonts w:ascii="Times New Roman" w:eastAsia="Times New Roman" w:hAnsi="Times New Roman" w:cs="Times New Roman"/>
+          <w:color w:val="auto"/>
+        </w:rPr>
+        <w:t>&amp; Shah, J. (</w:t>
+      </w:r>
+      <w:r>
+        <w:rPr>
+          <w:rFonts w:ascii="Times New Roman" w:eastAsia="Times New Roman" w:hAnsi="Times New Roman" w:cs="Times New Roman"/>
+          <w:color w:val="auto"/>
+        </w:rPr>
+        <w:t>2024</w:t>
+      </w:r>
+      <w:r>
+        <w:rPr>
+          <w:rFonts w:ascii="Times New Roman" w:eastAsia="Times New Roman" w:hAnsi="Times New Roman" w:cs="Times New Roman"/>
+          <w:color w:val="auto"/>
+        </w:rPr>
+        <w:t xml:space="preserve">). </w:t>
+      </w:r>
+      <w:r>
+        <w:rPr>
+          <w:rFonts w:ascii="Times New Roman" w:eastAsia="Times New Roman" w:hAnsi="Times New Roman" w:cs="Times New Roman"/>
+          <w:color w:val="auto"/>
+        </w:rPr>
+        <w:t>On the Proportion of Patients Who Experience a Prodrome Prior to Psychosis Onset - A Systematic Review and Meta-analysis</w:t>
+      </w:r>
+      <w:r>
+        <w:rPr>
+          <w:rFonts w:ascii="Times New Roman" w:eastAsia="Times New Roman" w:hAnsi="Times New Roman" w:cs="Times New Roman"/>
+          <w:color w:val="auto"/>
+        </w:rPr>
+        <w:t xml:space="preserve">. </w:t>
       </w:r>
       <w:r>
         <w:rPr>
@@ -5098,24 +4970,29 @@
           <w:iCs/>
           <w:color w:val="auto"/>
         </w:rPr>
-        <w:t>Addictive Behaviors, 151</w:t>
-      </w:r>
-      <w:r>
-        <w:rPr>
-          <w:rFonts w:ascii="Times New Roman" w:eastAsia="Times New Roman" w:hAnsi="Times New Roman" w:cs="Times New Roman"/>
-          <w:color w:val="auto"/>
-        </w:rPr>
-        <w:t>, 107949.</w:t>
-      </w:r>
-    </w:p>
-    <w:p>
-      <w:pPr>
-        <w:spacing w:line="240" w:lineRule="auto"/>
-        <w:rPr>
-          <w:rFonts w:ascii="Times New Roman" w:eastAsia="Times New Roman" w:hAnsi="Times New Roman" w:cs="Times New Roman"/>
-          <w:color w:val="auto"/>
-        </w:rPr>
-      </w:pPr>
+        <w:t>Molecular Psychiatry.</w:t>
+      </w:r>
+      <w:r>
+        <w:rPr>
+          <w:rFonts w:ascii="Times New Roman" w:eastAsia="Times New Roman" w:hAnsi="Times New Roman" w:cs="Times New Roman"/>
+          <w:color w:val="auto"/>
+        </w:rPr>
+        <w:t xml:space="preserve"> </w:t>
+      </w:r>
+      <w:r>
+        <w:rPr>
+          <w:rFonts w:ascii="Times New Roman" w:eastAsia="Times New Roman" w:hAnsi="Times New Roman" w:cs="Times New Roman"/>
+          <w:color w:val="auto"/>
+        </w:rPr>
+        <w:t xml:space="preserve"> </w:t>
+      </w:r>
+      <w:r>
+        <w:rPr>
+          <w:rFonts w:ascii="Times New Roman" w:eastAsia="Times New Roman" w:hAnsi="Times New Roman" w:cs="Times New Roman"/>
+          <w:color w:val="auto"/>
+        </w:rPr>
+        <w:t>https://doi.org/10.1038/s41380-024-02415-w</w:t>
+      </w:r>
     </w:p>
     <w:p>
       <w:pPr>
@@ -5126,6 +5003,79 @@
           <w:color w:val="auto"/>
         </w:rPr>
       </w:pPr>
+    </w:p>
+    <w:p>
+      <w:pPr>
+        <w:spacing w:line="240" w:lineRule="auto"/>
+        <w:ind w:left="720" w:hanging="720"/>
+        <w:rPr>
+          <w:rFonts w:ascii="Times New Roman" w:eastAsia="Times New Roman" w:hAnsi="Times New Roman" w:cs="Times New Roman"/>
+          <w:color w:val="auto"/>
+        </w:rPr>
+      </w:pPr>
+      <w:r>
+        <w:rPr>
+          <w:rFonts w:ascii="Times New Roman" w:eastAsia="Times New Roman" w:hAnsi="Times New Roman" w:cs="Times New Roman"/>
+          <w:color w:val="auto"/>
+        </w:rPr>
+        <w:t>Watson</w:t>
+      </w:r>
+      <w:r>
+        <w:rPr>
+          <w:rFonts w:ascii="Times New Roman" w:eastAsia="Times New Roman" w:hAnsi="Times New Roman" w:cs="Times New Roman"/>
+          <w:color w:val="auto"/>
+        </w:rPr>
+        <w:t>, D.,</w:t>
+      </w:r>
+      <w:r>
+        <w:rPr>
+          <w:rFonts w:ascii="Times New Roman" w:eastAsia="Times New Roman" w:hAnsi="Times New Roman" w:cs="Times New Roman"/>
+          <w:color w:val="auto"/>
+        </w:rPr>
+        <w:t xml:space="preserve"> Swartz</w:t>
+      </w:r>
+      <w:r>
+        <w:rPr>
+          <w:rFonts w:ascii="Times New Roman" w:eastAsia="Times New Roman" w:hAnsi="Times New Roman" w:cs="Times New Roman"/>
+          <w:color w:val="auto"/>
+        </w:rPr>
+        <w:t>, J.</w:t>
+      </w:r>
+      <w:r>
+        <w:rPr>
+          <w:rFonts w:ascii="Times New Roman" w:eastAsia="Times New Roman" w:hAnsi="Times New Roman" w:cs="Times New Roman"/>
+          <w:color w:val="auto"/>
+        </w:rPr>
+        <w:t>, Magee,</w:t>
+      </w:r>
+      <w:r>
+        <w:rPr>
+          <w:rFonts w:ascii="Times New Roman" w:eastAsia="Times New Roman" w:hAnsi="Times New Roman" w:cs="Times New Roman"/>
+          <w:color w:val="auto"/>
+        </w:rPr>
+        <w:t xml:space="preserve"> L.,</w:t>
+      </w:r>
+      <w:r>
+        <w:rPr>
+          <w:rFonts w:ascii="Times New Roman" w:eastAsia="Times New Roman" w:hAnsi="Times New Roman" w:cs="Times New Roman"/>
+          <w:color w:val="auto"/>
+        </w:rPr>
+        <w:t xml:space="preserve"> Bray</w:t>
+      </w:r>
+      <w:r>
+        <w:rPr>
+          <w:rFonts w:ascii="Times New Roman" w:eastAsia="Times New Roman" w:hAnsi="Times New Roman" w:cs="Times New Roman"/>
+          <w:color w:val="auto"/>
+        </w:rPr>
+        <w:t>, B.</w:t>
+      </w:r>
+      <w:r>
+        <w:rPr>
+          <w:rFonts w:ascii="Times New Roman" w:eastAsia="Times New Roman" w:hAnsi="Times New Roman" w:cs="Times New Roman"/>
+          <w:color w:val="auto"/>
+        </w:rPr>
+        <w:t xml:space="preserve">, </w:t>
+      </w:r>
       <w:r>
         <w:rPr>
           <w:rFonts w:ascii="Times New Roman" w:eastAsia="Times New Roman" w:hAnsi="Times New Roman" w:cs="Times New Roman"/>
@@ -5140,23 +5090,28 @@
           <w:rFonts w:ascii="Times New Roman" w:eastAsia="Times New Roman" w:hAnsi="Times New Roman" w:cs="Times New Roman"/>
           <w:color w:val="auto"/>
         </w:rPr>
-        <w:t xml:space="preserve">, </w:t>
-      </w:r>
-      <w:proofErr w:type="spellStart"/>
-      <w:r>
-        <w:rPr>
-          <w:rFonts w:ascii="Times New Roman" w:eastAsia="Times New Roman" w:hAnsi="Times New Roman" w:cs="Times New Roman"/>
-          <w:color w:val="auto"/>
-        </w:rPr>
-        <w:t>Kimhy</w:t>
-      </w:r>
-      <w:proofErr w:type="spellEnd"/>
-      <w:r>
-        <w:rPr>
-          <w:rFonts w:ascii="Times New Roman" w:eastAsia="Times New Roman" w:hAnsi="Times New Roman" w:cs="Times New Roman"/>
-          <w:color w:val="auto"/>
-        </w:rPr>
-        <w:t>, D., Jobes, D., &amp; Bennett., M. (</w:t>
+        <w:t>, Medcalf</w:t>
+      </w:r>
+      <w:r>
+        <w:rPr>
+          <w:rFonts w:ascii="Times New Roman" w:eastAsia="Times New Roman" w:hAnsi="Times New Roman" w:cs="Times New Roman"/>
+          <w:color w:val="auto"/>
+        </w:rPr>
+        <w:t>, S.,</w:t>
+      </w:r>
+      <w:r>
+        <w:rPr>
+          <w:rFonts w:ascii="Times New Roman" w:eastAsia="Times New Roman" w:hAnsi="Times New Roman" w:cs="Times New Roman"/>
+          <w:color w:val="auto"/>
+        </w:rPr>
+        <w:t xml:space="preserve"> McGuir</w:t>
+      </w:r>
+      <w:r>
+        <w:rPr>
+          <w:rFonts w:ascii="Times New Roman" w:eastAsia="Times New Roman" w:hAnsi="Times New Roman" w:cs="Times New Roman"/>
+          <w:color w:val="auto"/>
+        </w:rPr>
+        <w:t>e, A. (</w:t>
       </w:r>
       <w:r>
         <w:rPr>
@@ -5177,7 +5132,7 @@
           <w:rFonts w:ascii="Times New Roman" w:eastAsia="Times New Roman" w:hAnsi="Times New Roman" w:cs="Times New Roman"/>
           <w:color w:val="auto"/>
         </w:rPr>
-        <w:t>Emotional distress and dysregulation as treatment targets to reduce suicide in psychosis: a scoping review</w:t>
+        <w:t>Latent class analysis of emergency department patients engaged in telehealth peer recovery support services and associations of identified classes with post-discharge outcomes</w:t>
       </w:r>
       <w:r>
         <w:rPr>
@@ -5193,234 +5148,7 @@
           <w:iCs/>
           <w:color w:val="auto"/>
         </w:rPr>
-        <w:t>European Archives of Psychiatry and Clinical Neuroscience</w:t>
-      </w:r>
-      <w:r>
-        <w:rPr>
-          <w:rFonts w:ascii="Times New Roman" w:eastAsia="Times New Roman" w:hAnsi="Times New Roman" w:cs="Times New Roman"/>
-          <w:color w:val="auto"/>
-        </w:rPr>
-        <w:t xml:space="preserve">. </w:t>
-      </w:r>
-      <w:r>
-        <w:rPr>
-          <w:rFonts w:ascii="Times New Roman" w:eastAsia="Times New Roman" w:hAnsi="Times New Roman" w:cs="Times New Roman"/>
-          <w:color w:val="auto"/>
-        </w:rPr>
-        <w:t>https://doi.org/10.1007/s00406-023-01675-x</w:t>
-      </w:r>
-    </w:p>
-    <w:p>
-      <w:pPr>
-        <w:spacing w:line="240" w:lineRule="auto"/>
-        <w:ind w:left="720" w:hanging="720"/>
-        <w:rPr>
-          <w:rFonts w:ascii="Times New Roman" w:eastAsia="Times New Roman" w:hAnsi="Times New Roman" w:cs="Times New Roman"/>
-          <w:b/>
-          <w:bCs/>
-          <w:color w:val="auto"/>
-        </w:rPr>
-      </w:pPr>
-    </w:p>
-    <w:p>
-      <w:pPr>
-        <w:spacing w:line="240" w:lineRule="auto"/>
-        <w:ind w:left="720" w:hanging="720"/>
-        <w:rPr>
-          <w:rFonts w:ascii="Times New Roman" w:eastAsia="Times New Roman" w:hAnsi="Times New Roman" w:cs="Times New Roman"/>
-          <w:color w:val="auto"/>
-        </w:rPr>
-      </w:pPr>
-      <w:r>
-        <w:rPr>
-          <w:rFonts w:ascii="Times New Roman" w:eastAsia="Times New Roman" w:hAnsi="Times New Roman" w:cs="Times New Roman"/>
-          <w:b/>
-          <w:bCs/>
-          <w:color w:val="auto"/>
-        </w:rPr>
-        <w:t>Phalen, P.</w:t>
-      </w:r>
-      <w:r>
-        <w:rPr>
-          <w:rFonts w:ascii="Times New Roman" w:eastAsia="Times New Roman" w:hAnsi="Times New Roman" w:cs="Times New Roman"/>
-          <w:color w:val="auto"/>
-        </w:rPr>
-        <w:t xml:space="preserve"> and Kivisto, A. (</w:t>
-      </w:r>
-      <w:r>
-        <w:rPr>
-          <w:rFonts w:ascii="Times New Roman" w:eastAsia="Times New Roman" w:hAnsi="Times New Roman" w:cs="Times New Roman"/>
-          <w:color w:val="auto"/>
-        </w:rPr>
-        <w:t>202</w:t>
-      </w:r>
-      <w:r>
-        <w:rPr>
-          <w:rFonts w:ascii="Times New Roman" w:eastAsia="Times New Roman" w:hAnsi="Times New Roman" w:cs="Times New Roman"/>
-          <w:color w:val="auto"/>
-        </w:rPr>
-        <w:t>3</w:t>
-      </w:r>
-      <w:r>
-        <w:rPr>
-          <w:rFonts w:ascii="Times New Roman" w:eastAsia="Times New Roman" w:hAnsi="Times New Roman" w:cs="Times New Roman"/>
-          <w:color w:val="auto"/>
-        </w:rPr>
-        <w:t xml:space="preserve">). Research on </w:t>
-      </w:r>
-      <w:r>
-        <w:rPr>
-          <w:rFonts w:ascii="Times New Roman" w:eastAsia="Times New Roman" w:hAnsi="Times New Roman" w:cs="Times New Roman"/>
-          <w:color w:val="auto"/>
-        </w:rPr>
-        <w:t>y</w:t>
-      </w:r>
-      <w:r>
-        <w:rPr>
-          <w:rFonts w:ascii="Times New Roman" w:eastAsia="Times New Roman" w:hAnsi="Times New Roman" w:cs="Times New Roman"/>
-          <w:color w:val="auto"/>
-        </w:rPr>
-        <w:t xml:space="preserve">outh </w:t>
-      </w:r>
-      <w:r>
-        <w:rPr>
-          <w:rFonts w:ascii="Times New Roman" w:eastAsia="Times New Roman" w:hAnsi="Times New Roman" w:cs="Times New Roman"/>
-          <w:color w:val="auto"/>
-        </w:rPr>
-        <w:t>s</w:t>
-      </w:r>
-      <w:r>
-        <w:rPr>
-          <w:rFonts w:ascii="Times New Roman" w:eastAsia="Times New Roman" w:hAnsi="Times New Roman" w:cs="Times New Roman"/>
-          <w:color w:val="auto"/>
-        </w:rPr>
-        <w:t xml:space="preserve">uicide and </w:t>
-      </w:r>
-      <w:r>
-        <w:rPr>
-          <w:rFonts w:ascii="Times New Roman" w:eastAsia="Times New Roman" w:hAnsi="Times New Roman" w:cs="Times New Roman"/>
-          <w:color w:val="auto"/>
-        </w:rPr>
-        <w:t>s</w:t>
-      </w:r>
-      <w:r>
-        <w:rPr>
-          <w:rFonts w:ascii="Times New Roman" w:eastAsia="Times New Roman" w:hAnsi="Times New Roman" w:cs="Times New Roman"/>
-          <w:color w:val="auto"/>
-        </w:rPr>
-        <w:t xml:space="preserve">exual </w:t>
-      </w:r>
-      <w:r>
-        <w:rPr>
-          <w:rFonts w:ascii="Times New Roman" w:eastAsia="Times New Roman" w:hAnsi="Times New Roman" w:cs="Times New Roman"/>
-          <w:color w:val="auto"/>
-        </w:rPr>
-        <w:t>o</w:t>
-      </w:r>
-      <w:r>
-        <w:rPr>
-          <w:rFonts w:ascii="Times New Roman" w:eastAsia="Times New Roman" w:hAnsi="Times New Roman" w:cs="Times New Roman"/>
-          <w:color w:val="auto"/>
-        </w:rPr>
-        <w:t xml:space="preserve">rientation is </w:t>
-      </w:r>
-      <w:r>
-        <w:rPr>
-          <w:rFonts w:ascii="Times New Roman" w:eastAsia="Times New Roman" w:hAnsi="Times New Roman" w:cs="Times New Roman"/>
-          <w:color w:val="auto"/>
-        </w:rPr>
-        <w:t>i</w:t>
-      </w:r>
-      <w:r>
-        <w:rPr>
-          <w:rFonts w:ascii="Times New Roman" w:eastAsia="Times New Roman" w:hAnsi="Times New Roman" w:cs="Times New Roman"/>
-          <w:color w:val="auto"/>
-        </w:rPr>
-        <w:t xml:space="preserve">mpacted by </w:t>
-      </w:r>
-      <w:r>
-        <w:rPr>
-          <w:rFonts w:ascii="Times New Roman" w:eastAsia="Times New Roman" w:hAnsi="Times New Roman" w:cs="Times New Roman"/>
-          <w:color w:val="auto"/>
-        </w:rPr>
-        <w:t>h</w:t>
-      </w:r>
-      <w:r>
-        <w:rPr>
-          <w:rFonts w:ascii="Times New Roman" w:eastAsia="Times New Roman" w:hAnsi="Times New Roman" w:cs="Times New Roman"/>
-          <w:color w:val="auto"/>
-        </w:rPr>
-        <w:t xml:space="preserve">igh </w:t>
-      </w:r>
-      <w:r>
-        <w:rPr>
-          <w:rFonts w:ascii="Times New Roman" w:eastAsia="Times New Roman" w:hAnsi="Times New Roman" w:cs="Times New Roman"/>
-          <w:color w:val="auto"/>
-        </w:rPr>
-        <w:t>r</w:t>
-      </w:r>
-      <w:r>
-        <w:rPr>
-          <w:rFonts w:ascii="Times New Roman" w:eastAsia="Times New Roman" w:hAnsi="Times New Roman" w:cs="Times New Roman"/>
-          <w:color w:val="auto"/>
-        </w:rPr>
-        <w:t xml:space="preserve">ates of </w:t>
-      </w:r>
-      <w:r>
-        <w:rPr>
-          <w:rFonts w:ascii="Times New Roman" w:eastAsia="Times New Roman" w:hAnsi="Times New Roman" w:cs="Times New Roman"/>
-          <w:color w:val="auto"/>
-        </w:rPr>
-        <w:t>m</w:t>
-      </w:r>
-      <w:r>
-        <w:rPr>
-          <w:rFonts w:ascii="Times New Roman" w:eastAsia="Times New Roman" w:hAnsi="Times New Roman" w:cs="Times New Roman"/>
-          <w:color w:val="auto"/>
-        </w:rPr>
-        <w:t xml:space="preserve">issingness in </w:t>
-      </w:r>
-      <w:r>
-        <w:rPr>
-          <w:rFonts w:ascii="Times New Roman" w:eastAsia="Times New Roman" w:hAnsi="Times New Roman" w:cs="Times New Roman"/>
-          <w:color w:val="auto"/>
-        </w:rPr>
-        <w:t>n</w:t>
-      </w:r>
-      <w:r>
-        <w:rPr>
-          <w:rFonts w:ascii="Times New Roman" w:eastAsia="Times New Roman" w:hAnsi="Times New Roman" w:cs="Times New Roman"/>
-          <w:color w:val="auto"/>
-        </w:rPr>
-        <w:t xml:space="preserve">ational </w:t>
-      </w:r>
-      <w:r>
-        <w:rPr>
-          <w:rFonts w:ascii="Times New Roman" w:eastAsia="Times New Roman" w:hAnsi="Times New Roman" w:cs="Times New Roman"/>
-          <w:color w:val="auto"/>
-        </w:rPr>
-        <w:t>s</w:t>
-      </w:r>
-      <w:r>
-        <w:rPr>
-          <w:rFonts w:ascii="Times New Roman" w:eastAsia="Times New Roman" w:hAnsi="Times New Roman" w:cs="Times New Roman"/>
-          <w:color w:val="auto"/>
-        </w:rPr>
-        <w:t xml:space="preserve">urveillance </w:t>
-      </w:r>
-      <w:r>
-        <w:rPr>
-          <w:rFonts w:ascii="Times New Roman" w:eastAsia="Times New Roman" w:hAnsi="Times New Roman" w:cs="Times New Roman"/>
-          <w:color w:val="auto"/>
-        </w:rPr>
-        <w:t>s</w:t>
-      </w:r>
-      <w:r>
-        <w:rPr>
-          <w:rFonts w:ascii="Times New Roman" w:eastAsia="Times New Roman" w:hAnsi="Times New Roman" w:cs="Times New Roman"/>
-          <w:color w:val="auto"/>
-        </w:rPr>
-        <w:t xml:space="preserve">ystems. </w:t>
+        <w:t>Journal of Substance Use and Addiction Treatment.</w:t>
       </w:r>
       <w:r>
         <w:rPr>
@@ -5429,7 +5157,57 @@
           <w:iCs/>
           <w:color w:val="auto"/>
         </w:rPr>
-        <w:t>Archives of Suicide Research.</w:t>
+        <w:t xml:space="preserve"> </w:t>
+      </w:r>
+      <w:r>
+        <w:rPr>
+          <w:rFonts w:ascii="Times New Roman" w:eastAsia="Times New Roman" w:hAnsi="Times New Roman" w:cs="Times New Roman"/>
+          <w:color w:val="auto"/>
+        </w:rPr>
+        <w:t>https://doi.org/10.1016/j.josat.2023.209282</w:t>
+      </w:r>
+    </w:p>
+    <w:p>
+      <w:pPr>
+        <w:spacing w:line="240" w:lineRule="auto"/>
+        <w:ind w:left="720" w:hanging="720"/>
+        <w:rPr>
+          <w:rFonts w:ascii="Times New Roman" w:eastAsia="Times New Roman" w:hAnsi="Times New Roman" w:cs="Times New Roman"/>
+          <w:color w:val="auto"/>
+        </w:rPr>
+      </w:pPr>
+    </w:p>
+    <w:p>
+      <w:pPr>
+        <w:spacing w:line="240" w:lineRule="auto"/>
+        <w:ind w:left="720" w:hanging="720"/>
+        <w:rPr>
+          <w:rFonts w:ascii="Times New Roman" w:eastAsia="Times New Roman" w:hAnsi="Times New Roman" w:cs="Times New Roman"/>
+          <w:color w:val="auto"/>
+        </w:rPr>
+      </w:pPr>
+      <w:r>
+        <w:rPr>
+          <w:rFonts w:ascii="Times New Roman" w:eastAsia="Times New Roman" w:hAnsi="Times New Roman" w:cs="Times New Roman"/>
+          <w:color w:val="auto"/>
+        </w:rPr>
+        <w:t xml:space="preserve">Brady, D. J., </w:t>
+      </w:r>
+      <w:r>
+        <w:rPr>
+          <w:rFonts w:ascii="Times New Roman" w:eastAsia="Times New Roman" w:hAnsi="Times New Roman" w:cs="Times New Roman"/>
+          <w:b/>
+          <w:bCs/>
+          <w:color w:val="auto"/>
+        </w:rPr>
+        <w:t>Phalen, P. L</w:t>
+      </w:r>
+      <w:r>
+        <w:rPr>
+          <w:rFonts w:ascii="Times New Roman" w:eastAsia="Times New Roman" w:hAnsi="Times New Roman" w:cs="Times New Roman"/>
+          <w:color w:val="auto"/>
+        </w:rPr>
+        <w:t xml:space="preserve">., Roche, D. J., Cowan, T., &amp; Bennett, M. E. (2024). A reduction in cigarette smoking improves health-related quality of life and does not worsen psychiatric symptoms in individuals with serious mental illness. </w:t>
       </w:r>
       <w:r>
         <w:rPr>
@@ -5438,6 +5216,20 @@
           <w:iCs/>
           <w:color w:val="auto"/>
         </w:rPr>
+        <w:t>Addictive Behaviors, 151</w:t>
+      </w:r>
+      <w:r>
+        <w:rPr>
+          <w:rFonts w:ascii="Times New Roman" w:eastAsia="Times New Roman" w:hAnsi="Times New Roman" w:cs="Times New Roman"/>
+          <w:color w:val="auto"/>
+        </w:rPr>
+        <w:t>, 107949.</w:t>
+      </w:r>
+      <w:r>
+        <w:rPr>
+          <w:rFonts w:ascii="Times New Roman" w:eastAsia="Times New Roman" w:hAnsi="Times New Roman" w:cs="Times New Roman"/>
+          <w:color w:val="auto"/>
+        </w:rPr>
         <w:t xml:space="preserve"> </w:t>
       </w:r>
       <w:r>
@@ -5445,8 +5237,17 @@
           <w:rFonts w:ascii="Times New Roman" w:eastAsia="Times New Roman" w:hAnsi="Times New Roman" w:cs="Times New Roman"/>
           <w:color w:val="auto"/>
         </w:rPr>
-        <w:t>https://doi.org/10.1080/13811118.2023.2227233</w:t>
-      </w:r>
+        <w:t>https://doi.org/10.1016/j.addbeh.2023.107949</w:t>
+      </w:r>
+    </w:p>
+    <w:p>
+      <w:pPr>
+        <w:spacing w:line="240" w:lineRule="auto"/>
+        <w:rPr>
+          <w:rFonts w:ascii="Times New Roman" w:eastAsia="Times New Roman" w:hAnsi="Times New Roman" w:cs="Times New Roman"/>
+          <w:color w:val="auto"/>
+        </w:rPr>
+      </w:pPr>
     </w:p>
     <w:p>
       <w:pPr>
@@ -5457,25 +5258,111 @@
           <w:color w:val="auto"/>
         </w:rPr>
       </w:pPr>
-    </w:p>
-    <w:p>
-      <w:pPr>
-        <w:spacing w:line="240" w:lineRule="auto"/>
-        <w:ind w:left="720" w:hanging="720"/>
+      <w:r>
+        <w:rPr>
+          <w:rFonts w:ascii="Times New Roman" w:eastAsia="Times New Roman" w:hAnsi="Times New Roman" w:cs="Times New Roman"/>
+          <w:b/>
+          <w:bCs/>
+          <w:color w:val="auto"/>
+        </w:rPr>
+        <w:t>Phalen, P.</w:t>
+      </w:r>
+      <w:r>
+        <w:rPr>
+          <w:rFonts w:ascii="Times New Roman" w:eastAsia="Times New Roman" w:hAnsi="Times New Roman" w:cs="Times New Roman"/>
+          <w:color w:val="auto"/>
+        </w:rPr>
+        <w:t xml:space="preserve">, </w:t>
+      </w:r>
+      <w:proofErr w:type="spellStart"/>
+      <w:r>
+        <w:rPr>
+          <w:rFonts w:ascii="Times New Roman" w:eastAsia="Times New Roman" w:hAnsi="Times New Roman" w:cs="Times New Roman"/>
+          <w:color w:val="auto"/>
+        </w:rPr>
+        <w:t>Kimhy</w:t>
+      </w:r>
+      <w:proofErr w:type="spellEnd"/>
+      <w:r>
+        <w:rPr>
+          <w:rFonts w:ascii="Times New Roman" w:eastAsia="Times New Roman" w:hAnsi="Times New Roman" w:cs="Times New Roman"/>
+          <w:color w:val="auto"/>
+        </w:rPr>
+        <w:t>, D., Jobes, D., &amp; Bennett., M. (</w:t>
+      </w:r>
+      <w:r>
+        <w:rPr>
+          <w:rFonts w:ascii="Times New Roman" w:eastAsia="Times New Roman" w:hAnsi="Times New Roman" w:cs="Times New Roman"/>
+          <w:color w:val="auto"/>
+        </w:rPr>
+        <w:t>2024</w:t>
+      </w:r>
+      <w:r>
+        <w:rPr>
+          <w:rFonts w:ascii="Times New Roman" w:eastAsia="Times New Roman" w:hAnsi="Times New Roman" w:cs="Times New Roman"/>
+          <w:color w:val="auto"/>
+        </w:rPr>
+        <w:t xml:space="preserve">). </w:t>
+      </w:r>
+      <w:r>
+        <w:rPr>
+          <w:rFonts w:ascii="Times New Roman" w:eastAsia="Times New Roman" w:hAnsi="Times New Roman" w:cs="Times New Roman"/>
+          <w:color w:val="auto"/>
+        </w:rPr>
+        <w:t>Emotional distress and dysregulation as treatment targets to reduce suicide in psychosis: a scoping review</w:t>
+      </w:r>
+      <w:r>
+        <w:rPr>
+          <w:rFonts w:ascii="Times New Roman" w:eastAsia="Times New Roman" w:hAnsi="Times New Roman" w:cs="Times New Roman"/>
+          <w:color w:val="auto"/>
+        </w:rPr>
+        <w:t xml:space="preserve">. </w:t>
+      </w:r>
+      <w:r>
         <w:rPr>
           <w:rFonts w:ascii="Times New Roman" w:eastAsia="Times New Roman" w:hAnsi="Times New Roman" w:cs="Times New Roman"/>
           <w:i/>
           <w:iCs/>
           <w:color w:val="auto"/>
         </w:rPr>
-      </w:pPr>
-      <w:r>
-        <w:rPr>
-          <w:rFonts w:ascii="Times New Roman" w:eastAsia="Times New Roman" w:hAnsi="Times New Roman" w:cs="Times New Roman"/>
-          <w:color w:val="auto"/>
-        </w:rPr>
-        <w:t xml:space="preserve">Watson, D., </w:t>
-      </w:r>
+        <w:t>European Archives of Psychiatry and Clinical Neuroscience</w:t>
+      </w:r>
+      <w:r>
+        <w:rPr>
+          <w:rFonts w:ascii="Times New Roman" w:eastAsia="Times New Roman" w:hAnsi="Times New Roman" w:cs="Times New Roman"/>
+          <w:color w:val="auto"/>
+        </w:rPr>
+        <w:t xml:space="preserve">. </w:t>
+      </w:r>
+      <w:r>
+        <w:rPr>
+          <w:rFonts w:ascii="Times New Roman" w:eastAsia="Times New Roman" w:hAnsi="Times New Roman" w:cs="Times New Roman"/>
+          <w:color w:val="auto"/>
+        </w:rPr>
+        <w:t>https://doi.org/10.1007/s00406-023-01675-x</w:t>
+      </w:r>
+    </w:p>
+    <w:p>
+      <w:pPr>
+        <w:spacing w:line="240" w:lineRule="auto"/>
+        <w:ind w:left="720" w:hanging="720"/>
+        <w:rPr>
+          <w:rFonts w:ascii="Times New Roman" w:eastAsia="Times New Roman" w:hAnsi="Times New Roman" w:cs="Times New Roman"/>
+          <w:b/>
+          <w:bCs/>
+          <w:color w:val="auto"/>
+        </w:rPr>
+      </w:pPr>
+    </w:p>
+    <w:p>
+      <w:pPr>
+        <w:spacing w:line="240" w:lineRule="auto"/>
+        <w:ind w:left="720" w:hanging="720"/>
+        <w:rPr>
+          <w:rFonts w:ascii="Times New Roman" w:eastAsia="Times New Roman" w:hAnsi="Times New Roman" w:cs="Times New Roman"/>
+          <w:color w:val="auto"/>
+        </w:rPr>
+      </w:pPr>
       <w:r>
         <w:rPr>
           <w:rFonts w:ascii="Times New Roman" w:eastAsia="Times New Roman" w:hAnsi="Times New Roman" w:cs="Times New Roman"/>
@@ -5490,42 +5377,182 @@
           <w:rFonts w:ascii="Times New Roman" w:eastAsia="Times New Roman" w:hAnsi="Times New Roman" w:cs="Times New Roman"/>
           <w:color w:val="auto"/>
         </w:rPr>
-        <w:t>,</w:t>
-      </w:r>
-      <w:r>
-        <w:rPr>
-          <w:rFonts w:ascii="Times New Roman" w:eastAsia="Times New Roman" w:hAnsi="Times New Roman" w:cs="Times New Roman"/>
-          <w:color w:val="auto"/>
-        </w:rPr>
-        <w:t xml:space="preserve"> Medcalf, S., Messmer, S., and McGuire, A. (</w:t>
-      </w:r>
-      <w:r>
-        <w:rPr>
-          <w:rFonts w:ascii="Times New Roman" w:eastAsia="Times New Roman" w:hAnsi="Times New Roman" w:cs="Times New Roman"/>
-          <w:color w:val="auto"/>
-        </w:rPr>
-        <w:t>2023</w:t>
-      </w:r>
-      <w:r>
-        <w:rPr>
-          <w:rFonts w:ascii="Times New Roman" w:eastAsia="Times New Roman" w:hAnsi="Times New Roman" w:cs="Times New Roman"/>
-          <w:color w:val="auto"/>
-        </w:rPr>
-        <w:t xml:space="preserve">). </w:t>
-      </w:r>
-      <w:r>
-        <w:rPr>
-          <w:rFonts w:ascii="Times New Roman" w:eastAsia="Times New Roman" w:hAnsi="Times New Roman" w:cs="Times New Roman"/>
-          <w:color w:val="auto"/>
-        </w:rPr>
-        <w:t>Evaluation of post-discharge engagement for emergency department patients with opioid use history who received telehealth recovery coaching services</w:t>
-      </w:r>
-      <w:r>
-        <w:rPr>
-          <w:rFonts w:ascii="Times New Roman" w:eastAsia="Times New Roman" w:hAnsi="Times New Roman" w:cs="Times New Roman"/>
-          <w:color w:val="auto"/>
-        </w:rPr>
-        <w:t xml:space="preserve">. </w:t>
+        <w:t xml:space="preserve"> and Kivisto, A. (</w:t>
+      </w:r>
+      <w:r>
+        <w:rPr>
+          <w:rFonts w:ascii="Times New Roman" w:eastAsia="Times New Roman" w:hAnsi="Times New Roman" w:cs="Times New Roman"/>
+          <w:color w:val="auto"/>
+        </w:rPr>
+        <w:t>202</w:t>
+      </w:r>
+      <w:r>
+        <w:rPr>
+          <w:rFonts w:ascii="Times New Roman" w:eastAsia="Times New Roman" w:hAnsi="Times New Roman" w:cs="Times New Roman"/>
+          <w:color w:val="auto"/>
+        </w:rPr>
+        <w:t>3</w:t>
+      </w:r>
+      <w:r>
+        <w:rPr>
+          <w:rFonts w:ascii="Times New Roman" w:eastAsia="Times New Roman" w:hAnsi="Times New Roman" w:cs="Times New Roman"/>
+          <w:color w:val="auto"/>
+        </w:rPr>
+        <w:t xml:space="preserve">). Research on </w:t>
+      </w:r>
+      <w:r>
+        <w:rPr>
+          <w:rFonts w:ascii="Times New Roman" w:eastAsia="Times New Roman" w:hAnsi="Times New Roman" w:cs="Times New Roman"/>
+          <w:color w:val="auto"/>
+        </w:rPr>
+        <w:t>y</w:t>
+      </w:r>
+      <w:r>
+        <w:rPr>
+          <w:rFonts w:ascii="Times New Roman" w:eastAsia="Times New Roman" w:hAnsi="Times New Roman" w:cs="Times New Roman"/>
+          <w:color w:val="auto"/>
+        </w:rPr>
+        <w:t xml:space="preserve">outh </w:t>
+      </w:r>
+      <w:r>
+        <w:rPr>
+          <w:rFonts w:ascii="Times New Roman" w:eastAsia="Times New Roman" w:hAnsi="Times New Roman" w:cs="Times New Roman"/>
+          <w:color w:val="auto"/>
+        </w:rPr>
+        <w:t>s</w:t>
+      </w:r>
+      <w:r>
+        <w:rPr>
+          <w:rFonts w:ascii="Times New Roman" w:eastAsia="Times New Roman" w:hAnsi="Times New Roman" w:cs="Times New Roman"/>
+          <w:color w:val="auto"/>
+        </w:rPr>
+        <w:t xml:space="preserve">uicide and </w:t>
+      </w:r>
+      <w:r>
+        <w:rPr>
+          <w:rFonts w:ascii="Times New Roman" w:eastAsia="Times New Roman" w:hAnsi="Times New Roman" w:cs="Times New Roman"/>
+          <w:color w:val="auto"/>
+        </w:rPr>
+        <w:t>s</w:t>
+      </w:r>
+      <w:r>
+        <w:rPr>
+          <w:rFonts w:ascii="Times New Roman" w:eastAsia="Times New Roman" w:hAnsi="Times New Roman" w:cs="Times New Roman"/>
+          <w:color w:val="auto"/>
+        </w:rPr>
+        <w:t xml:space="preserve">exual </w:t>
+      </w:r>
+      <w:r>
+        <w:rPr>
+          <w:rFonts w:ascii="Times New Roman" w:eastAsia="Times New Roman" w:hAnsi="Times New Roman" w:cs="Times New Roman"/>
+          <w:color w:val="auto"/>
+        </w:rPr>
+        <w:t>o</w:t>
+      </w:r>
+      <w:r>
+        <w:rPr>
+          <w:rFonts w:ascii="Times New Roman" w:eastAsia="Times New Roman" w:hAnsi="Times New Roman" w:cs="Times New Roman"/>
+          <w:color w:val="auto"/>
+        </w:rPr>
+        <w:t xml:space="preserve">rientation is </w:t>
+      </w:r>
+      <w:r>
+        <w:rPr>
+          <w:rFonts w:ascii="Times New Roman" w:eastAsia="Times New Roman" w:hAnsi="Times New Roman" w:cs="Times New Roman"/>
+          <w:color w:val="auto"/>
+        </w:rPr>
+        <w:t>i</w:t>
+      </w:r>
+      <w:r>
+        <w:rPr>
+          <w:rFonts w:ascii="Times New Roman" w:eastAsia="Times New Roman" w:hAnsi="Times New Roman" w:cs="Times New Roman"/>
+          <w:color w:val="auto"/>
+        </w:rPr>
+        <w:t xml:space="preserve">mpacted by </w:t>
+      </w:r>
+      <w:r>
+        <w:rPr>
+          <w:rFonts w:ascii="Times New Roman" w:eastAsia="Times New Roman" w:hAnsi="Times New Roman" w:cs="Times New Roman"/>
+          <w:color w:val="auto"/>
+        </w:rPr>
+        <w:t>h</w:t>
+      </w:r>
+      <w:r>
+        <w:rPr>
+          <w:rFonts w:ascii="Times New Roman" w:eastAsia="Times New Roman" w:hAnsi="Times New Roman" w:cs="Times New Roman"/>
+          <w:color w:val="auto"/>
+        </w:rPr>
+        <w:t xml:space="preserve">igh </w:t>
+      </w:r>
+      <w:r>
+        <w:rPr>
+          <w:rFonts w:ascii="Times New Roman" w:eastAsia="Times New Roman" w:hAnsi="Times New Roman" w:cs="Times New Roman"/>
+          <w:color w:val="auto"/>
+        </w:rPr>
+        <w:t>r</w:t>
+      </w:r>
+      <w:r>
+        <w:rPr>
+          <w:rFonts w:ascii="Times New Roman" w:eastAsia="Times New Roman" w:hAnsi="Times New Roman" w:cs="Times New Roman"/>
+          <w:color w:val="auto"/>
+        </w:rPr>
+        <w:t xml:space="preserve">ates of </w:t>
+      </w:r>
+      <w:r>
+        <w:rPr>
+          <w:rFonts w:ascii="Times New Roman" w:eastAsia="Times New Roman" w:hAnsi="Times New Roman" w:cs="Times New Roman"/>
+          <w:color w:val="auto"/>
+        </w:rPr>
+        <w:t>m</w:t>
+      </w:r>
+      <w:r>
+        <w:rPr>
+          <w:rFonts w:ascii="Times New Roman" w:eastAsia="Times New Roman" w:hAnsi="Times New Roman" w:cs="Times New Roman"/>
+          <w:color w:val="auto"/>
+        </w:rPr>
+        <w:t xml:space="preserve">issingness in </w:t>
+      </w:r>
+      <w:r>
+        <w:rPr>
+          <w:rFonts w:ascii="Times New Roman" w:eastAsia="Times New Roman" w:hAnsi="Times New Roman" w:cs="Times New Roman"/>
+          <w:color w:val="auto"/>
+        </w:rPr>
+        <w:t>n</w:t>
+      </w:r>
+      <w:r>
+        <w:rPr>
+          <w:rFonts w:ascii="Times New Roman" w:eastAsia="Times New Roman" w:hAnsi="Times New Roman" w:cs="Times New Roman"/>
+          <w:color w:val="auto"/>
+        </w:rPr>
+        <w:t xml:space="preserve">ational </w:t>
+      </w:r>
+      <w:r>
+        <w:rPr>
+          <w:rFonts w:ascii="Times New Roman" w:eastAsia="Times New Roman" w:hAnsi="Times New Roman" w:cs="Times New Roman"/>
+          <w:color w:val="auto"/>
+        </w:rPr>
+        <w:t>s</w:t>
+      </w:r>
+      <w:r>
+        <w:rPr>
+          <w:rFonts w:ascii="Times New Roman" w:eastAsia="Times New Roman" w:hAnsi="Times New Roman" w:cs="Times New Roman"/>
+          <w:color w:val="auto"/>
+        </w:rPr>
+        <w:t xml:space="preserve">urveillance </w:t>
+      </w:r>
+      <w:r>
+        <w:rPr>
+          <w:rFonts w:ascii="Times New Roman" w:eastAsia="Times New Roman" w:hAnsi="Times New Roman" w:cs="Times New Roman"/>
+          <w:color w:val="auto"/>
+        </w:rPr>
+        <w:t>s</w:t>
+      </w:r>
+      <w:r>
+        <w:rPr>
+          <w:rFonts w:ascii="Times New Roman" w:eastAsia="Times New Roman" w:hAnsi="Times New Roman" w:cs="Times New Roman"/>
+          <w:color w:val="auto"/>
+        </w:rPr>
+        <w:t xml:space="preserve">ystems. </w:t>
       </w:r>
       <w:r>
         <w:rPr>
@@ -5534,7 +5561,130 @@
           <w:iCs/>
           <w:color w:val="auto"/>
         </w:rPr>
+        <w:t>Archives of Suicide Research.</w:t>
+      </w:r>
+      <w:r>
+        <w:rPr>
+          <w:rFonts w:ascii="Times New Roman" w:eastAsia="Times New Roman" w:hAnsi="Times New Roman" w:cs="Times New Roman"/>
+          <w:i/>
+          <w:iCs/>
+          <w:color w:val="auto"/>
+        </w:rPr>
+        <w:t xml:space="preserve"> </w:t>
+      </w:r>
+      <w:r>
+        <w:rPr>
+          <w:rFonts w:ascii="Times New Roman" w:eastAsia="Times New Roman" w:hAnsi="Times New Roman" w:cs="Times New Roman"/>
+          <w:color w:val="auto"/>
+        </w:rPr>
+        <w:t>https://doi.org/10.1080/13811118.2023.2227233</w:t>
+      </w:r>
+    </w:p>
+    <w:p>
+      <w:pPr>
+        <w:spacing w:line="240" w:lineRule="auto"/>
+        <w:ind w:left="720" w:hanging="720"/>
+        <w:rPr>
+          <w:rFonts w:ascii="Times New Roman" w:eastAsia="Times New Roman" w:hAnsi="Times New Roman" w:cs="Times New Roman"/>
+          <w:color w:val="auto"/>
+        </w:rPr>
+      </w:pPr>
+    </w:p>
+    <w:p>
+      <w:pPr>
+        <w:spacing w:line="240" w:lineRule="auto"/>
+        <w:ind w:left="720" w:hanging="720"/>
+        <w:rPr>
+          <w:rFonts w:ascii="Times New Roman" w:eastAsia="Times New Roman" w:hAnsi="Times New Roman" w:cs="Times New Roman"/>
+          <w:i/>
+          <w:iCs/>
+          <w:color w:val="auto"/>
+        </w:rPr>
+      </w:pPr>
+      <w:r>
+        <w:rPr>
+          <w:rFonts w:ascii="Times New Roman" w:eastAsia="Times New Roman" w:hAnsi="Times New Roman" w:cs="Times New Roman"/>
+          <w:color w:val="auto"/>
+        </w:rPr>
+        <w:t xml:space="preserve">Watson, D., </w:t>
+      </w:r>
+      <w:r>
+        <w:rPr>
+          <w:rFonts w:ascii="Times New Roman" w:eastAsia="Times New Roman" w:hAnsi="Times New Roman" w:cs="Times New Roman"/>
+          <w:b/>
+          <w:bCs/>
+          <w:color w:val="auto"/>
+        </w:rPr>
+        <w:t>Phalen, P.</w:t>
+      </w:r>
+      <w:r>
+        <w:rPr>
+          <w:rFonts w:ascii="Times New Roman" w:eastAsia="Times New Roman" w:hAnsi="Times New Roman" w:cs="Times New Roman"/>
+          <w:color w:val="auto"/>
+        </w:rPr>
+        <w:t>,</w:t>
+      </w:r>
+      <w:r>
+        <w:rPr>
+          <w:rFonts w:ascii="Times New Roman" w:eastAsia="Times New Roman" w:hAnsi="Times New Roman" w:cs="Times New Roman"/>
+          <w:color w:val="auto"/>
+        </w:rPr>
+        <w:t xml:space="preserve"> Medcalf, S., Messmer, S., and McGuire, A. (</w:t>
+      </w:r>
+      <w:r>
+        <w:rPr>
+          <w:rFonts w:ascii="Times New Roman" w:eastAsia="Times New Roman" w:hAnsi="Times New Roman" w:cs="Times New Roman"/>
+          <w:color w:val="auto"/>
+        </w:rPr>
+        <w:t>2023</w:t>
+      </w:r>
+      <w:r>
+        <w:rPr>
+          <w:rFonts w:ascii="Times New Roman" w:eastAsia="Times New Roman" w:hAnsi="Times New Roman" w:cs="Times New Roman"/>
+          <w:color w:val="auto"/>
+        </w:rPr>
+        <w:t xml:space="preserve">). </w:t>
+      </w:r>
+      <w:r>
+        <w:rPr>
+          <w:rFonts w:ascii="Times New Roman" w:eastAsia="Times New Roman" w:hAnsi="Times New Roman" w:cs="Times New Roman"/>
+          <w:color w:val="auto"/>
+        </w:rPr>
+        <w:t>Evaluation of post-discharge engagement for emergency department patients with opioid use history who received telehealth recovery coaching services</w:t>
+      </w:r>
+      <w:r>
+        <w:rPr>
+          <w:rFonts w:ascii="Times New Roman" w:eastAsia="Times New Roman" w:hAnsi="Times New Roman" w:cs="Times New Roman"/>
+          <w:color w:val="auto"/>
+        </w:rPr>
+        <w:t xml:space="preserve">. </w:t>
+      </w:r>
+      <w:r>
+        <w:rPr>
+          <w:rFonts w:ascii="Times New Roman" w:eastAsia="Times New Roman" w:hAnsi="Times New Roman" w:cs="Times New Roman"/>
+          <w:i/>
+          <w:iCs/>
+          <w:color w:val="auto"/>
+        </w:rPr>
         <w:t>Substance Abuse Treatment, Prevention, and Policy.</w:t>
+      </w:r>
+      <w:r>
+        <w:rPr>
+          <w:rFonts w:ascii="Times New Roman" w:eastAsia="Times New Roman" w:hAnsi="Times New Roman" w:cs="Times New Roman"/>
+          <w:i/>
+          <w:iCs/>
+          <w:color w:val="auto"/>
+        </w:rPr>
+        <w:t xml:space="preserve"> </w:t>
+      </w:r>
+      <w:r>
+        <w:rPr>
+          <w:rFonts w:ascii="Times New Roman" w:eastAsia="Times New Roman" w:hAnsi="Times New Roman" w:cs="Times New Roman"/>
+          <w:i/>
+          <w:iCs/>
+          <w:color w:val="auto"/>
+        </w:rPr>
+        <w:t>https://doi.org/10.1186/s13011-023-00523-4</w:t>
       </w:r>
     </w:p>
     <w:p>
@@ -10619,110 +10769,98 @@
         <w:ind w:left="720" w:hanging="720"/>
         <w:rPr>
           <w:rFonts w:ascii="Times New Roman" w:eastAsia="Times New Roman" w:hAnsi="Times New Roman" w:cs="Times New Roman"/>
-          <w:color w:val="222222"/>
-          <w:highlight w:val="white"/>
-        </w:rPr>
-      </w:pPr>
-      <w:r>
-        <w:rPr>
-          <w:rFonts w:ascii="Times New Roman" w:eastAsia="Times New Roman" w:hAnsi="Times New Roman" w:cs="Times New Roman"/>
-          <w:b/>
-          <w:bCs/>
-          <w:color w:val="222222"/>
-          <w:highlight w:val="white"/>
-        </w:rPr>
-        <w:t>Phalen, P</w:t>
-      </w:r>
-      <w:r>
-        <w:rPr>
-          <w:rFonts w:ascii="Times New Roman" w:eastAsia="Times New Roman" w:hAnsi="Times New Roman" w:cs="Times New Roman"/>
-          <w:color w:val="222222"/>
-          <w:highlight w:val="white"/>
-        </w:rPr>
-        <w:t>., Driscoll, S. (</w:t>
-      </w:r>
-      <w:proofErr w:type="gramStart"/>
-      <w:r>
-        <w:rPr>
-          <w:rFonts w:ascii="Times New Roman" w:eastAsia="Times New Roman" w:hAnsi="Times New Roman" w:cs="Times New Roman"/>
-          <w:color w:val="222222"/>
-          <w:highlight w:val="white"/>
-        </w:rPr>
-        <w:t>September,</w:t>
-      </w:r>
-      <w:proofErr w:type="gramEnd"/>
-      <w:r>
-        <w:rPr>
-          <w:rFonts w:ascii="Times New Roman" w:eastAsia="Times New Roman" w:hAnsi="Times New Roman" w:cs="Times New Roman"/>
-          <w:color w:val="222222"/>
-          <w:highlight w:val="white"/>
-        </w:rPr>
-        <w:t xml:space="preserve"> 2025</w:t>
-      </w:r>
-      <w:r>
-        <w:rPr>
-          <w:rFonts w:ascii="Times New Roman" w:eastAsia="Times New Roman" w:hAnsi="Times New Roman" w:cs="Times New Roman"/>
-          <w:color w:val="222222"/>
-          <w:highlight w:val="white"/>
-        </w:rPr>
-        <w:t xml:space="preserve">). </w:t>
-      </w:r>
-      <w:r>
-        <w:rPr>
-          <w:rFonts w:ascii="Times New Roman" w:eastAsia="Times New Roman" w:hAnsi="Times New Roman" w:cs="Times New Roman"/>
           <w:i/>
           <w:iCs/>
           <w:color w:val="222222"/>
           <w:highlight w:val="white"/>
         </w:rPr>
-        <w:t>Antipsychotic use patterns and outcomes in a national network of early psychosis intervention clinics (EPINET).</w:t>
-      </w:r>
+      </w:pPr>
       <w:r>
         <w:rPr>
           <w:rFonts w:ascii="Times New Roman" w:eastAsia="Times New Roman" w:hAnsi="Times New Roman" w:cs="Times New Roman"/>
           <w:color w:val="222222"/>
           <w:highlight w:val="white"/>
         </w:rPr>
-        <w:t xml:space="preserve"> Symposium presentation presented at the 15th International Conference on Early Intervention and Prevention in Mental Health. Berlin, Germany.</w:t>
-      </w:r>
-    </w:p>
-    <w:p>
-      <w:pPr>
-        <w:spacing w:line="240" w:lineRule="auto"/>
-        <w:ind w:left="720" w:hanging="720"/>
+        <w:t>Westfall, M., Riggs, J., Conroy, C., B</w:t>
+      </w:r>
+      <w:r>
         <w:rPr>
           <w:rFonts w:ascii="Times New Roman" w:eastAsia="Times New Roman" w:hAnsi="Times New Roman" w:cs="Times New Roman"/>
           <w:color w:val="222222"/>
           <w:highlight w:val="white"/>
         </w:rPr>
-      </w:pPr>
-    </w:p>
-    <w:p>
-      <w:pPr>
-        <w:spacing w:line="240" w:lineRule="auto"/>
-        <w:ind w:left="720" w:hanging="720"/>
+        <w:t>e</w:t>
+      </w:r>
+      <w:r>
         <w:rPr>
           <w:rFonts w:ascii="Times New Roman" w:eastAsia="Times New Roman" w:hAnsi="Times New Roman" w:cs="Times New Roman"/>
           <w:color w:val="222222"/>
           <w:highlight w:val="white"/>
         </w:rPr>
-      </w:pPr>
+        <w:t xml:space="preserve">ncivengo, D., </w:t>
+      </w:r>
+      <w:proofErr w:type="spellStart"/>
       <w:r>
         <w:rPr>
           <w:rFonts w:ascii="Times New Roman" w:eastAsia="Times New Roman" w:hAnsi="Times New Roman" w:cs="Times New Roman"/>
           <w:color w:val="222222"/>
           <w:highlight w:val="white"/>
         </w:rPr>
-        <w:t xml:space="preserve">Jones, N., </w:t>
-      </w:r>
-      <w:r>
-        <w:rPr>
-          <w:rFonts w:ascii="Times New Roman" w:eastAsia="Times New Roman" w:hAnsi="Times New Roman" w:cs="Times New Roman"/>
-          <w:b/>
-          <w:bCs/>
+        <w:t>Vatza</w:t>
+      </w:r>
+      <w:proofErr w:type="spellEnd"/>
+      <w:r>
+        <w:rPr>
+          <w:rFonts w:ascii="Times New Roman" w:eastAsia="Times New Roman" w:hAnsi="Times New Roman" w:cs="Times New Roman"/>
           <w:color w:val="222222"/>
           <w:highlight w:val="white"/>
         </w:rPr>
+        <w:t xml:space="preserve">, C., Milkins, J., Buchanan, R., Dickerson, F., </w:t>
+      </w:r>
+      <w:proofErr w:type="spellStart"/>
+      <w:r>
+        <w:rPr>
+          <w:rFonts w:ascii="Times New Roman" w:eastAsia="Times New Roman" w:hAnsi="Times New Roman" w:cs="Times New Roman"/>
+          <w:color w:val="222222"/>
+          <w:highlight w:val="white"/>
+        </w:rPr>
+        <w:t>Kreyenbuhl</w:t>
+      </w:r>
+      <w:proofErr w:type="spellEnd"/>
+      <w:r>
+        <w:rPr>
+          <w:rFonts w:ascii="Times New Roman" w:eastAsia="Times New Roman" w:hAnsi="Times New Roman" w:cs="Times New Roman"/>
+          <w:color w:val="222222"/>
+          <w:highlight w:val="white"/>
+        </w:rPr>
+        <w:t xml:space="preserve">, J., </w:t>
+      </w:r>
+      <w:proofErr w:type="spellStart"/>
+      <w:r>
+        <w:rPr>
+          <w:rFonts w:ascii="Times New Roman" w:eastAsia="Times New Roman" w:hAnsi="Times New Roman" w:cs="Times New Roman"/>
+          <w:color w:val="222222"/>
+          <w:highlight w:val="white"/>
+        </w:rPr>
+        <w:t>Lucksted</w:t>
+      </w:r>
+      <w:proofErr w:type="spellEnd"/>
+      <w:r>
+        <w:rPr>
+          <w:rFonts w:ascii="Times New Roman" w:eastAsia="Times New Roman" w:hAnsi="Times New Roman" w:cs="Times New Roman"/>
+          <w:color w:val="222222"/>
+          <w:highlight w:val="white"/>
+        </w:rPr>
+        <w:t xml:space="preserve">, A., Marsteller, J., Margolis, R., Medoff, D., Jones, N., </w:t>
+      </w:r>
+      <w:r>
+        <w:rPr>
+          <w:rFonts w:ascii="Times New Roman" w:eastAsia="Times New Roman" w:hAnsi="Times New Roman" w:cs="Times New Roman"/>
+          <w:b/>
+          <w:bCs/>
+          <w:color w:val="222222"/>
+          <w:highlight w:val="white"/>
+        </w:rPr>
         <w:t>Phalen, P.</w:t>
       </w:r>
       <w:r>
@@ -10740,7 +10878,7 @@
           <w:color w:val="222222"/>
           <w:highlight w:val="white"/>
         </w:rPr>
-        <w:t>Babusci</w:t>
+        <w:t>Sarpal</w:t>
       </w:r>
       <w:proofErr w:type="spellEnd"/>
       <w:r>
@@ -10749,33 +10887,7 @@
           <w:color w:val="222222"/>
           <w:highlight w:val="white"/>
         </w:rPr>
-        <w:t>, C., Kreyenbuhl, J., Marsteller, J., Goldberg, G., Bennett, M. (</w:t>
-      </w:r>
-      <w:proofErr w:type="gramStart"/>
-      <w:r>
-        <w:rPr>
-          <w:rFonts w:ascii="Times New Roman" w:eastAsia="Times New Roman" w:hAnsi="Times New Roman" w:cs="Times New Roman"/>
-          <w:color w:val="222222"/>
-          <w:highlight w:val="white"/>
-        </w:rPr>
-        <w:t>September,</w:t>
-      </w:r>
-      <w:proofErr w:type="gramEnd"/>
-      <w:r>
-        <w:rPr>
-          <w:rFonts w:ascii="Times New Roman" w:eastAsia="Times New Roman" w:hAnsi="Times New Roman" w:cs="Times New Roman"/>
-          <w:color w:val="222222"/>
-          <w:highlight w:val="white"/>
-        </w:rPr>
-        <w:t xml:space="preserve"> 2025</w:t>
-      </w:r>
-      <w:r>
-        <w:rPr>
-          <w:rFonts w:ascii="Times New Roman" w:eastAsia="Times New Roman" w:hAnsi="Times New Roman" w:cs="Times New Roman"/>
-          <w:color w:val="222222"/>
-          <w:highlight w:val="white"/>
-        </w:rPr>
-        <w:t xml:space="preserve">). </w:t>
+        <w:t xml:space="preserve">, D., Smith, W., Kohler, C., Bennett, M., Calkins, M. (March, 2026). </w:t>
       </w:r>
       <w:r>
         <w:rPr>
@@ -10785,7 +10897,7 @@
           <w:color w:val="222222"/>
           <w:highlight w:val="white"/>
         </w:rPr>
-        <w:t>Development of a novel early psychosis discharge and transition navigation intervention across a multi-state hub.</w:t>
+        <w:t>Duration of Untreated Psychosis Less than Three Months is Common and Associated with Improved Clinical and Functional Status by 18 Months in Coordinated Specialty Care: Findings from the Connection Learning Healthcare System</w:t>
       </w:r>
       <w:r>
         <w:rPr>
@@ -10793,7 +10905,7 @@
           <w:color w:val="222222"/>
           <w:highlight w:val="white"/>
         </w:rPr>
-        <w:t xml:space="preserve"> Symposium presentation presented at the 15th International Conference on Early Intervention and Prevention in Mental Health. Berlin, Germany.</w:t>
+        <w:t>. Poster presentation accepted for the 2026 Congress of the Schizophrenia International Research Society.</w:t>
       </w:r>
     </w:p>
     <w:p>
@@ -10823,7 +10935,25 @@
           <w:color w:val="222222"/>
           <w:highlight w:val="white"/>
         </w:rPr>
-        <w:t xml:space="preserve">Jones, N., </w:t>
+        <w:t xml:space="preserve">Mondell, E., Nucifora, E., Scheinberg, R., Brandt, A., </w:t>
+      </w:r>
+      <w:r>
+        <w:rPr>
+          <w:rFonts w:ascii="Times New Roman" w:eastAsia="Times New Roman" w:hAnsi="Times New Roman" w:cs="Times New Roman"/>
+          <w:b/>
+          <w:bCs/>
+          <w:color w:val="222222"/>
+          <w:highlight w:val="white"/>
+        </w:rPr>
+        <w:t>Phalen, P.</w:t>
+      </w:r>
+      <w:r>
+        <w:rPr>
+          <w:rFonts w:ascii="Times New Roman" w:eastAsia="Times New Roman" w:hAnsi="Times New Roman" w:cs="Times New Roman"/>
+          <w:color w:val="222222"/>
+          <w:highlight w:val="white"/>
+        </w:rPr>
+        <w:t xml:space="preserve">, Kohler, C., </w:t>
       </w:r>
       <w:proofErr w:type="spellStart"/>
       <w:r>
@@ -10832,7 +10962,7 @@
           <w:color w:val="222222"/>
           <w:highlight w:val="white"/>
         </w:rPr>
-        <w:t>Babusci</w:t>
+        <w:t>Sarpal</w:t>
       </w:r>
       <w:proofErr w:type="spellEnd"/>
       <w:r>
@@ -10841,51 +10971,25 @@
           <w:color w:val="222222"/>
           <w:highlight w:val="white"/>
         </w:rPr>
-        <w:t xml:space="preserve">, C., Driscoll, S., </w:t>
-      </w:r>
-      <w:r>
-        <w:rPr>
-          <w:rFonts w:ascii="Times New Roman" w:eastAsia="Times New Roman" w:hAnsi="Times New Roman" w:cs="Times New Roman"/>
-          <w:b/>
-          <w:bCs/>
+        <w:t>, D., Li, L., Medoff, D., Buchanan, R., Bennett, M., Calkins, M., Margolis, R. (</w:t>
+      </w:r>
+      <w:proofErr w:type="gramStart"/>
+      <w:r>
+        <w:rPr>
+          <w:rFonts w:ascii="Times New Roman" w:eastAsia="Times New Roman" w:hAnsi="Times New Roman" w:cs="Times New Roman"/>
           <w:color w:val="222222"/>
           <w:highlight w:val="white"/>
         </w:rPr>
-        <w:t>Phalen, P.</w:t>
-      </w:r>
+        <w:t>March,</w:t>
+      </w:r>
+      <w:proofErr w:type="gramEnd"/>
       <w:r>
         <w:rPr>
           <w:rFonts w:ascii="Times New Roman" w:eastAsia="Times New Roman" w:hAnsi="Times New Roman" w:cs="Times New Roman"/>
           <w:color w:val="222222"/>
           <w:highlight w:val="white"/>
         </w:rPr>
-        <w:t xml:space="preserve"> (</w:t>
-      </w:r>
-      <w:proofErr w:type="gramStart"/>
-      <w:r>
-        <w:rPr>
-          <w:rFonts w:ascii="Times New Roman" w:eastAsia="Times New Roman" w:hAnsi="Times New Roman" w:cs="Times New Roman"/>
-          <w:color w:val="222222"/>
-          <w:highlight w:val="white"/>
-        </w:rPr>
-        <w:t>September,</w:t>
-      </w:r>
-      <w:proofErr w:type="gramEnd"/>
-      <w:r>
-        <w:rPr>
-          <w:rFonts w:ascii="Times New Roman" w:eastAsia="Times New Roman" w:hAnsi="Times New Roman" w:cs="Times New Roman"/>
-          <w:color w:val="222222"/>
-          <w:highlight w:val="white"/>
-        </w:rPr>
-        <w:t xml:space="preserve"> </w:t>
-      </w:r>
-      <w:r>
-        <w:rPr>
-          <w:rFonts w:ascii="Times New Roman" w:eastAsia="Times New Roman" w:hAnsi="Times New Roman" w:cs="Times New Roman"/>
-          <w:color w:val="222222"/>
-          <w:highlight w:val="white"/>
-        </w:rPr>
-        <w:t xml:space="preserve">2025). </w:t>
+        <w:t xml:space="preserve"> 2026). </w:t>
       </w:r>
       <w:r>
         <w:rPr>
@@ -10895,7 +10999,7 @@
           <w:color w:val="222222"/>
           <w:highlight w:val="white"/>
         </w:rPr>
-        <w:t>A critical assessment of the implementation of a common assessment battery across a large network of early psychosis programs in the US.</w:t>
+        <w:t>Clozapine Use for Recent Onset Psychosis in the Maryland-Pennsylvania CLHS EPINET Consortium</w:t>
       </w:r>
       <w:r>
         <w:rPr>
@@ -10903,7 +11007,7 @@
           <w:color w:val="222222"/>
           <w:highlight w:val="white"/>
         </w:rPr>
-        <w:t xml:space="preserve"> Symposium presentation presented at the 15th International Conference on Early Intervention and Prevention in Mental Health. Berlin, Germany.</w:t>
+        <w:t>. Poster presentation accepted for the 2026 Congress of the Schizophrenia International Research Society.</w:t>
       </w:r>
     </w:p>
     <w:p>
@@ -10912,6 +11016,8 @@
         <w:ind w:left="720" w:hanging="720"/>
         <w:rPr>
           <w:rFonts w:ascii="Times New Roman" w:eastAsia="Times New Roman" w:hAnsi="Times New Roman" w:cs="Times New Roman"/>
+          <w:b/>
+          <w:bCs/>
           <w:color w:val="222222"/>
           <w:highlight w:val="white"/>
         </w:rPr>
@@ -10927,23 +11033,23 @@
           <w:highlight w:val="white"/>
         </w:rPr>
       </w:pPr>
-      <w:proofErr w:type="spellStart"/>
-      <w:r>
-        <w:rPr>
-          <w:rFonts w:ascii="Times New Roman" w:eastAsia="Times New Roman" w:hAnsi="Times New Roman" w:cs="Times New Roman"/>
+      <w:r>
+        <w:rPr>
+          <w:rFonts w:ascii="Times New Roman" w:eastAsia="Times New Roman" w:hAnsi="Times New Roman" w:cs="Times New Roman"/>
+          <w:b/>
+          <w:bCs/>
           <w:color w:val="222222"/>
           <w:highlight w:val="white"/>
         </w:rPr>
-        <w:t>Pagdon</w:t>
-      </w:r>
-      <w:proofErr w:type="spellEnd"/>
+        <w:t>Phalen, P</w:t>
+      </w:r>
       <w:r>
         <w:rPr>
           <w:rFonts w:ascii="Times New Roman" w:eastAsia="Times New Roman" w:hAnsi="Times New Roman" w:cs="Times New Roman"/>
           <w:color w:val="222222"/>
           <w:highlight w:val="white"/>
         </w:rPr>
-        <w:t>, S., Phalen, P., Bennett, M., Jones, N. (</w:t>
+        <w:t>., Driscoll, S. (</w:t>
       </w:r>
       <w:proofErr w:type="gramStart"/>
       <w:r>
@@ -10961,7 +11067,7 @@
           <w:color w:val="222222"/>
           <w:highlight w:val="white"/>
         </w:rPr>
-        <w:t xml:space="preserve"> 2</w:t>
+        <w:t xml:space="preserve"> 2025</w:t>
       </w:r>
       <w:r>
         <w:rPr>
@@ -10969,7 +11075,7 @@
           <w:color w:val="222222"/>
           <w:highlight w:val="white"/>
         </w:rPr>
-        <w:t xml:space="preserve">025). </w:t>
+        <w:t xml:space="preserve">). </w:t>
       </w:r>
       <w:r>
         <w:rPr>
@@ -10979,7 +11085,7 @@
           <w:color w:val="222222"/>
           <w:highlight w:val="white"/>
         </w:rPr>
-        <w:t>Investigating the impact of service user versus clinician conceptualizations of psychosis-related phenomenology on (dis)engagement.</w:t>
+        <w:t>Antipsychotic use patterns and outcomes in a national network of early psychosis intervention clinics (EPINET).</w:t>
       </w:r>
       <w:r>
         <w:rPr>
@@ -11017,9 +11123,26 @@
           <w:color w:val="222222"/>
           <w:highlight w:val="white"/>
         </w:rPr>
-        <w:lastRenderedPageBreak/>
         <w:t xml:space="preserve">Jones, N., </w:t>
       </w:r>
+      <w:r>
+        <w:rPr>
+          <w:rFonts w:ascii="Times New Roman" w:eastAsia="Times New Roman" w:hAnsi="Times New Roman" w:cs="Times New Roman"/>
+          <w:b/>
+          <w:bCs/>
+          <w:color w:val="222222"/>
+          <w:highlight w:val="white"/>
+        </w:rPr>
+        <w:t>Phalen, P.</w:t>
+      </w:r>
+      <w:r>
+        <w:rPr>
+          <w:rFonts w:ascii="Times New Roman" w:eastAsia="Times New Roman" w:hAnsi="Times New Roman" w:cs="Times New Roman"/>
+          <w:color w:val="222222"/>
+          <w:highlight w:val="white"/>
+        </w:rPr>
+        <w:t xml:space="preserve">, </w:t>
+      </w:r>
       <w:proofErr w:type="spellStart"/>
       <w:r>
         <w:rPr>
@@ -11027,7 +11150,7 @@
           <w:color w:val="222222"/>
           <w:highlight w:val="white"/>
         </w:rPr>
-        <w:t>Pagdon</w:t>
+        <w:t>Babusci</w:t>
       </w:r>
       <w:proofErr w:type="spellEnd"/>
       <w:r>
@@ -11036,51 +11159,33 @@
           <w:color w:val="222222"/>
           <w:highlight w:val="white"/>
         </w:rPr>
-        <w:t xml:space="preserve">, S., </w:t>
-      </w:r>
-      <w:proofErr w:type="spellStart"/>
+        <w:t>, C., Kreyenbuhl, J., Marsteller, J., Goldberg, G., Bennett, M. (</w:t>
+      </w:r>
+      <w:proofErr w:type="gramStart"/>
       <w:r>
         <w:rPr>
           <w:rFonts w:ascii="Times New Roman" w:eastAsia="Times New Roman" w:hAnsi="Times New Roman" w:cs="Times New Roman"/>
           <w:color w:val="222222"/>
           <w:highlight w:val="white"/>
         </w:rPr>
-        <w:t>Babusci</w:t>
-      </w:r>
-      <w:proofErr w:type="spellEnd"/>
+        <w:t>September,</w:t>
+      </w:r>
+      <w:proofErr w:type="gramEnd"/>
       <w:r>
         <w:rPr>
           <w:rFonts w:ascii="Times New Roman" w:eastAsia="Times New Roman" w:hAnsi="Times New Roman" w:cs="Times New Roman"/>
           <w:color w:val="222222"/>
           <w:highlight w:val="white"/>
         </w:rPr>
-        <w:t>, C., Phalen, P., Bennett, M. (</w:t>
-      </w:r>
-      <w:proofErr w:type="gramStart"/>
+        <w:t xml:space="preserve"> 2025</w:t>
+      </w:r>
       <w:r>
         <w:rPr>
           <w:rFonts w:ascii="Times New Roman" w:eastAsia="Times New Roman" w:hAnsi="Times New Roman" w:cs="Times New Roman"/>
           <w:color w:val="222222"/>
           <w:highlight w:val="white"/>
         </w:rPr>
-        <w:t>September,</w:t>
-      </w:r>
-      <w:proofErr w:type="gramEnd"/>
-      <w:r>
-        <w:rPr>
-          <w:rFonts w:ascii="Times New Roman" w:eastAsia="Times New Roman" w:hAnsi="Times New Roman" w:cs="Times New Roman"/>
-          <w:color w:val="222222"/>
-          <w:highlight w:val="white"/>
-        </w:rPr>
-        <w:t xml:space="preserve"> 2</w:t>
-      </w:r>
-      <w:r>
-        <w:rPr>
-          <w:rFonts w:ascii="Times New Roman" w:eastAsia="Times New Roman" w:hAnsi="Times New Roman" w:cs="Times New Roman"/>
-          <w:color w:val="222222"/>
-          <w:highlight w:val="white"/>
-        </w:rPr>
-        <w:t xml:space="preserve">025). </w:t>
+        <w:t xml:space="preserve">). </w:t>
       </w:r>
       <w:r>
         <w:rPr>
@@ -11090,107 +11195,7 @@
           <w:color w:val="222222"/>
           <w:highlight w:val="white"/>
         </w:rPr>
-        <w:t>The View from Outside versus Experience Itself: Questioning a Paradigm in the Conceptualization of Psychosis.</w:t>
-      </w:r>
-      <w:r>
-        <w:rPr>
-          <w:rFonts w:ascii="Times New Roman" w:eastAsia="Times New Roman" w:hAnsi="Times New Roman" w:cs="Times New Roman"/>
-          <w:color w:val="222222"/>
-          <w:highlight w:val="white"/>
-        </w:rPr>
-        <w:t xml:space="preserve"> Symposium presentation presented at the 15th International Conference on Early Intervention and Prevention in Mental Health. Berlin, Germany.</w:t>
-      </w:r>
-    </w:p>
-    <w:p>
-      <w:pPr>
-        <w:spacing w:line="240" w:lineRule="auto"/>
-        <w:ind w:left="720" w:hanging="720"/>
-        <w:rPr>
-          <w:rFonts w:ascii="Times New Roman" w:eastAsia="Times New Roman" w:hAnsi="Times New Roman" w:cs="Times New Roman"/>
-          <w:color w:val="222222"/>
-          <w:highlight w:val="white"/>
-        </w:rPr>
-      </w:pPr>
-    </w:p>
-    <w:p>
-      <w:pPr>
-        <w:spacing w:line="240" w:lineRule="auto"/>
-        <w:ind w:left="720" w:hanging="720"/>
-        <w:rPr>
-          <w:rFonts w:ascii="Times New Roman" w:eastAsia="Times New Roman" w:hAnsi="Times New Roman" w:cs="Times New Roman"/>
-          <w:color w:val="222222"/>
-          <w:highlight w:val="white"/>
-        </w:rPr>
-      </w:pPr>
-      <w:r>
-        <w:rPr>
-          <w:rFonts w:ascii="Times New Roman" w:eastAsia="Times New Roman" w:hAnsi="Times New Roman" w:cs="Times New Roman"/>
-          <w:color w:val="222222"/>
-          <w:highlight w:val="white"/>
-        </w:rPr>
-        <w:t xml:space="preserve">Jones, N., </w:t>
-      </w:r>
-      <w:proofErr w:type="spellStart"/>
-      <w:r>
-        <w:rPr>
-          <w:rFonts w:ascii="Times New Roman" w:eastAsia="Times New Roman" w:hAnsi="Times New Roman" w:cs="Times New Roman"/>
-          <w:color w:val="222222"/>
-          <w:highlight w:val="white"/>
-        </w:rPr>
-        <w:t>Pagdon</w:t>
-      </w:r>
-      <w:proofErr w:type="spellEnd"/>
-      <w:r>
-        <w:rPr>
-          <w:rFonts w:ascii="Times New Roman" w:eastAsia="Times New Roman" w:hAnsi="Times New Roman" w:cs="Times New Roman"/>
-          <w:color w:val="222222"/>
-          <w:highlight w:val="white"/>
-        </w:rPr>
-        <w:t xml:space="preserve">, S., McNemar, S., </w:t>
-      </w:r>
-      <w:proofErr w:type="spellStart"/>
-      <w:r>
-        <w:rPr>
-          <w:rFonts w:ascii="Times New Roman" w:eastAsia="Times New Roman" w:hAnsi="Times New Roman" w:cs="Times New Roman"/>
-          <w:color w:val="222222"/>
-          <w:highlight w:val="white"/>
-        </w:rPr>
-        <w:t>Babusci</w:t>
-      </w:r>
-      <w:proofErr w:type="spellEnd"/>
-      <w:r>
-        <w:rPr>
-          <w:rFonts w:ascii="Times New Roman" w:eastAsia="Times New Roman" w:hAnsi="Times New Roman" w:cs="Times New Roman"/>
-          <w:color w:val="222222"/>
-          <w:highlight w:val="white"/>
-        </w:rPr>
-        <w:t>, C., Driscoll, S., Phalen, P., Bennett, M. (</w:t>
-      </w:r>
-      <w:proofErr w:type="gramStart"/>
-      <w:r>
-        <w:rPr>
-          <w:rFonts w:ascii="Times New Roman" w:eastAsia="Times New Roman" w:hAnsi="Times New Roman" w:cs="Times New Roman"/>
-          <w:color w:val="222222"/>
-          <w:highlight w:val="white"/>
-        </w:rPr>
-        <w:t>September,</w:t>
-      </w:r>
-      <w:proofErr w:type="gramEnd"/>
-      <w:r>
-        <w:rPr>
-          <w:rFonts w:ascii="Times New Roman" w:eastAsia="Times New Roman" w:hAnsi="Times New Roman" w:cs="Times New Roman"/>
-          <w:color w:val="222222"/>
-          <w:highlight w:val="white"/>
-        </w:rPr>
-        <w:t xml:space="preserve"> 2</w:t>
-      </w:r>
-      <w:r>
-        <w:rPr>
-          <w:rFonts w:ascii="Times New Roman" w:eastAsia="Times New Roman" w:hAnsi="Times New Roman" w:cs="Times New Roman"/>
-          <w:color w:val="222222"/>
-          <w:highlight w:val="white"/>
-        </w:rPr>
-        <w:t>025). “</w:t>
+        <w:t>Development of a novel early psychosis discharge and transition navigation intervention across a multi-</w:t>
       </w:r>
       <w:r>
         <w:rPr>
@@ -11200,7 +11205,8 @@
           <w:color w:val="222222"/>
           <w:highlight w:val="white"/>
         </w:rPr>
-        <w:t>Breaking boundaries” through embedded co-design and co-production across a disengagement-themed early psychosis learning healthcare system in the United States.</w:t>
+        <w:lastRenderedPageBreak/>
+        <w:t>state hub.</w:t>
       </w:r>
       <w:r>
         <w:rPr>
@@ -11217,8 +11223,8 @@
         <w:ind w:left="720" w:hanging="720"/>
         <w:rPr>
           <w:rFonts w:ascii="Times New Roman" w:eastAsia="Times New Roman" w:hAnsi="Times New Roman" w:cs="Times New Roman"/>
-          <w:bCs/>
-          <w:color w:val="222222"/>
+          <w:color w:val="222222"/>
+          <w:highlight w:val="white"/>
         </w:rPr>
       </w:pPr>
     </w:p>
@@ -11228,138 +11234,292 @@
         <w:ind w:left="720" w:hanging="720"/>
         <w:rPr>
           <w:rFonts w:ascii="Times New Roman" w:eastAsia="Times New Roman" w:hAnsi="Times New Roman" w:cs="Times New Roman"/>
-          <w:bCs/>
-          <w:color w:val="222222"/>
-        </w:rPr>
-      </w:pPr>
-      <w:r>
-        <w:rPr>
-          <w:rFonts w:ascii="Times New Roman" w:eastAsia="Times New Roman" w:hAnsi="Times New Roman" w:cs="Times New Roman"/>
-          <w:bCs/>
-          <w:color w:val="222222"/>
-        </w:rPr>
-        <w:t xml:space="preserve">Fetisova, A., Bennett, M., </w:t>
+          <w:color w:val="222222"/>
+          <w:highlight w:val="white"/>
+        </w:rPr>
+      </w:pPr>
+      <w:r>
+        <w:rPr>
+          <w:rFonts w:ascii="Times New Roman" w:eastAsia="Times New Roman" w:hAnsi="Times New Roman" w:cs="Times New Roman"/>
+          <w:color w:val="222222"/>
+          <w:highlight w:val="white"/>
+        </w:rPr>
+        <w:t xml:space="preserve">Jones, N., </w:t>
       </w:r>
       <w:proofErr w:type="spellStart"/>
       <w:r>
         <w:rPr>
           <w:rFonts w:ascii="Times New Roman" w:eastAsia="Times New Roman" w:hAnsi="Times New Roman" w:cs="Times New Roman"/>
-          <w:bCs/>
-          <w:color w:val="222222"/>
-        </w:rPr>
-        <w:t>Lucksted</w:t>
+          <w:color w:val="222222"/>
+          <w:highlight w:val="white"/>
+        </w:rPr>
+        <w:t>Babusci</w:t>
       </w:r>
       <w:proofErr w:type="spellEnd"/>
       <w:r>
         <w:rPr>
           <w:rFonts w:ascii="Times New Roman" w:eastAsia="Times New Roman" w:hAnsi="Times New Roman" w:cs="Times New Roman"/>
-          <w:bCs/>
-          <w:color w:val="222222"/>
-        </w:rPr>
-        <w:t xml:space="preserve">, A., Hochheiser, J., </w:t>
+          <w:color w:val="222222"/>
+          <w:highlight w:val="white"/>
+        </w:rPr>
+        <w:t xml:space="preserve">, C., Driscoll, S., </w:t>
+      </w:r>
+      <w:r>
+        <w:rPr>
+          <w:rFonts w:ascii="Times New Roman" w:eastAsia="Times New Roman" w:hAnsi="Times New Roman" w:cs="Times New Roman"/>
+          <w:b/>
+          <w:bCs/>
+          <w:color w:val="222222"/>
+          <w:highlight w:val="white"/>
+        </w:rPr>
+        <w:t>Phalen, P.</w:t>
+      </w:r>
+      <w:r>
+        <w:rPr>
+          <w:rFonts w:ascii="Times New Roman" w:eastAsia="Times New Roman" w:hAnsi="Times New Roman" w:cs="Times New Roman"/>
+          <w:color w:val="222222"/>
+          <w:highlight w:val="white"/>
+        </w:rPr>
+        <w:t xml:space="preserve"> (</w:t>
       </w:r>
       <w:proofErr w:type="gramStart"/>
       <w:r>
         <w:rPr>
           <w:rFonts w:ascii="Times New Roman" w:eastAsia="Times New Roman" w:hAnsi="Times New Roman" w:cs="Times New Roman"/>
-          <w:bCs/>
-          <w:color w:val="222222"/>
-        </w:rPr>
-        <w:t>Yusuf,  A.</w:t>
+          <w:color w:val="222222"/>
+          <w:highlight w:val="white"/>
+        </w:rPr>
+        <w:t>September,</w:t>
       </w:r>
       <w:proofErr w:type="gramEnd"/>
       <w:r>
         <w:rPr>
           <w:rFonts w:ascii="Times New Roman" w:eastAsia="Times New Roman" w:hAnsi="Times New Roman" w:cs="Times New Roman"/>
-          <w:bCs/>
-          <w:color w:val="222222"/>
-        </w:rPr>
-        <w:t xml:space="preserve">, Fox, K., </w:t>
-      </w:r>
-      <w:r>
-        <w:rPr>
-          <w:rFonts w:ascii="Times New Roman" w:eastAsia="Times New Roman" w:hAnsi="Times New Roman" w:cs="Times New Roman"/>
-          <w:b/>
-          <w:bCs/>
-          <w:color w:val="222222"/>
-        </w:rPr>
-        <w:t>Phalen, P.</w:t>
-      </w:r>
-      <w:r>
-        <w:rPr>
-          <w:rFonts w:ascii="Times New Roman" w:eastAsia="Times New Roman" w:hAnsi="Times New Roman" w:cs="Times New Roman"/>
-          <w:bCs/>
-          <w:color w:val="222222"/>
-        </w:rPr>
-        <w:t xml:space="preserve"> (2025). </w:t>
-      </w:r>
-      <w:r>
-        <w:rPr>
-          <w:rFonts w:ascii="Times New Roman" w:eastAsia="Times New Roman" w:hAnsi="Times New Roman" w:cs="Times New Roman"/>
-          <w:bCs/>
+          <w:color w:val="222222"/>
+          <w:highlight w:val="white"/>
+        </w:rPr>
+        <w:t xml:space="preserve"> </w:t>
+      </w:r>
+      <w:r>
+        <w:rPr>
+          <w:rFonts w:ascii="Times New Roman" w:eastAsia="Times New Roman" w:hAnsi="Times New Roman" w:cs="Times New Roman"/>
+          <w:color w:val="222222"/>
+          <w:highlight w:val="white"/>
+        </w:rPr>
+        <w:t xml:space="preserve">2025). </w:t>
+      </w:r>
+      <w:r>
+        <w:rPr>
+          <w:rFonts w:ascii="Times New Roman" w:eastAsia="Times New Roman" w:hAnsi="Times New Roman" w:cs="Times New Roman"/>
           <w:i/>
           <w:iCs/>
           <w:color w:val="222222"/>
-        </w:rPr>
-        <w:t xml:space="preserve">Preliminary data on a </w:t>
-      </w:r>
+          <w:highlight w:val="white"/>
+        </w:rPr>
+        <w:t>A critical assessment of the implementation of a common assessment battery across a large network of early psychosis programs in the US.</w:t>
+      </w:r>
+      <w:r>
+        <w:rPr>
+          <w:rFonts w:ascii="Times New Roman" w:eastAsia="Times New Roman" w:hAnsi="Times New Roman" w:cs="Times New Roman"/>
+          <w:color w:val="222222"/>
+          <w:highlight w:val="white"/>
+        </w:rPr>
+        <w:t xml:space="preserve"> Symposium presentation presented at the 15th International Conference on Early Intervention and Prevention in Mental Health. Berlin, Germany.</w:t>
+      </w:r>
+    </w:p>
+    <w:p>
+      <w:pPr>
+        <w:spacing w:line="240" w:lineRule="auto"/>
+        <w:ind w:left="720" w:hanging="720"/>
+        <w:rPr>
+          <w:rFonts w:ascii="Times New Roman" w:eastAsia="Times New Roman" w:hAnsi="Times New Roman" w:cs="Times New Roman"/>
+          <w:color w:val="222222"/>
+          <w:highlight w:val="white"/>
+        </w:rPr>
+      </w:pPr>
+    </w:p>
+    <w:p>
+      <w:pPr>
+        <w:spacing w:line="240" w:lineRule="auto"/>
+        <w:ind w:left="720" w:hanging="720"/>
+        <w:rPr>
+          <w:rFonts w:ascii="Times New Roman" w:eastAsia="Times New Roman" w:hAnsi="Times New Roman" w:cs="Times New Roman"/>
+          <w:color w:val="222222"/>
+          <w:highlight w:val="white"/>
+        </w:rPr>
+      </w:pPr>
       <w:proofErr w:type="spellStart"/>
       <w:r>
         <w:rPr>
           <w:rFonts w:ascii="Times New Roman" w:eastAsia="Times New Roman" w:hAnsi="Times New Roman" w:cs="Times New Roman"/>
-          <w:bCs/>
+          <w:color w:val="222222"/>
+          <w:highlight w:val="white"/>
+        </w:rPr>
+        <w:t>Pagdon</w:t>
+      </w:r>
+      <w:proofErr w:type="spellEnd"/>
+      <w:r>
+        <w:rPr>
+          <w:rFonts w:ascii="Times New Roman" w:eastAsia="Times New Roman" w:hAnsi="Times New Roman" w:cs="Times New Roman"/>
+          <w:color w:val="222222"/>
+          <w:highlight w:val="white"/>
+        </w:rPr>
+        <w:t>, S., Phalen, P., Bennett, M., Jones, N. (</w:t>
+      </w:r>
+      <w:proofErr w:type="gramStart"/>
+      <w:r>
+        <w:rPr>
+          <w:rFonts w:ascii="Times New Roman" w:eastAsia="Times New Roman" w:hAnsi="Times New Roman" w:cs="Times New Roman"/>
+          <w:color w:val="222222"/>
+          <w:highlight w:val="white"/>
+        </w:rPr>
+        <w:t>September,</w:t>
+      </w:r>
+      <w:proofErr w:type="gramEnd"/>
+      <w:r>
+        <w:rPr>
+          <w:rFonts w:ascii="Times New Roman" w:eastAsia="Times New Roman" w:hAnsi="Times New Roman" w:cs="Times New Roman"/>
+          <w:color w:val="222222"/>
+          <w:highlight w:val="white"/>
+        </w:rPr>
+        <w:t xml:space="preserve"> 2</w:t>
+      </w:r>
+      <w:r>
+        <w:rPr>
+          <w:rFonts w:ascii="Times New Roman" w:eastAsia="Times New Roman" w:hAnsi="Times New Roman" w:cs="Times New Roman"/>
+          <w:color w:val="222222"/>
+          <w:highlight w:val="white"/>
+        </w:rPr>
+        <w:t xml:space="preserve">025). </w:t>
+      </w:r>
+      <w:r>
+        <w:rPr>
+          <w:rFonts w:ascii="Times New Roman" w:eastAsia="Times New Roman" w:hAnsi="Times New Roman" w:cs="Times New Roman"/>
           <w:i/>
           <w:iCs/>
           <w:color w:val="222222"/>
-        </w:rPr>
-        <w:t>prepilot</w:t>
+          <w:highlight w:val="white"/>
+        </w:rPr>
+        <w:t>Investigating the impact of service user versus clinician conceptualizations of psychosis-related phenomenology on (dis)engagement.</w:t>
+      </w:r>
+      <w:r>
+        <w:rPr>
+          <w:rFonts w:ascii="Times New Roman" w:eastAsia="Times New Roman" w:hAnsi="Times New Roman" w:cs="Times New Roman"/>
+          <w:color w:val="222222"/>
+          <w:highlight w:val="white"/>
+        </w:rPr>
+        <w:t xml:space="preserve"> Symposium presentation presented at the 15th International Conference on Early Intervention and Prevention in Mental Health. Berlin, Germany.</w:t>
+      </w:r>
+    </w:p>
+    <w:p>
+      <w:pPr>
+        <w:spacing w:line="240" w:lineRule="auto"/>
+        <w:ind w:left="720" w:hanging="720"/>
+        <w:rPr>
+          <w:rFonts w:ascii="Times New Roman" w:eastAsia="Times New Roman" w:hAnsi="Times New Roman" w:cs="Times New Roman"/>
+          <w:color w:val="222222"/>
+          <w:highlight w:val="white"/>
+        </w:rPr>
+      </w:pPr>
+    </w:p>
+    <w:p>
+      <w:pPr>
+        <w:spacing w:line="240" w:lineRule="auto"/>
+        <w:ind w:left="720" w:hanging="720"/>
+        <w:rPr>
+          <w:rFonts w:ascii="Times New Roman" w:eastAsia="Times New Roman" w:hAnsi="Times New Roman" w:cs="Times New Roman"/>
+          <w:color w:val="222222"/>
+          <w:highlight w:val="white"/>
+        </w:rPr>
+      </w:pPr>
+      <w:r>
+        <w:rPr>
+          <w:rFonts w:ascii="Times New Roman" w:eastAsia="Times New Roman" w:hAnsi="Times New Roman" w:cs="Times New Roman"/>
+          <w:color w:val="222222"/>
+          <w:highlight w:val="white"/>
+        </w:rPr>
+        <w:t xml:space="preserve">Jones, N., </w:t>
+      </w:r>
+      <w:proofErr w:type="spellStart"/>
+      <w:r>
+        <w:rPr>
+          <w:rFonts w:ascii="Times New Roman" w:eastAsia="Times New Roman" w:hAnsi="Times New Roman" w:cs="Times New Roman"/>
+          <w:color w:val="222222"/>
+          <w:highlight w:val="white"/>
+        </w:rPr>
+        <w:t>Pagdon</w:t>
       </w:r>
       <w:proofErr w:type="spellEnd"/>
       <w:r>
         <w:rPr>
           <w:rFonts w:ascii="Times New Roman" w:eastAsia="Times New Roman" w:hAnsi="Times New Roman" w:cs="Times New Roman"/>
-          <w:bCs/>
+          <w:color w:val="222222"/>
+          <w:highlight w:val="white"/>
+        </w:rPr>
+        <w:t xml:space="preserve">, S., </w:t>
+      </w:r>
+      <w:proofErr w:type="spellStart"/>
+      <w:r>
+        <w:rPr>
+          <w:rFonts w:ascii="Times New Roman" w:eastAsia="Times New Roman" w:hAnsi="Times New Roman" w:cs="Times New Roman"/>
+          <w:color w:val="222222"/>
+          <w:highlight w:val="white"/>
+        </w:rPr>
+        <w:t>Babusci</w:t>
+      </w:r>
+      <w:proofErr w:type="spellEnd"/>
+      <w:r>
+        <w:rPr>
+          <w:rFonts w:ascii="Times New Roman" w:eastAsia="Times New Roman" w:hAnsi="Times New Roman" w:cs="Times New Roman"/>
+          <w:color w:val="222222"/>
+          <w:highlight w:val="white"/>
+        </w:rPr>
+        <w:t>, C., Phalen, P., Bennett, M. (</w:t>
+      </w:r>
+      <w:proofErr w:type="gramStart"/>
+      <w:r>
+        <w:rPr>
+          <w:rFonts w:ascii="Times New Roman" w:eastAsia="Times New Roman" w:hAnsi="Times New Roman" w:cs="Times New Roman"/>
+          <w:color w:val="222222"/>
+          <w:highlight w:val="white"/>
+        </w:rPr>
+        <w:t>September,</w:t>
+      </w:r>
+      <w:proofErr w:type="gramEnd"/>
+      <w:r>
+        <w:rPr>
+          <w:rFonts w:ascii="Times New Roman" w:eastAsia="Times New Roman" w:hAnsi="Times New Roman" w:cs="Times New Roman"/>
+          <w:color w:val="222222"/>
+          <w:highlight w:val="white"/>
+        </w:rPr>
+        <w:t xml:space="preserve"> 2</w:t>
+      </w:r>
+      <w:r>
+        <w:rPr>
+          <w:rFonts w:ascii="Times New Roman" w:eastAsia="Times New Roman" w:hAnsi="Times New Roman" w:cs="Times New Roman"/>
+          <w:color w:val="222222"/>
+          <w:highlight w:val="white"/>
+        </w:rPr>
+        <w:t xml:space="preserve">025). </w:t>
+      </w:r>
+      <w:r>
+        <w:rPr>
+          <w:rFonts w:ascii="Times New Roman" w:eastAsia="Times New Roman" w:hAnsi="Times New Roman" w:cs="Times New Roman"/>
           <w:i/>
           <w:iCs/>
           <w:color w:val="222222"/>
-        </w:rPr>
-        <w:t xml:space="preserve"> Dialectical Behavior Therapy (DBT) skills program for people with psychosis spectrum disorder and high risk of suicide</w:t>
-      </w:r>
-      <w:r>
-        <w:rPr>
-          <w:rFonts w:ascii="Times New Roman" w:eastAsia="Times New Roman" w:hAnsi="Times New Roman" w:cs="Times New Roman"/>
-          <w:bCs/>
-          <w:color w:val="222222"/>
-        </w:rPr>
-        <w:t>. Poster accepted for presentation at the 59</w:t>
-      </w:r>
-      <w:r>
-        <w:rPr>
-          <w:rFonts w:ascii="Times New Roman" w:eastAsia="Times New Roman" w:hAnsi="Times New Roman" w:cs="Times New Roman"/>
-          <w:bCs/>
-          <w:color w:val="222222"/>
-          <w:vertAlign w:val="superscript"/>
-        </w:rPr>
-        <w:t>th</w:t>
-      </w:r>
-      <w:r>
-        <w:rPr>
-          <w:rFonts w:ascii="Times New Roman" w:eastAsia="Times New Roman" w:hAnsi="Times New Roman" w:cs="Times New Roman"/>
-          <w:bCs/>
-          <w:color w:val="222222"/>
-        </w:rPr>
-        <w:t xml:space="preserve"> Annual Association for Behavioral and Cognitive Therapies (ABCT) Conference. New Orleans, Louisiana.</w:t>
-      </w:r>
-    </w:p>
-    <w:p>
-      <w:pPr>
-        <w:spacing w:line="240" w:lineRule="auto"/>
-        <w:rPr>
-          <w:rFonts w:ascii="Times New Roman" w:eastAsia="Times New Roman" w:hAnsi="Times New Roman" w:cs="Times New Roman"/>
-          <w:bCs/>
-          <w:color w:val="222222"/>
-        </w:rPr>
-      </w:pPr>
+          <w:highlight w:val="white"/>
+        </w:rPr>
+        <w:t>The View from Outside versus Experience Itself: Questioning a Paradigm in the Conceptualization of Psychosis.</w:t>
+      </w:r>
+      <w:r>
+        <w:rPr>
+          <w:rFonts w:ascii="Times New Roman" w:eastAsia="Times New Roman" w:hAnsi="Times New Roman" w:cs="Times New Roman"/>
+          <w:color w:val="222222"/>
+          <w:highlight w:val="white"/>
+        </w:rPr>
+        <w:t xml:space="preserve"> Symposium presentation presented at the 15th International Conference on Early Intervention and Prevention in Mental Health. Berlin, Germany.</w:t>
+      </w:r>
     </w:p>
     <w:p>
       <w:pPr>
@@ -11367,51 +11527,108 @@
         <w:ind w:left="720" w:hanging="720"/>
         <w:rPr>
           <w:rFonts w:ascii="Times New Roman" w:eastAsia="Times New Roman" w:hAnsi="Times New Roman" w:cs="Times New Roman"/>
-          <w:bCs/>
-          <w:color w:val="222222"/>
-        </w:rPr>
-      </w:pPr>
-      <w:r>
-        <w:rPr>
-          <w:rFonts w:ascii="Times New Roman" w:eastAsia="Times New Roman" w:hAnsi="Times New Roman" w:cs="Times New Roman"/>
-          <w:bCs/>
-          <w:color w:val="222222"/>
-        </w:rPr>
-        <w:t xml:space="preserve">Manges, M., Title, S., Thompson, E., </w:t>
-      </w:r>
-      <w:r>
-        <w:rPr>
-          <w:rFonts w:ascii="Times New Roman" w:eastAsia="Times New Roman" w:hAnsi="Times New Roman" w:cs="Times New Roman"/>
-          <w:b/>
-          <w:color w:val="222222"/>
-        </w:rPr>
-        <w:t>Phalen, P.</w:t>
-      </w:r>
-      <w:r>
-        <w:rPr>
-          <w:rFonts w:ascii="Times New Roman" w:eastAsia="Times New Roman" w:hAnsi="Times New Roman" w:cs="Times New Roman"/>
-          <w:bCs/>
-          <w:color w:val="222222"/>
-        </w:rPr>
-        <w:t xml:space="preserve">, &amp; Bornheimer, L. </w:t>
-      </w:r>
-      <w:r>
-        <w:rPr>
-          <w:rFonts w:ascii="Times New Roman" w:eastAsia="Times New Roman" w:hAnsi="Times New Roman" w:cs="Times New Roman"/>
-          <w:bCs/>
+          <w:color w:val="222222"/>
+          <w:highlight w:val="white"/>
+        </w:rPr>
+      </w:pPr>
+    </w:p>
+    <w:p>
+      <w:pPr>
+        <w:spacing w:line="240" w:lineRule="auto"/>
+        <w:ind w:left="720" w:hanging="720"/>
+        <w:rPr>
+          <w:rFonts w:ascii="Times New Roman" w:eastAsia="Times New Roman" w:hAnsi="Times New Roman" w:cs="Times New Roman"/>
+          <w:color w:val="222222"/>
+          <w:highlight w:val="white"/>
+        </w:rPr>
+      </w:pPr>
+      <w:r>
+        <w:rPr>
+          <w:rFonts w:ascii="Times New Roman" w:eastAsia="Times New Roman" w:hAnsi="Times New Roman" w:cs="Times New Roman"/>
+          <w:color w:val="222222"/>
+          <w:highlight w:val="white"/>
+        </w:rPr>
+        <w:t xml:space="preserve">Jones, N., </w:t>
+      </w:r>
+      <w:proofErr w:type="spellStart"/>
+      <w:r>
+        <w:rPr>
+          <w:rFonts w:ascii="Times New Roman" w:eastAsia="Times New Roman" w:hAnsi="Times New Roman" w:cs="Times New Roman"/>
+          <w:color w:val="222222"/>
+          <w:highlight w:val="white"/>
+        </w:rPr>
+        <w:t>Pagdon</w:t>
+      </w:r>
+      <w:proofErr w:type="spellEnd"/>
+      <w:r>
+        <w:rPr>
+          <w:rFonts w:ascii="Times New Roman" w:eastAsia="Times New Roman" w:hAnsi="Times New Roman" w:cs="Times New Roman"/>
+          <w:color w:val="222222"/>
+          <w:highlight w:val="white"/>
+        </w:rPr>
+        <w:t xml:space="preserve">, S., McNemar, S., </w:t>
+      </w:r>
+      <w:proofErr w:type="spellStart"/>
+      <w:r>
+        <w:rPr>
+          <w:rFonts w:ascii="Times New Roman" w:eastAsia="Times New Roman" w:hAnsi="Times New Roman" w:cs="Times New Roman"/>
+          <w:color w:val="222222"/>
+          <w:highlight w:val="white"/>
+        </w:rPr>
+        <w:t>Babusci</w:t>
+      </w:r>
+      <w:proofErr w:type="spellEnd"/>
+      <w:r>
+        <w:rPr>
+          <w:rFonts w:ascii="Times New Roman" w:eastAsia="Times New Roman" w:hAnsi="Times New Roman" w:cs="Times New Roman"/>
+          <w:color w:val="222222"/>
+          <w:highlight w:val="white"/>
+        </w:rPr>
+        <w:t>, C., Driscoll, S., Phalen, P., Bennett, M. (</w:t>
+      </w:r>
+      <w:proofErr w:type="gramStart"/>
+      <w:r>
+        <w:rPr>
+          <w:rFonts w:ascii="Times New Roman" w:eastAsia="Times New Roman" w:hAnsi="Times New Roman" w:cs="Times New Roman"/>
+          <w:color w:val="222222"/>
+          <w:highlight w:val="white"/>
+        </w:rPr>
+        <w:t>September,</w:t>
+      </w:r>
+      <w:proofErr w:type="gramEnd"/>
+      <w:r>
+        <w:rPr>
+          <w:rFonts w:ascii="Times New Roman" w:eastAsia="Times New Roman" w:hAnsi="Times New Roman" w:cs="Times New Roman"/>
+          <w:color w:val="222222"/>
+          <w:highlight w:val="white"/>
+        </w:rPr>
+        <w:t xml:space="preserve"> 2</w:t>
+      </w:r>
+      <w:r>
+        <w:rPr>
+          <w:rFonts w:ascii="Times New Roman" w:eastAsia="Times New Roman" w:hAnsi="Times New Roman" w:cs="Times New Roman"/>
+          <w:color w:val="222222"/>
+          <w:highlight w:val="white"/>
+        </w:rPr>
+        <w:t>025). “</w:t>
+      </w:r>
+      <w:r>
+        <w:rPr>
+          <w:rFonts w:ascii="Times New Roman" w:eastAsia="Times New Roman" w:hAnsi="Times New Roman" w:cs="Times New Roman"/>
           <w:i/>
           <w:iCs/>
           <w:color w:val="222222"/>
-        </w:rPr>
-        <w:t>Advancing Suicide Prevention Efforts for Individuals with Psychosis Spectrum Disorders: Innovations in Measurement, Assessment, and Treatment</w:t>
-      </w:r>
-      <w:r>
-        <w:rPr>
-          <w:rFonts w:ascii="Times New Roman" w:eastAsia="Times New Roman" w:hAnsi="Times New Roman" w:cs="Times New Roman"/>
-          <w:bCs/>
-          <w:color w:val="222222"/>
-        </w:rPr>
-        <w:t>. Symposium accepted for presentation at the 2025 IASR/AFSP International Summit on Suicide Research. Boston, MA.</w:t>
+          <w:highlight w:val="white"/>
+        </w:rPr>
+        <w:t>Breaking boundaries” through embedded co-design and co-production across a disengagement-themed early psychosis learning healthcare system in the United States.</w:t>
+      </w:r>
+      <w:r>
+        <w:rPr>
+          <w:rFonts w:ascii="Times New Roman" w:eastAsia="Times New Roman" w:hAnsi="Times New Roman" w:cs="Times New Roman"/>
+          <w:color w:val="222222"/>
+          <w:highlight w:val="white"/>
+        </w:rPr>
+        <w:t xml:space="preserve"> Symposium presentation presented at the 15th International Conference on Early Intervention and Prevention in Mental Health. Berlin, Germany.</w:t>
       </w:r>
     </w:p>
     <w:p>
@@ -11420,6 +11637,7 @@
         <w:ind w:left="720" w:hanging="720"/>
         <w:rPr>
           <w:rFonts w:ascii="Times New Roman" w:eastAsia="Times New Roman" w:hAnsi="Times New Roman" w:cs="Times New Roman"/>
+          <w:bCs/>
           <w:color w:val="222222"/>
         </w:rPr>
       </w:pPr>
@@ -11430,198 +11648,82 @@
         <w:ind w:left="720" w:hanging="720"/>
         <w:rPr>
           <w:rFonts w:ascii="Times New Roman" w:eastAsia="Times New Roman" w:hAnsi="Times New Roman" w:cs="Times New Roman"/>
-          <w:color w:val="222222"/>
-        </w:rPr>
-      </w:pPr>
-      <w:r>
-        <w:rPr>
-          <w:rFonts w:ascii="Times New Roman" w:eastAsia="Times New Roman" w:hAnsi="Times New Roman" w:cs="Times New Roman"/>
-          <w:color w:val="222222"/>
-        </w:rPr>
-        <w:t xml:space="preserve">Menkes, M., Liu, J., Bennett, M., Weiner, E., &amp; </w:t>
-      </w:r>
-      <w:r>
-        <w:rPr>
-          <w:rFonts w:ascii="Times New Roman" w:eastAsia="Times New Roman" w:hAnsi="Times New Roman" w:cs="Times New Roman"/>
-          <w:b/>
-          <w:bCs/>
-          <w:color w:val="222222"/>
-        </w:rPr>
-        <w:t>Phalen, P</w:t>
-      </w:r>
-      <w:r>
-        <w:rPr>
-          <w:rFonts w:ascii="Times New Roman" w:eastAsia="Times New Roman" w:hAnsi="Times New Roman" w:cs="Times New Roman"/>
-          <w:color w:val="222222"/>
-        </w:rPr>
-        <w:t xml:space="preserve">. </w:t>
-      </w:r>
-      <w:r>
-        <w:rPr>
-          <w:rFonts w:ascii="Times New Roman" w:eastAsia="Times New Roman" w:hAnsi="Times New Roman" w:cs="Times New Roman"/>
-          <w:color w:val="222222"/>
-        </w:rPr>
-        <w:t>(</w:t>
+          <w:bCs/>
+          <w:color w:val="222222"/>
+        </w:rPr>
+      </w:pPr>
+      <w:r>
+        <w:rPr>
+          <w:rFonts w:ascii="Times New Roman" w:eastAsia="Times New Roman" w:hAnsi="Times New Roman" w:cs="Times New Roman"/>
+          <w:bCs/>
+          <w:color w:val="222222"/>
+        </w:rPr>
+        <w:t xml:space="preserve">Fetisova, A., Bennett, M., </w:t>
+      </w:r>
+      <w:proofErr w:type="spellStart"/>
+      <w:r>
+        <w:rPr>
+          <w:rFonts w:ascii="Times New Roman" w:eastAsia="Times New Roman" w:hAnsi="Times New Roman" w:cs="Times New Roman"/>
+          <w:bCs/>
+          <w:color w:val="222222"/>
+        </w:rPr>
+        <w:t>Lucksted</w:t>
+      </w:r>
+      <w:proofErr w:type="spellEnd"/>
+      <w:r>
+        <w:rPr>
+          <w:rFonts w:ascii="Times New Roman" w:eastAsia="Times New Roman" w:hAnsi="Times New Roman" w:cs="Times New Roman"/>
+          <w:bCs/>
+          <w:color w:val="222222"/>
+        </w:rPr>
+        <w:t xml:space="preserve">, A., Hochheiser, J., </w:t>
       </w:r>
       <w:proofErr w:type="gramStart"/>
       <w:r>
         <w:rPr>
           <w:rFonts w:ascii="Times New Roman" w:eastAsia="Times New Roman" w:hAnsi="Times New Roman" w:cs="Times New Roman"/>
-          <w:color w:val="222222"/>
-        </w:rPr>
-        <w:t>June,</w:t>
+          <w:bCs/>
+          <w:color w:val="222222"/>
+        </w:rPr>
+        <w:t>Yusuf,  A.</w:t>
       </w:r>
       <w:proofErr w:type="gramEnd"/>
       <w:r>
         <w:rPr>
           <w:rFonts w:ascii="Times New Roman" w:eastAsia="Times New Roman" w:hAnsi="Times New Roman" w:cs="Times New Roman"/>
-          <w:color w:val="222222"/>
-        </w:rPr>
-        <w:t xml:space="preserve"> </w:t>
-      </w:r>
-      <w:r>
-        <w:rPr>
-          <w:rFonts w:ascii="Times New Roman" w:eastAsia="Times New Roman" w:hAnsi="Times New Roman" w:cs="Times New Roman"/>
-          <w:color w:val="222222"/>
-        </w:rPr>
-        <w:t xml:space="preserve">2025). </w:t>
-      </w:r>
-      <w:r>
-        <w:rPr>
-          <w:rFonts w:ascii="Times New Roman" w:eastAsia="Times New Roman" w:hAnsi="Times New Roman" w:cs="Times New Roman"/>
+          <w:bCs/>
+          <w:color w:val="222222"/>
+        </w:rPr>
+        <w:t xml:space="preserve">, Fox, K., </w:t>
+      </w:r>
+      <w:r>
+        <w:rPr>
+          <w:rFonts w:ascii="Times New Roman" w:eastAsia="Times New Roman" w:hAnsi="Times New Roman" w:cs="Times New Roman"/>
+          <w:b/>
+          <w:bCs/>
+          <w:color w:val="222222"/>
+        </w:rPr>
+        <w:t>Phalen, P.</w:t>
+      </w:r>
+      <w:r>
+        <w:rPr>
+          <w:rFonts w:ascii="Times New Roman" w:eastAsia="Times New Roman" w:hAnsi="Times New Roman" w:cs="Times New Roman"/>
+          <w:bCs/>
+          <w:color w:val="222222"/>
+        </w:rPr>
+        <w:t xml:space="preserve"> (2025). </w:t>
+      </w:r>
+      <w:r>
+        <w:rPr>
+          <w:rFonts w:ascii="Times New Roman" w:eastAsia="Times New Roman" w:hAnsi="Times New Roman" w:cs="Times New Roman"/>
+          <w:bCs/>
           <w:i/>
           <w:iCs/>
           <w:color w:val="222222"/>
         </w:rPr>
-        <w:t>Program Evaluation of a Dialectical Behavior Therapy (DBT) Skills Group in an Early Psychosis Specialty Care Clinic</w:t>
-      </w:r>
-      <w:r>
-        <w:rPr>
-          <w:rFonts w:ascii="Times New Roman" w:eastAsia="Times New Roman" w:hAnsi="Times New Roman" w:cs="Times New Roman"/>
-          <w:color w:val="222222"/>
-        </w:rPr>
-        <w:t>. Poster presentation at the University of Maryland Research Day. Baltimore, MD.</w:t>
-      </w:r>
-    </w:p>
-    <w:p>
-      <w:pPr>
-        <w:spacing w:line="240" w:lineRule="auto"/>
-        <w:ind w:left="720" w:hanging="720"/>
-        <w:rPr>
-          <w:rFonts w:ascii="Times New Roman" w:eastAsia="Times New Roman" w:hAnsi="Times New Roman" w:cs="Times New Roman"/>
-          <w:b/>
-          <w:color w:val="222222"/>
-        </w:rPr>
-      </w:pPr>
-    </w:p>
-    <w:p>
-      <w:pPr>
-        <w:spacing w:line="240" w:lineRule="auto"/>
-        <w:ind w:left="720" w:hanging="720"/>
-        <w:rPr>
-          <w:rFonts w:ascii="Times New Roman" w:eastAsia="Times New Roman" w:hAnsi="Times New Roman" w:cs="Times New Roman"/>
-          <w:bCs/>
-          <w:color w:val="222222"/>
-        </w:rPr>
-      </w:pPr>
-      <w:r>
-        <w:rPr>
-          <w:rFonts w:ascii="Times New Roman" w:eastAsia="Times New Roman" w:hAnsi="Times New Roman" w:cs="Times New Roman"/>
-          <w:b/>
-          <w:color w:val="222222"/>
-        </w:rPr>
-        <w:t>Phalen, P.,</w:t>
-      </w:r>
-      <w:r>
-        <w:rPr>
-          <w:rFonts w:ascii="Times New Roman" w:eastAsia="Times New Roman" w:hAnsi="Times New Roman" w:cs="Times New Roman"/>
-          <w:bCs/>
-          <w:color w:val="222222"/>
-        </w:rPr>
-        <w:t xml:space="preserve"> </w:t>
-      </w:r>
-      <w:r>
-        <w:rPr>
-          <w:rFonts w:ascii="Times New Roman" w:eastAsia="Times New Roman" w:hAnsi="Times New Roman" w:cs="Times New Roman"/>
-          <w:bCs/>
-          <w:color w:val="222222"/>
-        </w:rPr>
-        <w:t>Roe,</w:t>
-      </w:r>
-      <w:r>
-        <w:rPr>
-          <w:rFonts w:ascii="Times New Roman" w:eastAsia="Times New Roman" w:hAnsi="Times New Roman" w:cs="Times New Roman"/>
-          <w:bCs/>
-          <w:color w:val="222222"/>
-        </w:rPr>
-        <w:t xml:space="preserve"> D.,</w:t>
-      </w:r>
-      <w:r>
-        <w:rPr>
-          <w:rFonts w:ascii="Times New Roman" w:eastAsia="Times New Roman" w:hAnsi="Times New Roman" w:cs="Times New Roman"/>
-          <w:bCs/>
-          <w:color w:val="222222"/>
-        </w:rPr>
-        <w:t xml:space="preserve"> Speyer,</w:t>
-      </w:r>
-      <w:r>
-        <w:rPr>
-          <w:rFonts w:ascii="Times New Roman" w:eastAsia="Times New Roman" w:hAnsi="Times New Roman" w:cs="Times New Roman"/>
-          <w:bCs/>
-          <w:color w:val="222222"/>
-        </w:rPr>
-        <w:t xml:space="preserve"> H.,</w:t>
-      </w:r>
-      <w:r>
-        <w:rPr>
-          <w:rFonts w:ascii="Times New Roman" w:eastAsia="Times New Roman" w:hAnsi="Times New Roman" w:cs="Times New Roman"/>
-          <w:bCs/>
-          <w:color w:val="222222"/>
-        </w:rPr>
-        <w:t xml:space="preserve"> Jones,</w:t>
-      </w:r>
-      <w:r>
-        <w:rPr>
-          <w:rFonts w:ascii="Times New Roman" w:eastAsia="Times New Roman" w:hAnsi="Times New Roman" w:cs="Times New Roman"/>
-          <w:bCs/>
-          <w:color w:val="222222"/>
-        </w:rPr>
-        <w:t xml:space="preserve"> N.,</w:t>
-      </w:r>
-      <w:r>
-        <w:rPr>
-          <w:rFonts w:ascii="Times New Roman" w:eastAsia="Times New Roman" w:hAnsi="Times New Roman" w:cs="Times New Roman"/>
-          <w:bCs/>
-          <w:color w:val="222222"/>
-        </w:rPr>
-        <w:t xml:space="preserve"> Driscoll</w:t>
-      </w:r>
-      <w:r>
-        <w:rPr>
-          <w:rFonts w:ascii="Times New Roman" w:eastAsia="Times New Roman" w:hAnsi="Times New Roman" w:cs="Times New Roman"/>
-          <w:bCs/>
-          <w:color w:val="222222"/>
-        </w:rPr>
-        <w:t>, S. (</w:t>
-      </w:r>
-      <w:proofErr w:type="gramStart"/>
-      <w:r>
-        <w:rPr>
-          <w:rFonts w:ascii="Times New Roman" w:eastAsia="Times New Roman" w:hAnsi="Times New Roman" w:cs="Times New Roman"/>
-          <w:bCs/>
-          <w:color w:val="222222"/>
-        </w:rPr>
-        <w:t>March,</w:t>
-      </w:r>
-      <w:proofErr w:type="gramEnd"/>
-      <w:r>
-        <w:rPr>
-          <w:rFonts w:ascii="Times New Roman" w:eastAsia="Times New Roman" w:hAnsi="Times New Roman" w:cs="Times New Roman"/>
-          <w:bCs/>
-          <w:color w:val="222222"/>
-        </w:rPr>
-        <w:t xml:space="preserve"> 2025). </w:t>
-      </w:r>
+        <w:t xml:space="preserve">Preliminary data on a </w:t>
+      </w:r>
+      <w:proofErr w:type="spellStart"/>
       <w:r>
         <w:rPr>
           <w:rFonts w:ascii="Times New Roman" w:eastAsia="Times New Roman" w:hAnsi="Times New Roman" w:cs="Times New Roman"/>
@@ -11630,97 +11732,9 @@
           <w:iCs/>
           <w:color w:val="222222"/>
         </w:rPr>
-        <w:t>Broadening Our Understanding of Antipsychotic Discontinuation by Integrating Lived Experience, Quantitative, and Qualitative Research</w:t>
-      </w:r>
-      <w:r>
-        <w:rPr>
-          <w:rFonts w:ascii="Times New Roman" w:eastAsia="Times New Roman" w:hAnsi="Times New Roman" w:cs="Times New Roman"/>
-          <w:bCs/>
-          <w:color w:val="222222"/>
-        </w:rPr>
-        <w:t>. Symposium at the 2025 Schizophrenia International Research Society (SIRS) conference. Chicago, Illinois.</w:t>
-      </w:r>
-    </w:p>
-    <w:p>
-      <w:pPr>
-        <w:spacing w:line="240" w:lineRule="auto"/>
-        <w:rPr>
-          <w:rFonts w:ascii="Times New Roman" w:eastAsia="Times New Roman" w:hAnsi="Times New Roman" w:cs="Times New Roman"/>
-          <w:bCs/>
-          <w:color w:val="222222"/>
-        </w:rPr>
-      </w:pPr>
-    </w:p>
-    <w:p>
-      <w:pPr>
-        <w:spacing w:line="240" w:lineRule="auto"/>
-        <w:ind w:left="720" w:hanging="720"/>
-        <w:rPr>
-          <w:rFonts w:ascii="Times New Roman" w:eastAsia="Times New Roman" w:hAnsi="Times New Roman" w:cs="Times New Roman"/>
-          <w:bCs/>
-          <w:color w:val="222222"/>
-        </w:rPr>
-      </w:pPr>
-      <w:r>
-        <w:rPr>
-          <w:rFonts w:ascii="Times New Roman" w:eastAsia="Times New Roman" w:hAnsi="Times New Roman" w:cs="Times New Roman"/>
-          <w:bCs/>
-          <w:color w:val="222222"/>
-        </w:rPr>
-        <w:t xml:space="preserve">Eisen, K., Jones, N., </w:t>
-      </w:r>
-      <w:proofErr w:type="spellStart"/>
-      <w:r>
-        <w:rPr>
-          <w:rFonts w:ascii="Times New Roman" w:eastAsia="Times New Roman" w:hAnsi="Times New Roman" w:cs="Times New Roman"/>
-          <w:bCs/>
-          <w:color w:val="222222"/>
-        </w:rPr>
-        <w:t>Kopelovich</w:t>
+        <w:t>prepilot</w:t>
       </w:r>
       <w:proofErr w:type="spellEnd"/>
-      <w:r>
-        <w:rPr>
-          <w:rFonts w:ascii="Times New Roman" w:eastAsia="Times New Roman" w:hAnsi="Times New Roman" w:cs="Times New Roman"/>
-          <w:bCs/>
-          <w:color w:val="222222"/>
-        </w:rPr>
-        <w:t xml:space="preserve">, S., </w:t>
-      </w:r>
-      <w:r>
-        <w:rPr>
-          <w:rFonts w:ascii="Times New Roman" w:eastAsia="Times New Roman" w:hAnsi="Times New Roman" w:cs="Times New Roman"/>
-          <w:b/>
-          <w:color w:val="222222"/>
-        </w:rPr>
-        <w:t>Phalen, P.</w:t>
-      </w:r>
-      <w:r>
-        <w:rPr>
-          <w:rFonts w:ascii="Times New Roman" w:eastAsia="Times New Roman" w:hAnsi="Times New Roman" w:cs="Times New Roman"/>
-          <w:bCs/>
-          <w:color w:val="222222"/>
-        </w:rPr>
-        <w:t>, Shapiro, D., Thompson, E. (</w:t>
-      </w:r>
-      <w:proofErr w:type="gramStart"/>
-      <w:r>
-        <w:rPr>
-          <w:rFonts w:ascii="Times New Roman" w:eastAsia="Times New Roman" w:hAnsi="Times New Roman" w:cs="Times New Roman"/>
-          <w:bCs/>
-          <w:color w:val="222222"/>
-        </w:rPr>
-        <w:t>November,</w:t>
-      </w:r>
-      <w:proofErr w:type="gramEnd"/>
-      <w:r>
-        <w:rPr>
-          <w:rFonts w:ascii="Times New Roman" w:eastAsia="Times New Roman" w:hAnsi="Times New Roman" w:cs="Times New Roman"/>
-          <w:bCs/>
-          <w:color w:val="222222"/>
-        </w:rPr>
-        <w:t xml:space="preserve"> 2024). </w:t>
-      </w:r>
       <w:r>
         <w:rPr>
           <w:rFonts w:ascii="Times New Roman" w:eastAsia="Times New Roman" w:hAnsi="Times New Roman" w:cs="Times New Roman"/>
@@ -11729,48 +11743,43 @@
           <w:iCs/>
           <w:color w:val="222222"/>
         </w:rPr>
-        <w:t xml:space="preserve">Engaging clients, providers, and systems of care in early psychosis treatment: Lessons learned from community-based research. </w:t>
-      </w:r>
-      <w:r>
-        <w:rPr>
-          <w:rFonts w:ascii="Times New Roman" w:eastAsia="Times New Roman" w:hAnsi="Times New Roman" w:cs="Times New Roman"/>
-          <w:bCs/>
-          <w:color w:val="222222"/>
-        </w:rPr>
-        <w:t xml:space="preserve">Panel </w:t>
-      </w:r>
-      <w:r>
-        <w:rPr>
-          <w:rFonts w:ascii="Times New Roman" w:eastAsia="Times New Roman" w:hAnsi="Times New Roman" w:cs="Times New Roman"/>
-          <w:bCs/>
-          <w:color w:val="222222"/>
-        </w:rPr>
-        <w:t xml:space="preserve">at </w:t>
-      </w:r>
-      <w:r>
-        <w:rPr>
-          <w:rFonts w:ascii="Times New Roman" w:eastAsia="Times New Roman" w:hAnsi="Times New Roman" w:cs="Times New Roman"/>
-          <w:bCs/>
-          <w:color w:val="222222"/>
-        </w:rPr>
-        <w:t xml:space="preserve">the </w:t>
-      </w:r>
-      <w:r>
-        <w:rPr>
-          <w:rFonts w:ascii="Times New Roman" w:eastAsia="Times New Roman" w:hAnsi="Times New Roman" w:cs="Times New Roman"/>
-          <w:bCs/>
-          <w:color w:val="222222"/>
-        </w:rPr>
-        <w:t>Association for Behavioral and Cognitive Therapies.</w:t>
-      </w:r>
-      <w:r>
-        <w:rPr>
-          <w:rFonts w:ascii="Times New Roman" w:eastAsia="Times New Roman" w:hAnsi="Times New Roman" w:cs="Times New Roman"/>
-          <w:bCs/>
-          <w:color w:val="222222"/>
-        </w:rPr>
-        <w:t xml:space="preserve"> Philadelphia, Pennsylvania.</w:t>
-      </w:r>
+        <w:t xml:space="preserve"> Dialectical Behavior Therapy (DBT) skills program for people with psychosis spectrum disorder and high risk of suicide</w:t>
+      </w:r>
+      <w:r>
+        <w:rPr>
+          <w:rFonts w:ascii="Times New Roman" w:eastAsia="Times New Roman" w:hAnsi="Times New Roman" w:cs="Times New Roman"/>
+          <w:bCs/>
+          <w:color w:val="222222"/>
+        </w:rPr>
+        <w:t>. Poster accepted for presentation at the 59</w:t>
+      </w:r>
+      <w:r>
+        <w:rPr>
+          <w:rFonts w:ascii="Times New Roman" w:eastAsia="Times New Roman" w:hAnsi="Times New Roman" w:cs="Times New Roman"/>
+          <w:bCs/>
+          <w:color w:val="222222"/>
+          <w:vertAlign w:val="superscript"/>
+        </w:rPr>
+        <w:t>th</w:t>
+      </w:r>
+      <w:r>
+        <w:rPr>
+          <w:rFonts w:ascii="Times New Roman" w:eastAsia="Times New Roman" w:hAnsi="Times New Roman" w:cs="Times New Roman"/>
+          <w:bCs/>
+          <w:color w:val="222222"/>
+        </w:rPr>
+        <w:t xml:space="preserve"> Annual Association for Behavioral and Cognitive Therapies (ABCT) Conference. New Orleans, Louisiana.</w:t>
+      </w:r>
+    </w:p>
+    <w:p>
+      <w:pPr>
+        <w:spacing w:line="240" w:lineRule="auto"/>
+        <w:rPr>
+          <w:rFonts w:ascii="Times New Roman" w:eastAsia="Times New Roman" w:hAnsi="Times New Roman" w:cs="Times New Roman"/>
+          <w:bCs/>
+          <w:color w:val="222222"/>
+        </w:rPr>
+      </w:pPr>
     </w:p>
     <w:p>
       <w:pPr>
@@ -11778,62 +11787,33 @@
         <w:ind w:left="720" w:hanging="720"/>
         <w:rPr>
           <w:rFonts w:ascii="Times New Roman" w:eastAsia="Times New Roman" w:hAnsi="Times New Roman" w:cs="Times New Roman"/>
-          <w:b/>
-          <w:color w:val="222222"/>
-        </w:rPr>
-      </w:pPr>
-    </w:p>
-    <w:p>
-      <w:pPr>
-        <w:spacing w:line="240" w:lineRule="auto"/>
-        <w:ind w:left="720" w:hanging="720"/>
-        <w:rPr>
-          <w:rFonts w:ascii="Times New Roman" w:eastAsia="Times New Roman" w:hAnsi="Times New Roman" w:cs="Times New Roman"/>
-          <w:bCs/>
-          <w:color w:val="222222"/>
-        </w:rPr>
-      </w:pPr>
-      <w:r>
-        <w:rPr>
-          <w:rFonts w:ascii="Times New Roman" w:eastAsia="Times New Roman" w:hAnsi="Times New Roman" w:cs="Times New Roman"/>
-          <w:bCs/>
-          <w:color w:val="222222"/>
-        </w:rPr>
-        <w:t xml:space="preserve">Boumaiz, Y., </w:t>
-      </w:r>
-      <w:r>
-        <w:rPr>
-          <w:rFonts w:ascii="Times New Roman" w:eastAsia="Times New Roman" w:hAnsi="Times New Roman" w:cs="Times New Roman"/>
-          <w:b/>
-          <w:color w:val="222222"/>
-        </w:rPr>
-        <w:t>Phalen, P.,</w:t>
-      </w:r>
-      <w:r>
-        <w:rPr>
-          <w:rFonts w:ascii="Times New Roman" w:eastAsia="Times New Roman" w:hAnsi="Times New Roman" w:cs="Times New Roman"/>
-          <w:bCs/>
-          <w:color w:val="222222"/>
-        </w:rPr>
-        <w:t xml:space="preserve"> Warman, D., Martin, J. (</w:t>
-      </w:r>
-      <w:proofErr w:type="gramStart"/>
-      <w:r>
-        <w:rPr>
-          <w:rFonts w:ascii="Times New Roman" w:eastAsia="Times New Roman" w:hAnsi="Times New Roman" w:cs="Times New Roman"/>
-          <w:bCs/>
-          <w:color w:val="222222"/>
-        </w:rPr>
-        <w:t>June,</w:t>
-      </w:r>
-      <w:proofErr w:type="gramEnd"/>
-      <w:r>
-        <w:rPr>
-          <w:rFonts w:ascii="Times New Roman" w:eastAsia="Times New Roman" w:hAnsi="Times New Roman" w:cs="Times New Roman"/>
-          <w:bCs/>
-          <w:color w:val="222222"/>
-        </w:rPr>
-        <w:t xml:space="preserve"> 2024). </w:t>
+          <w:bCs/>
+          <w:color w:val="222222"/>
+        </w:rPr>
+      </w:pPr>
+      <w:r>
+        <w:rPr>
+          <w:rFonts w:ascii="Times New Roman" w:eastAsia="Times New Roman" w:hAnsi="Times New Roman" w:cs="Times New Roman"/>
+          <w:bCs/>
+          <w:color w:val="222222"/>
+        </w:rPr>
+        <w:t xml:space="preserve">Manges, M., Title, S., Thompson, E., </w:t>
+      </w:r>
+      <w:r>
+        <w:rPr>
+          <w:rFonts w:ascii="Times New Roman" w:eastAsia="Times New Roman" w:hAnsi="Times New Roman" w:cs="Times New Roman"/>
+          <w:b/>
+          <w:color w:val="222222"/>
+        </w:rPr>
+        <w:t>Phalen, P.</w:t>
+      </w:r>
+      <w:r>
+        <w:rPr>
+          <w:rFonts w:ascii="Times New Roman" w:eastAsia="Times New Roman" w:hAnsi="Times New Roman" w:cs="Times New Roman"/>
+          <w:bCs/>
+          <w:color w:val="222222"/>
+        </w:rPr>
+        <w:t xml:space="preserve">, &amp; Bornheimer, L. </w:t>
       </w:r>
       <w:r>
         <w:rPr>
@@ -11843,15 +11823,15 @@
           <w:iCs/>
           <w:color w:val="222222"/>
         </w:rPr>
-        <w:t xml:space="preserve">Distinguishing religious and spiritual beliefs from psychosis-like experiences. </w:t>
-      </w:r>
-      <w:r>
-        <w:rPr>
-          <w:rFonts w:ascii="Times New Roman" w:eastAsia="Times New Roman" w:hAnsi="Times New Roman" w:cs="Times New Roman"/>
-          <w:bCs/>
-          <w:color w:val="222222"/>
-        </w:rPr>
-        <w:t>University of Maryland Research Day. Baltimore, MD.</w:t>
+        <w:t>Advancing Suicide Prevention Efforts for Individuals with Psychosis Spectrum Disorders: Innovations in Measurement, Assessment, and Treatment</w:t>
+      </w:r>
+      <w:r>
+        <w:rPr>
+          <w:rFonts w:ascii="Times New Roman" w:eastAsia="Times New Roman" w:hAnsi="Times New Roman" w:cs="Times New Roman"/>
+          <w:bCs/>
+          <w:color w:val="222222"/>
+        </w:rPr>
+        <w:t>. Symposium accepted for presentation at the 2025 IASR/AFSP International Summit on Suicide Research. Boston, MA.</w:t>
       </w:r>
     </w:p>
     <w:p>
@@ -11860,7 +11840,6 @@
         <w:ind w:left="720" w:hanging="720"/>
         <w:rPr>
           <w:rFonts w:ascii="Times New Roman" w:eastAsia="Times New Roman" w:hAnsi="Times New Roman" w:cs="Times New Roman"/>
-          <w:b/>
           <w:color w:val="222222"/>
         </w:rPr>
       </w:pPr>
@@ -11871,14 +11850,21 @@
         <w:ind w:left="720" w:hanging="720"/>
         <w:rPr>
           <w:rFonts w:ascii="Times New Roman" w:eastAsia="Times New Roman" w:hAnsi="Times New Roman" w:cs="Times New Roman"/>
-          <w:bCs/>
-          <w:color w:val="222222"/>
-        </w:rPr>
-      </w:pPr>
-      <w:r>
-        <w:rPr>
-          <w:rFonts w:ascii="Times New Roman" w:eastAsia="Times New Roman" w:hAnsi="Times New Roman" w:cs="Times New Roman"/>
-          <w:b/>
+          <w:color w:val="222222"/>
+        </w:rPr>
+      </w:pPr>
+      <w:r>
+        <w:rPr>
+          <w:rFonts w:ascii="Times New Roman" w:eastAsia="Times New Roman" w:hAnsi="Times New Roman" w:cs="Times New Roman"/>
+          <w:color w:val="222222"/>
+        </w:rPr>
+        <w:t xml:space="preserve">Menkes, M., Liu, J., Bennett, M., Weiner, E., &amp; </w:t>
+      </w:r>
+      <w:r>
+        <w:rPr>
+          <w:rFonts w:ascii="Times New Roman" w:eastAsia="Times New Roman" w:hAnsi="Times New Roman" w:cs="Times New Roman"/>
+          <w:b/>
+          <w:bCs/>
           <w:color w:val="222222"/>
         </w:rPr>
         <w:t>Phalen, P</w:t>
@@ -11886,98 +11872,55 @@
       <w:r>
         <w:rPr>
           <w:rFonts w:ascii="Times New Roman" w:eastAsia="Times New Roman" w:hAnsi="Times New Roman" w:cs="Times New Roman"/>
-          <w:bCs/>
-          <w:color w:val="222222"/>
-        </w:rPr>
-        <w:t xml:space="preserve">.; Jones, N.; Davis, B.; Calkins, M.; Kohler, C.; </w:t>
-      </w:r>
-      <w:proofErr w:type="spellStart"/>
-      <w:r>
-        <w:rPr>
-          <w:rFonts w:ascii="Times New Roman" w:eastAsia="Times New Roman" w:hAnsi="Times New Roman" w:cs="Times New Roman"/>
-          <w:bCs/>
-          <w:color w:val="222222"/>
-        </w:rPr>
-        <w:t>Sarpal</w:t>
-      </w:r>
-      <w:proofErr w:type="spellEnd"/>
-      <w:r>
-        <w:rPr>
-          <w:rFonts w:ascii="Times New Roman" w:eastAsia="Times New Roman" w:hAnsi="Times New Roman" w:cs="Times New Roman"/>
-          <w:bCs/>
-          <w:color w:val="222222"/>
-        </w:rPr>
-        <w:t xml:space="preserve">, D.; </w:t>
-      </w:r>
-      <w:proofErr w:type="spellStart"/>
-      <w:r>
-        <w:rPr>
-          <w:rFonts w:ascii="Times New Roman" w:eastAsia="Times New Roman" w:hAnsi="Times New Roman" w:cs="Times New Roman"/>
-          <w:bCs/>
-          <w:color w:val="222222"/>
-        </w:rPr>
-        <w:t>Chengappa</w:t>
-      </w:r>
-      <w:proofErr w:type="spellEnd"/>
-      <w:r>
-        <w:rPr>
-          <w:rFonts w:ascii="Times New Roman" w:eastAsia="Times New Roman" w:hAnsi="Times New Roman" w:cs="Times New Roman"/>
-          <w:bCs/>
-          <w:color w:val="222222"/>
-        </w:rPr>
-        <w:t>, K.; Margolis, R.; Baker, K.; Marsteller, J.; Jumper, M.; Medoff, D.; Bennett, M. (</w:t>
+          <w:color w:val="222222"/>
+        </w:rPr>
+        <w:t xml:space="preserve">. </w:t>
+      </w:r>
+      <w:r>
+        <w:rPr>
+          <w:rFonts w:ascii="Times New Roman" w:eastAsia="Times New Roman" w:hAnsi="Times New Roman" w:cs="Times New Roman"/>
+          <w:color w:val="222222"/>
+        </w:rPr>
+        <w:t>(</w:t>
       </w:r>
       <w:proofErr w:type="gramStart"/>
       <w:r>
         <w:rPr>
           <w:rFonts w:ascii="Times New Roman" w:eastAsia="Times New Roman" w:hAnsi="Times New Roman" w:cs="Times New Roman"/>
-          <w:bCs/>
-          <w:color w:val="222222"/>
-        </w:rPr>
-        <w:t>October,</w:t>
+          <w:color w:val="222222"/>
+        </w:rPr>
+        <w:t>June,</w:t>
       </w:r>
       <w:proofErr w:type="gramEnd"/>
       <w:r>
         <w:rPr>
           <w:rFonts w:ascii="Times New Roman" w:eastAsia="Times New Roman" w:hAnsi="Times New Roman" w:cs="Times New Roman"/>
-          <w:bCs/>
-          <w:color w:val="222222"/>
-        </w:rPr>
-        <w:t xml:space="preserve"> 2023). </w:t>
-      </w:r>
-      <w:r>
-        <w:rPr>
-          <w:rFonts w:ascii="Times New Roman" w:eastAsia="Times New Roman" w:hAnsi="Times New Roman" w:cs="Times New Roman"/>
-          <w:bCs/>
+          <w:color w:val="222222"/>
+        </w:rPr>
+        <w:t xml:space="preserve"> </w:t>
+      </w:r>
+      <w:r>
+        <w:rPr>
+          <w:rFonts w:ascii="Times New Roman" w:eastAsia="Times New Roman" w:hAnsi="Times New Roman" w:cs="Times New Roman"/>
+          <w:color w:val="222222"/>
+        </w:rPr>
+        <w:t xml:space="preserve">2025). </w:t>
+      </w:r>
+      <w:r>
+        <w:rPr>
+          <w:rFonts w:ascii="Times New Roman" w:eastAsia="Times New Roman" w:hAnsi="Times New Roman" w:cs="Times New Roman"/>
           <w:i/>
           <w:iCs/>
           <w:color w:val="222222"/>
         </w:rPr>
-        <w:t xml:space="preserve">Reductions in suicidality among youth receiving specialty services for first episode psychosis. </w:t>
-      </w:r>
-      <w:r>
-        <w:rPr>
-          <w:rFonts w:ascii="Times New Roman" w:eastAsia="Times New Roman" w:hAnsi="Times New Roman" w:cs="Times New Roman"/>
-          <w:bCs/>
-          <w:color w:val="222222"/>
-        </w:rPr>
-        <w:t>Poster</w:t>
-      </w:r>
-      <w:r>
-        <w:rPr>
-          <w:rFonts w:ascii="Times New Roman" w:eastAsia="Times New Roman" w:hAnsi="Times New Roman" w:cs="Times New Roman"/>
-          <w:bCs/>
-          <w:color w:val="222222"/>
-        </w:rPr>
-        <w:t xml:space="preserve"> presented</w:t>
-      </w:r>
-      <w:r>
-        <w:rPr>
-          <w:rFonts w:ascii="Times New Roman" w:eastAsia="Times New Roman" w:hAnsi="Times New Roman" w:cs="Times New Roman"/>
-          <w:bCs/>
-          <w:color w:val="222222"/>
-        </w:rPr>
-        <w:t xml:space="preserve"> at the 2023 IASR/AFSP International Summit on Suicide Research.</w:t>
+        <w:t>Program Evaluation of a Dialectical Behavior Therapy (DBT) Skills Group in an Early Psychosis Specialty Care Clinic</w:t>
+      </w:r>
+      <w:r>
+        <w:rPr>
+          <w:rFonts w:ascii="Times New Roman" w:eastAsia="Times New Roman" w:hAnsi="Times New Roman" w:cs="Times New Roman"/>
+          <w:color w:val="222222"/>
+        </w:rPr>
+        <w:t>. Poster presentation at the University of Maryland Research Day. Baltimore, MD.</w:t>
       </w:r>
     </w:p>
     <w:p>
@@ -11986,7 +11929,7 @@
         <w:ind w:left="720" w:hanging="720"/>
         <w:rPr>
           <w:rFonts w:ascii="Times New Roman" w:eastAsia="Times New Roman" w:hAnsi="Times New Roman" w:cs="Times New Roman"/>
-          <w:bCs/>
+          <w:b/>
           <w:color w:val="222222"/>
         </w:rPr>
       </w:pPr>
@@ -12007,15 +11950,79 @@
           <w:b/>
           <w:color w:val="222222"/>
         </w:rPr>
-        <w:t>Phalen, P.</w:t>
-      </w:r>
-      <w:r>
-        <w:rPr>
-          <w:rFonts w:ascii="Times New Roman" w:eastAsia="Times New Roman" w:hAnsi="Times New Roman" w:cs="Times New Roman"/>
-          <w:bCs/>
-          <w:color w:val="222222"/>
-        </w:rPr>
-        <w:t xml:space="preserve"> &amp; Bennett, M. (</w:t>
+        <w:t>Phalen, P.,</w:t>
+      </w:r>
+      <w:r>
+        <w:rPr>
+          <w:rFonts w:ascii="Times New Roman" w:eastAsia="Times New Roman" w:hAnsi="Times New Roman" w:cs="Times New Roman"/>
+          <w:bCs/>
+          <w:color w:val="222222"/>
+        </w:rPr>
+        <w:t xml:space="preserve"> </w:t>
+      </w:r>
+      <w:r>
+        <w:rPr>
+          <w:rFonts w:ascii="Times New Roman" w:eastAsia="Times New Roman" w:hAnsi="Times New Roman" w:cs="Times New Roman"/>
+          <w:bCs/>
+          <w:color w:val="222222"/>
+        </w:rPr>
+        <w:t>Roe,</w:t>
+      </w:r>
+      <w:r>
+        <w:rPr>
+          <w:rFonts w:ascii="Times New Roman" w:eastAsia="Times New Roman" w:hAnsi="Times New Roman" w:cs="Times New Roman"/>
+          <w:bCs/>
+          <w:color w:val="222222"/>
+        </w:rPr>
+        <w:t xml:space="preserve"> D.,</w:t>
+      </w:r>
+      <w:r>
+        <w:rPr>
+          <w:rFonts w:ascii="Times New Roman" w:eastAsia="Times New Roman" w:hAnsi="Times New Roman" w:cs="Times New Roman"/>
+          <w:bCs/>
+          <w:color w:val="222222"/>
+        </w:rPr>
+        <w:t xml:space="preserve"> Speyer,</w:t>
+      </w:r>
+      <w:r>
+        <w:rPr>
+          <w:rFonts w:ascii="Times New Roman" w:eastAsia="Times New Roman" w:hAnsi="Times New Roman" w:cs="Times New Roman"/>
+          <w:bCs/>
+          <w:color w:val="222222"/>
+        </w:rPr>
+        <w:t xml:space="preserve"> H.,</w:t>
+      </w:r>
+      <w:r>
+        <w:rPr>
+          <w:rFonts w:ascii="Times New Roman" w:eastAsia="Times New Roman" w:hAnsi="Times New Roman" w:cs="Times New Roman"/>
+          <w:bCs/>
+          <w:color w:val="222222"/>
+        </w:rPr>
+        <w:t xml:space="preserve"> Jones,</w:t>
+      </w:r>
+      <w:r>
+        <w:rPr>
+          <w:rFonts w:ascii="Times New Roman" w:eastAsia="Times New Roman" w:hAnsi="Times New Roman" w:cs="Times New Roman"/>
+          <w:bCs/>
+          <w:color w:val="222222"/>
+        </w:rPr>
+        <w:t xml:space="preserve"> N.,</w:t>
+      </w:r>
+      <w:r>
+        <w:rPr>
+          <w:rFonts w:ascii="Times New Roman" w:eastAsia="Times New Roman" w:hAnsi="Times New Roman" w:cs="Times New Roman"/>
+          <w:bCs/>
+          <w:color w:val="222222"/>
+        </w:rPr>
+        <w:t xml:space="preserve"> Driscoll</w:t>
+      </w:r>
+      <w:r>
+        <w:rPr>
+          <w:rFonts w:ascii="Times New Roman" w:eastAsia="Times New Roman" w:hAnsi="Times New Roman" w:cs="Times New Roman"/>
+          <w:bCs/>
+          <w:color w:val="222222"/>
+        </w:rPr>
+        <w:t>, S. (</w:t>
       </w:r>
       <w:proofErr w:type="gramStart"/>
       <w:r>
@@ -12024,7 +12031,7 @@
           <w:bCs/>
           <w:color w:val="222222"/>
         </w:rPr>
-        <w:t>November,</w:t>
+        <w:t>March,</w:t>
       </w:r>
       <w:proofErr w:type="gramEnd"/>
       <w:r>
@@ -12033,7 +12040,7 @@
           <w:bCs/>
           <w:color w:val="222222"/>
         </w:rPr>
-        <w:t xml:space="preserve"> 2023). </w:t>
+        <w:t xml:space="preserve"> 2025). </w:t>
       </w:r>
       <w:r>
         <w:rPr>
@@ -12043,32 +12050,26 @@
           <w:iCs/>
           <w:color w:val="222222"/>
         </w:rPr>
-        <w:t>Implementing Dialectical Behavior Therapy (DBT) without excluding people with psychosis</w:t>
-      </w:r>
-      <w:r>
-        <w:rPr>
-          <w:rFonts w:ascii="Times New Roman" w:eastAsia="Times New Roman" w:hAnsi="Times New Roman" w:cs="Times New Roman"/>
-          <w:bCs/>
-          <w:color w:val="222222"/>
-        </w:rPr>
-        <w:t xml:space="preserve">. Poster </w:t>
-      </w:r>
-      <w:r>
-        <w:rPr>
-          <w:rFonts w:ascii="Times New Roman" w:eastAsia="Times New Roman" w:hAnsi="Times New Roman" w:cs="Times New Roman"/>
-          <w:bCs/>
-          <w:color w:val="222222"/>
-        </w:rPr>
-        <w:t>presented</w:t>
-      </w:r>
-      <w:r>
-        <w:rPr>
-          <w:rFonts w:ascii="Times New Roman" w:eastAsia="Times New Roman" w:hAnsi="Times New Roman" w:cs="Times New Roman"/>
-          <w:bCs/>
-          <w:color w:val="222222"/>
-        </w:rPr>
-        <w:t xml:space="preserve"> at the 2023 Association for Behavioral and Cognitive Therapies (ABCT) conference. Seattle, Washington.</w:t>
-      </w:r>
+        <w:t>Broadening Our Understanding of Antipsychotic Discontinuation by Integrating Lived Experience, Quantitative, and Qualitative Research</w:t>
+      </w:r>
+      <w:r>
+        <w:rPr>
+          <w:rFonts w:ascii="Times New Roman" w:eastAsia="Times New Roman" w:hAnsi="Times New Roman" w:cs="Times New Roman"/>
+          <w:bCs/>
+          <w:color w:val="222222"/>
+        </w:rPr>
+        <w:t>. Symposium at the 2025 Schizophrenia International Research Society (SIRS) conference. Chicago, Illinois.</w:t>
+      </w:r>
+    </w:p>
+    <w:p>
+      <w:pPr>
+        <w:spacing w:line="240" w:lineRule="auto"/>
+        <w:rPr>
+          <w:rFonts w:ascii="Times New Roman" w:eastAsia="Times New Roman" w:hAnsi="Times New Roman" w:cs="Times New Roman"/>
+          <w:bCs/>
+          <w:color w:val="222222"/>
+        </w:rPr>
+      </w:pPr>
     </w:p>
     <w:p>
       <w:pPr>
@@ -12080,64 +12081,31 @@
           <w:color w:val="222222"/>
         </w:rPr>
       </w:pPr>
-    </w:p>
-    <w:p>
-      <w:pPr>
-        <w:spacing w:line="240" w:lineRule="auto"/>
-        <w:ind w:left="720" w:hanging="720"/>
-        <w:rPr>
-          <w:rFonts w:ascii="Times New Roman" w:eastAsia="Times New Roman" w:hAnsi="Times New Roman" w:cs="Times New Roman"/>
-          <w:bCs/>
-          <w:color w:val="222222"/>
-        </w:rPr>
-      </w:pPr>
-      <w:r>
-        <w:rPr>
-          <w:rFonts w:ascii="Times New Roman" w:eastAsia="Times New Roman" w:hAnsi="Times New Roman" w:cs="Times New Roman"/>
-          <w:bCs/>
-          <w:color w:val="222222"/>
-        </w:rPr>
-        <w:t>Magee,</w:t>
-      </w:r>
-      <w:r>
-        <w:rPr>
-          <w:rFonts w:ascii="Times New Roman" w:eastAsia="Times New Roman" w:hAnsi="Times New Roman" w:cs="Times New Roman"/>
-          <w:bCs/>
-          <w:color w:val="222222"/>
-        </w:rPr>
-        <w:t xml:space="preserve"> L.</w:t>
-      </w:r>
-      <w:r>
-        <w:rPr>
-          <w:rFonts w:ascii="Times New Roman" w:eastAsia="Times New Roman" w:hAnsi="Times New Roman" w:cs="Times New Roman"/>
-          <w:bCs/>
-          <w:color w:val="222222"/>
-        </w:rPr>
-        <w:t xml:space="preserve">, Swartz, </w:t>
-      </w:r>
-      <w:r>
-        <w:rPr>
-          <w:rFonts w:ascii="Times New Roman" w:eastAsia="Times New Roman" w:hAnsi="Times New Roman" w:cs="Times New Roman"/>
-          <w:bCs/>
-          <w:color w:val="222222"/>
-        </w:rPr>
-        <w:t>J.</w:t>
-      </w:r>
-      <w:r>
-        <w:rPr>
-          <w:rFonts w:ascii="Times New Roman" w:eastAsia="Times New Roman" w:hAnsi="Times New Roman" w:cs="Times New Roman"/>
-          <w:bCs/>
-          <w:color w:val="222222"/>
-        </w:rPr>
-        <w:t>,</w:t>
-      </w:r>
-      <w:r>
-        <w:rPr>
-          <w:rFonts w:ascii="Times New Roman" w:eastAsia="Times New Roman" w:hAnsi="Times New Roman" w:cs="Times New Roman"/>
-          <w:bCs/>
-          <w:color w:val="222222"/>
-        </w:rPr>
-        <w:t xml:space="preserve"> </w:t>
+      <w:r>
+        <w:rPr>
+          <w:rFonts w:ascii="Times New Roman" w:eastAsia="Times New Roman" w:hAnsi="Times New Roman" w:cs="Times New Roman"/>
+          <w:bCs/>
+          <w:color w:val="222222"/>
+        </w:rPr>
+        <w:t xml:space="preserve">Eisen, K., Jones, N., </w:t>
+      </w:r>
+      <w:proofErr w:type="spellStart"/>
+      <w:r>
+        <w:rPr>
+          <w:rFonts w:ascii="Times New Roman" w:eastAsia="Times New Roman" w:hAnsi="Times New Roman" w:cs="Times New Roman"/>
+          <w:bCs/>
+          <w:color w:val="222222"/>
+        </w:rPr>
+        <w:t>Kopelovich</w:t>
+      </w:r>
+      <w:proofErr w:type="spellEnd"/>
+      <w:r>
+        <w:rPr>
+          <w:rFonts w:ascii="Times New Roman" w:eastAsia="Times New Roman" w:hAnsi="Times New Roman" w:cs="Times New Roman"/>
+          <w:bCs/>
+          <w:color w:val="222222"/>
+        </w:rPr>
+        <w:t xml:space="preserve">, S., </w:t>
       </w:r>
       <w:r>
         <w:rPr>
@@ -12153,47 +12121,7 @@
           <w:bCs/>
           <w:color w:val="222222"/>
         </w:rPr>
-        <w:t>,</w:t>
-      </w:r>
-      <w:r>
-        <w:rPr>
-          <w:rFonts w:ascii="Times New Roman" w:eastAsia="Times New Roman" w:hAnsi="Times New Roman" w:cs="Times New Roman"/>
-          <w:bCs/>
-          <w:color w:val="222222"/>
-        </w:rPr>
-        <w:t xml:space="preserve"> </w:t>
-      </w:r>
-      <w:r>
-        <w:rPr>
-          <w:rFonts w:ascii="Times New Roman" w:eastAsia="Times New Roman" w:hAnsi="Times New Roman" w:cs="Times New Roman"/>
-          <w:bCs/>
-          <w:color w:val="222222"/>
-        </w:rPr>
-        <w:t>McGuire,</w:t>
-      </w:r>
-      <w:r>
-        <w:rPr>
-          <w:rFonts w:ascii="Times New Roman" w:eastAsia="Times New Roman" w:hAnsi="Times New Roman" w:cs="Times New Roman"/>
-          <w:bCs/>
-          <w:color w:val="222222"/>
-        </w:rPr>
-        <w:t xml:space="preserve"> A.</w:t>
-      </w:r>
-      <w:r>
-        <w:rPr>
-          <w:rFonts w:ascii="Times New Roman" w:eastAsia="Times New Roman" w:hAnsi="Times New Roman" w:cs="Times New Roman"/>
-          <w:bCs/>
-          <w:color w:val="222222"/>
-        </w:rPr>
-        <w:t>, Watson,</w:t>
-      </w:r>
-      <w:r>
-        <w:rPr>
-          <w:rFonts w:ascii="Times New Roman" w:eastAsia="Times New Roman" w:hAnsi="Times New Roman" w:cs="Times New Roman"/>
-          <w:bCs/>
-          <w:color w:val="222222"/>
-        </w:rPr>
-        <w:t xml:space="preserve"> D. (</w:t>
+        <w:t>, Shapiro, D., Thompson, E. (</w:t>
       </w:r>
       <w:proofErr w:type="gramStart"/>
       <w:r>
@@ -12202,15 +12130,7 @@
           <w:bCs/>
           <w:color w:val="222222"/>
         </w:rPr>
-        <w:t>June</w:t>
-      </w:r>
-      <w:r>
-        <w:rPr>
-          <w:rFonts w:ascii="Times New Roman" w:eastAsia="Times New Roman" w:hAnsi="Times New Roman" w:cs="Times New Roman"/>
-          <w:bCs/>
-          <w:color w:val="222222"/>
-        </w:rPr>
-        <w:t>,</w:t>
+        <w:t>November,</w:t>
       </w:r>
       <w:proofErr w:type="gramEnd"/>
       <w:r>
@@ -12219,7 +12139,7 @@
           <w:bCs/>
           <w:color w:val="222222"/>
         </w:rPr>
-        <w:t xml:space="preserve"> 2023). </w:t>
+        <w:t xml:space="preserve"> 2024). </w:t>
       </w:r>
       <w:r>
         <w:rPr>
@@ -12229,7 +12149,111 @@
           <w:iCs/>
           <w:color w:val="222222"/>
         </w:rPr>
-        <w:t>Identifying latent classes of emergency department patients receiving telehealth peer recovery coach services for substance use disorder and assessing class predictors and outcomes.</w:t>
+        <w:t xml:space="preserve">Engaging clients, providers, and systems of care in early psychosis treatment: Lessons learned from community-based research. </w:t>
+      </w:r>
+      <w:r>
+        <w:rPr>
+          <w:rFonts w:ascii="Times New Roman" w:eastAsia="Times New Roman" w:hAnsi="Times New Roman" w:cs="Times New Roman"/>
+          <w:bCs/>
+          <w:color w:val="222222"/>
+        </w:rPr>
+        <w:t xml:space="preserve">Panel </w:t>
+      </w:r>
+      <w:r>
+        <w:rPr>
+          <w:rFonts w:ascii="Times New Roman" w:eastAsia="Times New Roman" w:hAnsi="Times New Roman" w:cs="Times New Roman"/>
+          <w:bCs/>
+          <w:color w:val="222222"/>
+        </w:rPr>
+        <w:t xml:space="preserve">at </w:t>
+      </w:r>
+      <w:r>
+        <w:rPr>
+          <w:rFonts w:ascii="Times New Roman" w:eastAsia="Times New Roman" w:hAnsi="Times New Roman" w:cs="Times New Roman"/>
+          <w:bCs/>
+          <w:color w:val="222222"/>
+        </w:rPr>
+        <w:t xml:space="preserve">the </w:t>
+      </w:r>
+      <w:r>
+        <w:rPr>
+          <w:rFonts w:ascii="Times New Roman" w:eastAsia="Times New Roman" w:hAnsi="Times New Roman" w:cs="Times New Roman"/>
+          <w:bCs/>
+          <w:color w:val="222222"/>
+        </w:rPr>
+        <w:t>Association for Behavioral and Cognitive Therapies.</w:t>
+      </w:r>
+      <w:r>
+        <w:rPr>
+          <w:rFonts w:ascii="Times New Roman" w:eastAsia="Times New Roman" w:hAnsi="Times New Roman" w:cs="Times New Roman"/>
+          <w:bCs/>
+          <w:color w:val="222222"/>
+        </w:rPr>
+        <w:t xml:space="preserve"> Philadelphia, Pennsylvania.</w:t>
+      </w:r>
+    </w:p>
+    <w:p>
+      <w:pPr>
+        <w:spacing w:line="240" w:lineRule="auto"/>
+        <w:ind w:left="720" w:hanging="720"/>
+        <w:rPr>
+          <w:rFonts w:ascii="Times New Roman" w:eastAsia="Times New Roman" w:hAnsi="Times New Roman" w:cs="Times New Roman"/>
+          <w:b/>
+          <w:color w:val="222222"/>
+        </w:rPr>
+      </w:pPr>
+    </w:p>
+    <w:p>
+      <w:pPr>
+        <w:spacing w:line="240" w:lineRule="auto"/>
+        <w:ind w:left="720" w:hanging="720"/>
+        <w:rPr>
+          <w:rFonts w:ascii="Times New Roman" w:eastAsia="Times New Roman" w:hAnsi="Times New Roman" w:cs="Times New Roman"/>
+          <w:bCs/>
+          <w:color w:val="222222"/>
+        </w:rPr>
+      </w:pPr>
+      <w:r>
+        <w:rPr>
+          <w:rFonts w:ascii="Times New Roman" w:eastAsia="Times New Roman" w:hAnsi="Times New Roman" w:cs="Times New Roman"/>
+          <w:bCs/>
+          <w:color w:val="222222"/>
+        </w:rPr>
+        <w:t xml:space="preserve">Boumaiz, Y., </w:t>
+      </w:r>
+      <w:r>
+        <w:rPr>
+          <w:rFonts w:ascii="Times New Roman" w:eastAsia="Times New Roman" w:hAnsi="Times New Roman" w:cs="Times New Roman"/>
+          <w:b/>
+          <w:color w:val="222222"/>
+        </w:rPr>
+        <w:t>Phalen, P.,</w:t>
+      </w:r>
+      <w:r>
+        <w:rPr>
+          <w:rFonts w:ascii="Times New Roman" w:eastAsia="Times New Roman" w:hAnsi="Times New Roman" w:cs="Times New Roman"/>
+          <w:bCs/>
+          <w:color w:val="222222"/>
+        </w:rPr>
+        <w:t xml:space="preserve"> Warman, D., Martin, J. (</w:t>
+      </w:r>
+      <w:proofErr w:type="gramStart"/>
+      <w:r>
+        <w:rPr>
+          <w:rFonts w:ascii="Times New Roman" w:eastAsia="Times New Roman" w:hAnsi="Times New Roman" w:cs="Times New Roman"/>
+          <w:bCs/>
+          <w:color w:val="222222"/>
+        </w:rPr>
+        <w:t>June,</w:t>
+      </w:r>
+      <w:proofErr w:type="gramEnd"/>
+      <w:r>
+        <w:rPr>
+          <w:rFonts w:ascii="Times New Roman" w:eastAsia="Times New Roman" w:hAnsi="Times New Roman" w:cs="Times New Roman"/>
+          <w:bCs/>
+          <w:color w:val="222222"/>
+        </w:rPr>
+        <w:t xml:space="preserve"> 2024). </w:t>
       </w:r>
       <w:r>
         <w:rPr>
@@ -12239,79 +12263,15 @@
           <w:iCs/>
           <w:color w:val="222222"/>
         </w:rPr>
-        <w:t xml:space="preserve"> </w:t>
-      </w:r>
-      <w:r>
-        <w:rPr>
-          <w:rFonts w:ascii="Times New Roman" w:eastAsia="Times New Roman" w:hAnsi="Times New Roman" w:cs="Times New Roman"/>
-          <w:bCs/>
-          <w:color w:val="222222"/>
-        </w:rPr>
-        <w:t>Oral presentat</w:t>
-      </w:r>
-      <w:r>
-        <w:rPr>
-          <w:rFonts w:ascii="Times New Roman" w:eastAsia="Times New Roman" w:hAnsi="Times New Roman" w:cs="Times New Roman"/>
-          <w:bCs/>
-          <w:color w:val="222222"/>
-        </w:rPr>
-        <w:t>i</w:t>
-      </w:r>
-      <w:r>
-        <w:rPr>
-          <w:rFonts w:ascii="Times New Roman" w:eastAsia="Times New Roman" w:hAnsi="Times New Roman" w:cs="Times New Roman"/>
-          <w:bCs/>
-          <w:color w:val="222222"/>
-        </w:rPr>
-        <w:t xml:space="preserve">on at the </w:t>
-      </w:r>
-      <w:r>
-        <w:rPr>
-          <w:rFonts w:ascii="Times New Roman" w:eastAsia="Times New Roman" w:hAnsi="Times New Roman" w:cs="Times New Roman"/>
-          <w:bCs/>
-          <w:color w:val="222222"/>
-        </w:rPr>
-        <w:t>2023 College on Problems of Drug Dependence</w:t>
-      </w:r>
-      <w:r>
-        <w:rPr>
-          <w:rFonts w:ascii="Times New Roman" w:eastAsia="Times New Roman" w:hAnsi="Times New Roman" w:cs="Times New Roman"/>
-          <w:bCs/>
-          <w:color w:val="222222"/>
-        </w:rPr>
-        <w:t xml:space="preserve"> (</w:t>
-      </w:r>
-      <w:r>
-        <w:rPr>
-          <w:rFonts w:ascii="Times New Roman" w:eastAsia="Times New Roman" w:hAnsi="Times New Roman" w:cs="Times New Roman"/>
-          <w:bCs/>
-          <w:color w:val="222222"/>
-        </w:rPr>
-        <w:t>CPDD</w:t>
-      </w:r>
-      <w:r>
-        <w:rPr>
-          <w:rFonts w:ascii="Times New Roman" w:eastAsia="Times New Roman" w:hAnsi="Times New Roman" w:cs="Times New Roman"/>
-          <w:bCs/>
-          <w:color w:val="222222"/>
-        </w:rPr>
-        <w:t>)</w:t>
-      </w:r>
-      <w:r>
-        <w:rPr>
-          <w:rFonts w:ascii="Times New Roman" w:eastAsia="Times New Roman" w:hAnsi="Times New Roman" w:cs="Times New Roman"/>
-          <w:bCs/>
-          <w:color w:val="222222"/>
-        </w:rPr>
-        <w:t xml:space="preserve"> Annual Scientific Meeting</w:t>
-      </w:r>
-      <w:r>
-        <w:rPr>
-          <w:rFonts w:ascii="Times New Roman" w:eastAsia="Times New Roman" w:hAnsi="Times New Roman" w:cs="Times New Roman"/>
-          <w:bCs/>
-          <w:color w:val="222222"/>
-        </w:rPr>
-        <w:t>.</w:t>
+        <w:t xml:space="preserve">Distinguishing religious and spiritual beliefs from psychosis-like experiences. </w:t>
+      </w:r>
+      <w:r>
+        <w:rPr>
+          <w:rFonts w:ascii="Times New Roman" w:eastAsia="Times New Roman" w:hAnsi="Times New Roman" w:cs="Times New Roman"/>
+          <w:bCs/>
+          <w:color w:val="222222"/>
+        </w:rPr>
+        <w:t>University of Maryland Research Day. Baltimore, MD.</w:t>
       </w:r>
     </w:p>
     <w:p>
@@ -12320,7 +12280,7 @@
         <w:ind w:left="720" w:hanging="720"/>
         <w:rPr>
           <w:rFonts w:ascii="Times New Roman" w:eastAsia="Times New Roman" w:hAnsi="Times New Roman" w:cs="Times New Roman"/>
-          <w:bCs/>
+          <w:b/>
           <w:color w:val="222222"/>
         </w:rPr>
       </w:pPr>
@@ -12338,26 +12298,54 @@
       <w:r>
         <w:rPr>
           <w:rFonts w:ascii="Times New Roman" w:eastAsia="Times New Roman" w:hAnsi="Times New Roman" w:cs="Times New Roman"/>
-          <w:bCs/>
-          <w:color w:val="222222"/>
-        </w:rPr>
-        <w:t xml:space="preserve">Watson, D. P., </w:t>
-      </w:r>
-      <w:r>
-        <w:rPr>
-          <w:rFonts w:ascii="Times New Roman" w:eastAsia="Times New Roman" w:hAnsi="Times New Roman" w:cs="Times New Roman"/>
-          <w:b/>
-          <w:color w:val="222222"/>
-        </w:rPr>
-        <w:t>Phalen, P.</w:t>
-      </w:r>
-      <w:r>
-        <w:rPr>
-          <w:rFonts w:ascii="Times New Roman" w:eastAsia="Times New Roman" w:hAnsi="Times New Roman" w:cs="Times New Roman"/>
-          <w:bCs/>
-          <w:color w:val="222222"/>
-        </w:rPr>
-        <w:t>, Medcalf, S., Messmer, S., &amp; McGuire, A. (</w:t>
+          <w:b/>
+          <w:color w:val="222222"/>
+        </w:rPr>
+        <w:t>Phalen, P</w:t>
+      </w:r>
+      <w:r>
+        <w:rPr>
+          <w:rFonts w:ascii="Times New Roman" w:eastAsia="Times New Roman" w:hAnsi="Times New Roman" w:cs="Times New Roman"/>
+          <w:bCs/>
+          <w:color w:val="222222"/>
+        </w:rPr>
+        <w:t xml:space="preserve">.; Jones, N.; Davis, B.; Calkins, M.; Kohler, C.; </w:t>
+      </w:r>
+      <w:proofErr w:type="spellStart"/>
+      <w:r>
+        <w:rPr>
+          <w:rFonts w:ascii="Times New Roman" w:eastAsia="Times New Roman" w:hAnsi="Times New Roman" w:cs="Times New Roman"/>
+          <w:bCs/>
+          <w:color w:val="222222"/>
+        </w:rPr>
+        <w:t>Sarpal</w:t>
+      </w:r>
+      <w:proofErr w:type="spellEnd"/>
+      <w:r>
+        <w:rPr>
+          <w:rFonts w:ascii="Times New Roman" w:eastAsia="Times New Roman" w:hAnsi="Times New Roman" w:cs="Times New Roman"/>
+          <w:bCs/>
+          <w:color w:val="222222"/>
+        </w:rPr>
+        <w:t xml:space="preserve">, D.; </w:t>
+      </w:r>
+      <w:proofErr w:type="spellStart"/>
+      <w:r>
+        <w:rPr>
+          <w:rFonts w:ascii="Times New Roman" w:eastAsia="Times New Roman" w:hAnsi="Times New Roman" w:cs="Times New Roman"/>
+          <w:bCs/>
+          <w:color w:val="222222"/>
+        </w:rPr>
+        <w:t>Chengappa</w:t>
+      </w:r>
+      <w:proofErr w:type="spellEnd"/>
+      <w:r>
+        <w:rPr>
+          <w:rFonts w:ascii="Times New Roman" w:eastAsia="Times New Roman" w:hAnsi="Times New Roman" w:cs="Times New Roman"/>
+          <w:bCs/>
+          <w:color w:val="222222"/>
+        </w:rPr>
+        <w:t>, K.; Margolis, R.; Baker, K.; Marsteller, J.; Jumper, M.; Medoff, D.; Bennett, M. (</w:t>
       </w:r>
       <w:proofErr w:type="gramStart"/>
       <w:r>
@@ -12366,7 +12354,7 @@
           <w:bCs/>
           <w:color w:val="222222"/>
         </w:rPr>
-        <w:t>May,</w:t>
+        <w:t>October,</w:t>
       </w:r>
       <w:proofErr w:type="gramEnd"/>
       <w:r>
@@ -12385,26 +12373,32 @@
           <w:iCs/>
           <w:color w:val="222222"/>
         </w:rPr>
-        <w:t>Factors affecting successful post-discharge engagement of emergency department patients with opioid use history who received telehealth recovery coaching services</w:t>
-      </w:r>
-      <w:r>
-        <w:rPr>
-          <w:rFonts w:ascii="Times New Roman" w:eastAsia="Times New Roman" w:hAnsi="Times New Roman" w:cs="Times New Roman"/>
-          <w:bCs/>
-          <w:color w:val="222222"/>
-        </w:rPr>
-        <w:t>. World Congress on Public Health. Rome, Italy.</w:t>
-      </w:r>
-    </w:p>
-    <w:p>
-      <w:pPr>
-        <w:spacing w:line="240" w:lineRule="auto"/>
-        <w:rPr>
-          <w:rFonts w:ascii="Times New Roman" w:eastAsia="Times New Roman" w:hAnsi="Times New Roman" w:cs="Times New Roman"/>
-          <w:bCs/>
-          <w:color w:val="222222"/>
-        </w:rPr>
-      </w:pPr>
+        <w:t xml:space="preserve">Reductions in suicidality among youth receiving specialty services for first episode psychosis. </w:t>
+      </w:r>
+      <w:r>
+        <w:rPr>
+          <w:rFonts w:ascii="Times New Roman" w:eastAsia="Times New Roman" w:hAnsi="Times New Roman" w:cs="Times New Roman"/>
+          <w:bCs/>
+          <w:color w:val="222222"/>
+        </w:rPr>
+        <w:t>Poster</w:t>
+      </w:r>
+      <w:r>
+        <w:rPr>
+          <w:rFonts w:ascii="Times New Roman" w:eastAsia="Times New Roman" w:hAnsi="Times New Roman" w:cs="Times New Roman"/>
+          <w:bCs/>
+          <w:color w:val="222222"/>
+        </w:rPr>
+        <w:t xml:space="preserve"> presented</w:t>
+      </w:r>
+      <w:r>
+        <w:rPr>
+          <w:rFonts w:ascii="Times New Roman" w:eastAsia="Times New Roman" w:hAnsi="Times New Roman" w:cs="Times New Roman"/>
+          <w:bCs/>
+          <w:color w:val="222222"/>
+        </w:rPr>
+        <w:t xml:space="preserve"> at the 2023 IASR/AFSP International Summit on Suicide Research.</w:t>
+      </w:r>
     </w:p>
     <w:p>
       <w:pPr>
@@ -12416,50 +12410,17 @@
           <w:color w:val="222222"/>
         </w:rPr>
       </w:pPr>
-      <w:r>
-        <w:rPr>
-          <w:rFonts w:ascii="Times New Roman" w:eastAsia="Times New Roman" w:hAnsi="Times New Roman" w:cs="Times New Roman"/>
-          <w:bCs/>
-          <w:color w:val="222222"/>
-        </w:rPr>
-        <w:t xml:space="preserve">Turner, E., Bastos, R., </w:t>
-      </w:r>
-      <w:proofErr w:type="spellStart"/>
-      <w:r>
-        <w:rPr>
-          <w:rFonts w:ascii="Times New Roman" w:eastAsia="Times New Roman" w:hAnsi="Times New Roman" w:cs="Times New Roman"/>
-          <w:bCs/>
-          <w:color w:val="222222"/>
-        </w:rPr>
-        <w:t>Kodaiarasi</w:t>
-      </w:r>
-      <w:proofErr w:type="spellEnd"/>
-      <w:r>
-        <w:rPr>
-          <w:rFonts w:ascii="Times New Roman" w:eastAsia="Times New Roman" w:hAnsi="Times New Roman" w:cs="Times New Roman"/>
-          <w:bCs/>
-          <w:color w:val="222222"/>
-        </w:rPr>
-        <w:t xml:space="preserve">, K., Murthy, S., </w:t>
-      </w:r>
-      <w:proofErr w:type="spellStart"/>
-      <w:r>
-        <w:rPr>
-          <w:rFonts w:ascii="Times New Roman" w:eastAsia="Times New Roman" w:hAnsi="Times New Roman" w:cs="Times New Roman"/>
-          <w:bCs/>
-          <w:color w:val="222222"/>
-        </w:rPr>
-        <w:t>Noumair</w:t>
-      </w:r>
-      <w:proofErr w:type="spellEnd"/>
-      <w:r>
-        <w:rPr>
-          <w:rFonts w:ascii="Times New Roman" w:eastAsia="Times New Roman" w:hAnsi="Times New Roman" w:cs="Times New Roman"/>
-          <w:bCs/>
-          <w:color w:val="222222"/>
-        </w:rPr>
-        <w:t xml:space="preserve">, M., </w:t>
-      </w:r>
+    </w:p>
+    <w:p>
+      <w:pPr>
+        <w:spacing w:line="240" w:lineRule="auto"/>
+        <w:ind w:left="720" w:hanging="720"/>
+        <w:rPr>
+          <w:rFonts w:ascii="Times New Roman" w:eastAsia="Times New Roman" w:hAnsi="Times New Roman" w:cs="Times New Roman"/>
+          <w:bCs/>
+          <w:color w:val="222222"/>
+        </w:rPr>
+      </w:pPr>
       <w:r>
         <w:rPr>
           <w:rFonts w:ascii="Times New Roman" w:eastAsia="Times New Roman" w:hAnsi="Times New Roman" w:cs="Times New Roman"/>
@@ -12474,7 +12435,7 @@
           <w:bCs/>
           <w:color w:val="222222"/>
         </w:rPr>
-        <w:t xml:space="preserve"> (</w:t>
+        <w:t xml:space="preserve"> &amp; Bennett, M. (</w:t>
       </w:r>
       <w:proofErr w:type="gramStart"/>
       <w:r>
@@ -12483,7 +12444,7 @@
           <w:bCs/>
           <w:color w:val="222222"/>
         </w:rPr>
-        <w:t>May,</w:t>
+        <w:t>November,</w:t>
       </w:r>
       <w:proofErr w:type="gramEnd"/>
       <w:r>
@@ -12502,23 +12463,31 @@
           <w:iCs/>
           <w:color w:val="222222"/>
         </w:rPr>
-        <w:t>The relationship between level-of-contact with mental illness and stigmatization of voice-hearing experiences depends upon the specific contents of the voice</w:t>
-      </w:r>
-      <w:r>
-        <w:rPr>
-          <w:rFonts w:ascii="Times New Roman" w:eastAsia="Times New Roman" w:hAnsi="Times New Roman" w:cs="Times New Roman"/>
-          <w:bCs/>
-          <w:color w:val="222222"/>
-        </w:rPr>
-        <w:t>. Schizophrenia International Research Society 2023 Annual Congress.</w:t>
-      </w:r>
-      <w:r>
-        <w:rPr>
-          <w:rFonts w:ascii="Times New Roman" w:eastAsia="Times New Roman" w:hAnsi="Times New Roman" w:cs="Times New Roman"/>
-          <w:bCs/>
-          <w:color w:val="222222"/>
-        </w:rPr>
-        <w:t xml:space="preserve"> Toronto, Canada.</w:t>
+        <w:t>Implementing Dialectical Behavior Therapy (DBT) without excluding people with psychosis</w:t>
+      </w:r>
+      <w:r>
+        <w:rPr>
+          <w:rFonts w:ascii="Times New Roman" w:eastAsia="Times New Roman" w:hAnsi="Times New Roman" w:cs="Times New Roman"/>
+          <w:bCs/>
+          <w:color w:val="222222"/>
+        </w:rPr>
+        <w:t xml:space="preserve">. Poster </w:t>
+      </w:r>
+      <w:r>
+        <w:rPr>
+          <w:rFonts w:ascii="Times New Roman" w:eastAsia="Times New Roman" w:hAnsi="Times New Roman" w:cs="Times New Roman"/>
+          <w:bCs/>
+          <w:color w:val="222222"/>
+        </w:rPr>
+        <w:t>presented</w:t>
+      </w:r>
+      <w:r>
+        <w:rPr>
+          <w:rFonts w:ascii="Times New Roman" w:eastAsia="Times New Roman" w:hAnsi="Times New Roman" w:cs="Times New Roman"/>
+          <w:bCs/>
+          <w:color w:val="222222"/>
+        </w:rPr>
+        <w:t xml:space="preserve"> at the 2023 Association for Behavioral and Cognitive Therapies (ABCT) conference. Seattle, Washington.</w:t>
       </w:r>
     </w:p>
     <w:p>
@@ -12536,6 +12505,143 @@
       <w:pPr>
         <w:spacing w:line="240" w:lineRule="auto"/>
         <w:ind w:left="720" w:hanging="720"/>
+        <w:rPr>
+          <w:rFonts w:ascii="Times New Roman" w:eastAsia="Times New Roman" w:hAnsi="Times New Roman" w:cs="Times New Roman"/>
+          <w:bCs/>
+          <w:color w:val="222222"/>
+        </w:rPr>
+      </w:pPr>
+      <w:r>
+        <w:rPr>
+          <w:rFonts w:ascii="Times New Roman" w:eastAsia="Times New Roman" w:hAnsi="Times New Roman" w:cs="Times New Roman"/>
+          <w:bCs/>
+          <w:color w:val="222222"/>
+        </w:rPr>
+        <w:t>Magee,</w:t>
+      </w:r>
+      <w:r>
+        <w:rPr>
+          <w:rFonts w:ascii="Times New Roman" w:eastAsia="Times New Roman" w:hAnsi="Times New Roman" w:cs="Times New Roman"/>
+          <w:bCs/>
+          <w:color w:val="222222"/>
+        </w:rPr>
+        <w:t xml:space="preserve"> L.</w:t>
+      </w:r>
+      <w:r>
+        <w:rPr>
+          <w:rFonts w:ascii="Times New Roman" w:eastAsia="Times New Roman" w:hAnsi="Times New Roman" w:cs="Times New Roman"/>
+          <w:bCs/>
+          <w:color w:val="222222"/>
+        </w:rPr>
+        <w:t xml:space="preserve">, Swartz, </w:t>
+      </w:r>
+      <w:r>
+        <w:rPr>
+          <w:rFonts w:ascii="Times New Roman" w:eastAsia="Times New Roman" w:hAnsi="Times New Roman" w:cs="Times New Roman"/>
+          <w:bCs/>
+          <w:color w:val="222222"/>
+        </w:rPr>
+        <w:t>J.</w:t>
+      </w:r>
+      <w:r>
+        <w:rPr>
+          <w:rFonts w:ascii="Times New Roman" w:eastAsia="Times New Roman" w:hAnsi="Times New Roman" w:cs="Times New Roman"/>
+          <w:bCs/>
+          <w:color w:val="222222"/>
+        </w:rPr>
+        <w:t>,</w:t>
+      </w:r>
+      <w:r>
+        <w:rPr>
+          <w:rFonts w:ascii="Times New Roman" w:eastAsia="Times New Roman" w:hAnsi="Times New Roman" w:cs="Times New Roman"/>
+          <w:bCs/>
+          <w:color w:val="222222"/>
+        </w:rPr>
+        <w:t xml:space="preserve"> </w:t>
+      </w:r>
+      <w:r>
+        <w:rPr>
+          <w:rFonts w:ascii="Times New Roman" w:eastAsia="Times New Roman" w:hAnsi="Times New Roman" w:cs="Times New Roman"/>
+          <w:b/>
+          <w:color w:val="222222"/>
+        </w:rPr>
+        <w:t>Phalen, P.</w:t>
+      </w:r>
+      <w:r>
+        <w:rPr>
+          <w:rFonts w:ascii="Times New Roman" w:eastAsia="Times New Roman" w:hAnsi="Times New Roman" w:cs="Times New Roman"/>
+          <w:bCs/>
+          <w:color w:val="222222"/>
+        </w:rPr>
+        <w:t>,</w:t>
+      </w:r>
+      <w:r>
+        <w:rPr>
+          <w:rFonts w:ascii="Times New Roman" w:eastAsia="Times New Roman" w:hAnsi="Times New Roman" w:cs="Times New Roman"/>
+          <w:bCs/>
+          <w:color w:val="222222"/>
+        </w:rPr>
+        <w:t xml:space="preserve"> </w:t>
+      </w:r>
+      <w:r>
+        <w:rPr>
+          <w:rFonts w:ascii="Times New Roman" w:eastAsia="Times New Roman" w:hAnsi="Times New Roman" w:cs="Times New Roman"/>
+          <w:bCs/>
+          <w:color w:val="222222"/>
+        </w:rPr>
+        <w:t>McGuire,</w:t>
+      </w:r>
+      <w:r>
+        <w:rPr>
+          <w:rFonts w:ascii="Times New Roman" w:eastAsia="Times New Roman" w:hAnsi="Times New Roman" w:cs="Times New Roman"/>
+          <w:bCs/>
+          <w:color w:val="222222"/>
+        </w:rPr>
+        <w:t xml:space="preserve"> A.</w:t>
+      </w:r>
+      <w:r>
+        <w:rPr>
+          <w:rFonts w:ascii="Times New Roman" w:eastAsia="Times New Roman" w:hAnsi="Times New Roman" w:cs="Times New Roman"/>
+          <w:bCs/>
+          <w:color w:val="222222"/>
+        </w:rPr>
+        <w:t>, Watson,</w:t>
+      </w:r>
+      <w:r>
+        <w:rPr>
+          <w:rFonts w:ascii="Times New Roman" w:eastAsia="Times New Roman" w:hAnsi="Times New Roman" w:cs="Times New Roman"/>
+          <w:bCs/>
+          <w:color w:val="222222"/>
+        </w:rPr>
+        <w:t xml:space="preserve"> D. (</w:t>
+      </w:r>
+      <w:proofErr w:type="gramStart"/>
+      <w:r>
+        <w:rPr>
+          <w:rFonts w:ascii="Times New Roman" w:eastAsia="Times New Roman" w:hAnsi="Times New Roman" w:cs="Times New Roman"/>
+          <w:bCs/>
+          <w:color w:val="222222"/>
+        </w:rPr>
+        <w:t>June</w:t>
+      </w:r>
+      <w:r>
+        <w:rPr>
+          <w:rFonts w:ascii="Times New Roman" w:eastAsia="Times New Roman" w:hAnsi="Times New Roman" w:cs="Times New Roman"/>
+          <w:bCs/>
+          <w:color w:val="222222"/>
+        </w:rPr>
+        <w:t>,</w:t>
+      </w:r>
+      <w:proofErr w:type="gramEnd"/>
+      <w:r>
+        <w:rPr>
+          <w:rFonts w:ascii="Times New Roman" w:eastAsia="Times New Roman" w:hAnsi="Times New Roman" w:cs="Times New Roman"/>
+          <w:bCs/>
+          <w:color w:val="222222"/>
+        </w:rPr>
+        <w:t xml:space="preserve"> 2023). </w:t>
+      </w:r>
+      <w:r>
         <w:rPr>
           <w:rFonts w:ascii="Times New Roman" w:eastAsia="Times New Roman" w:hAnsi="Times New Roman" w:cs="Times New Roman"/>
           <w:bCs/>
@@ -12543,48 +12649,7 @@
           <w:iCs/>
           <w:color w:val="222222"/>
         </w:rPr>
-      </w:pPr>
-      <w:r>
-        <w:rPr>
-          <w:rFonts w:ascii="Times New Roman" w:eastAsia="Times New Roman" w:hAnsi="Times New Roman" w:cs="Times New Roman"/>
-          <w:bCs/>
-          <w:color w:val="222222"/>
-        </w:rPr>
-        <w:t xml:space="preserve">Fox, K., &amp; </w:t>
-      </w:r>
-      <w:r>
-        <w:rPr>
-          <w:rFonts w:ascii="Times New Roman" w:eastAsia="Times New Roman" w:hAnsi="Times New Roman" w:cs="Times New Roman"/>
-          <w:b/>
-          <w:color w:val="222222"/>
-        </w:rPr>
-        <w:t>Phalen, P</w:t>
-      </w:r>
-      <w:r>
-        <w:rPr>
-          <w:rFonts w:ascii="Times New Roman" w:eastAsia="Times New Roman" w:hAnsi="Times New Roman" w:cs="Times New Roman"/>
-          <w:bCs/>
-          <w:color w:val="222222"/>
-        </w:rPr>
-        <w:t>. (</w:t>
-      </w:r>
-      <w:proofErr w:type="gramStart"/>
-      <w:r>
-        <w:rPr>
-          <w:rFonts w:ascii="Times New Roman" w:eastAsia="Times New Roman" w:hAnsi="Times New Roman" w:cs="Times New Roman"/>
-          <w:bCs/>
-          <w:color w:val="222222"/>
-        </w:rPr>
-        <w:t>April,</w:t>
-      </w:r>
-      <w:proofErr w:type="gramEnd"/>
-      <w:r>
-        <w:rPr>
-          <w:rFonts w:ascii="Times New Roman" w:eastAsia="Times New Roman" w:hAnsi="Times New Roman" w:cs="Times New Roman"/>
-          <w:bCs/>
-          <w:color w:val="222222"/>
-        </w:rPr>
-        <w:t xml:space="preserve"> 2023). </w:t>
+        <w:t>Identifying latent classes of emergency department patients receiving telehealth peer recovery coach services for substance use disorder and assessing class predictors and outcomes.</w:t>
       </w:r>
       <w:r>
         <w:rPr>
@@ -12594,39 +12659,145 @@
           <w:iCs/>
           <w:color w:val="222222"/>
         </w:rPr>
-        <w:t xml:space="preserve">Analysis of 911 Behavioral Health Diversions in Baltimore City. </w:t>
-      </w:r>
-      <w:r>
-        <w:rPr>
-          <w:rFonts w:ascii="Times New Roman" w:eastAsia="Times New Roman" w:hAnsi="Times New Roman" w:cs="Times New Roman"/>
-          <w:bCs/>
-          <w:color w:val="222222"/>
-        </w:rPr>
-        <w:t xml:space="preserve">UM Research Day. </w:t>
-      </w:r>
-      <w:r>
-        <w:rPr>
-          <w:rFonts w:ascii="Times New Roman" w:eastAsia="Times New Roman" w:hAnsi="Times New Roman" w:cs="Times New Roman"/>
-          <w:bCs/>
-          <w:color w:val="222222"/>
-        </w:rPr>
-        <w:t>Baltimore, Maryland.</w:t>
-      </w:r>
-    </w:p>
-    <w:p>
-      <w:pPr>
-        <w:spacing w:line="240" w:lineRule="auto"/>
-        <w:rPr>
-          <w:rFonts w:ascii="Times New Roman" w:eastAsia="Times New Roman" w:hAnsi="Times New Roman" w:cs="Times New Roman"/>
-          <w:bCs/>
-          <w:color w:val="222222"/>
-        </w:rPr>
-      </w:pPr>
+        <w:t xml:space="preserve"> </w:t>
+      </w:r>
+      <w:r>
+        <w:rPr>
+          <w:rFonts w:ascii="Times New Roman" w:eastAsia="Times New Roman" w:hAnsi="Times New Roman" w:cs="Times New Roman"/>
+          <w:bCs/>
+          <w:color w:val="222222"/>
+        </w:rPr>
+        <w:t>Oral presentat</w:t>
+      </w:r>
+      <w:r>
+        <w:rPr>
+          <w:rFonts w:ascii="Times New Roman" w:eastAsia="Times New Roman" w:hAnsi="Times New Roman" w:cs="Times New Roman"/>
+          <w:bCs/>
+          <w:color w:val="222222"/>
+        </w:rPr>
+        <w:t>i</w:t>
+      </w:r>
+      <w:r>
+        <w:rPr>
+          <w:rFonts w:ascii="Times New Roman" w:eastAsia="Times New Roman" w:hAnsi="Times New Roman" w:cs="Times New Roman"/>
+          <w:bCs/>
+          <w:color w:val="222222"/>
+        </w:rPr>
+        <w:t xml:space="preserve">on at the </w:t>
+      </w:r>
+      <w:r>
+        <w:rPr>
+          <w:rFonts w:ascii="Times New Roman" w:eastAsia="Times New Roman" w:hAnsi="Times New Roman" w:cs="Times New Roman"/>
+          <w:bCs/>
+          <w:color w:val="222222"/>
+        </w:rPr>
+        <w:t>2023 College on Problems of Drug Dependence</w:t>
+      </w:r>
+      <w:r>
+        <w:rPr>
+          <w:rFonts w:ascii="Times New Roman" w:eastAsia="Times New Roman" w:hAnsi="Times New Roman" w:cs="Times New Roman"/>
+          <w:bCs/>
+          <w:color w:val="222222"/>
+        </w:rPr>
+        <w:t xml:space="preserve"> (</w:t>
+      </w:r>
+      <w:r>
+        <w:rPr>
+          <w:rFonts w:ascii="Times New Roman" w:eastAsia="Times New Roman" w:hAnsi="Times New Roman" w:cs="Times New Roman"/>
+          <w:bCs/>
+          <w:color w:val="222222"/>
+        </w:rPr>
+        <w:t>CPDD</w:t>
+      </w:r>
+      <w:r>
+        <w:rPr>
+          <w:rFonts w:ascii="Times New Roman" w:eastAsia="Times New Roman" w:hAnsi="Times New Roman" w:cs="Times New Roman"/>
+          <w:bCs/>
+          <w:color w:val="222222"/>
+        </w:rPr>
+        <w:t>)</w:t>
+      </w:r>
+      <w:r>
+        <w:rPr>
+          <w:rFonts w:ascii="Times New Roman" w:eastAsia="Times New Roman" w:hAnsi="Times New Roman" w:cs="Times New Roman"/>
+          <w:bCs/>
+          <w:color w:val="222222"/>
+        </w:rPr>
+        <w:t xml:space="preserve"> Annual Scientific Meeting</w:t>
+      </w:r>
+      <w:r>
+        <w:rPr>
+          <w:rFonts w:ascii="Times New Roman" w:eastAsia="Times New Roman" w:hAnsi="Times New Roman" w:cs="Times New Roman"/>
+          <w:bCs/>
+          <w:color w:val="222222"/>
+        </w:rPr>
+        <w:t>.</w:t>
+      </w:r>
     </w:p>
     <w:p>
       <w:pPr>
         <w:spacing w:line="240" w:lineRule="auto"/>
         <w:ind w:left="720" w:hanging="720"/>
+        <w:rPr>
+          <w:rFonts w:ascii="Times New Roman" w:eastAsia="Times New Roman" w:hAnsi="Times New Roman" w:cs="Times New Roman"/>
+          <w:bCs/>
+          <w:color w:val="222222"/>
+        </w:rPr>
+      </w:pPr>
+    </w:p>
+    <w:p>
+      <w:pPr>
+        <w:spacing w:line="240" w:lineRule="auto"/>
+        <w:ind w:left="720" w:hanging="720"/>
+        <w:rPr>
+          <w:rFonts w:ascii="Times New Roman" w:eastAsia="Times New Roman" w:hAnsi="Times New Roman" w:cs="Times New Roman"/>
+          <w:bCs/>
+          <w:color w:val="222222"/>
+        </w:rPr>
+      </w:pPr>
+      <w:r>
+        <w:rPr>
+          <w:rFonts w:ascii="Times New Roman" w:eastAsia="Times New Roman" w:hAnsi="Times New Roman" w:cs="Times New Roman"/>
+          <w:bCs/>
+          <w:color w:val="222222"/>
+        </w:rPr>
+        <w:t xml:space="preserve">Watson, D. P., </w:t>
+      </w:r>
+      <w:r>
+        <w:rPr>
+          <w:rFonts w:ascii="Times New Roman" w:eastAsia="Times New Roman" w:hAnsi="Times New Roman" w:cs="Times New Roman"/>
+          <w:b/>
+          <w:color w:val="222222"/>
+        </w:rPr>
+        <w:t>Phalen, P.</w:t>
+      </w:r>
+      <w:r>
+        <w:rPr>
+          <w:rFonts w:ascii="Times New Roman" w:eastAsia="Times New Roman" w:hAnsi="Times New Roman" w:cs="Times New Roman"/>
+          <w:bCs/>
+          <w:color w:val="222222"/>
+        </w:rPr>
+        <w:t>, Medcalf, S., Messmer, S., &amp; McGuire, A. (</w:t>
+      </w:r>
+      <w:proofErr w:type="gramStart"/>
+      <w:r>
+        <w:rPr>
+          <w:rFonts w:ascii="Times New Roman" w:eastAsia="Times New Roman" w:hAnsi="Times New Roman" w:cs="Times New Roman"/>
+          <w:bCs/>
+          <w:color w:val="222222"/>
+        </w:rPr>
+        <w:t>May,</w:t>
+      </w:r>
+      <w:proofErr w:type="gramEnd"/>
+      <w:r>
+        <w:rPr>
+          <w:rFonts w:ascii="Times New Roman" w:eastAsia="Times New Roman" w:hAnsi="Times New Roman" w:cs="Times New Roman"/>
+          <w:bCs/>
+          <w:color w:val="222222"/>
+        </w:rPr>
+        <w:t xml:space="preserve"> 2023). </w:t>
+      </w:r>
+      <w:r>
         <w:rPr>
           <w:rFonts w:ascii="Times New Roman" w:eastAsia="Times New Roman" w:hAnsi="Times New Roman" w:cs="Times New Roman"/>
           <w:bCs/>
@@ -12634,7 +12805,81 @@
           <w:iCs/>
           <w:color w:val="222222"/>
         </w:rPr>
-      </w:pPr>
+        <w:t>Factors affecting successful post-discharge engagement of emergency department patients with opioid use history who received telehealth recovery coaching services</w:t>
+      </w:r>
+      <w:r>
+        <w:rPr>
+          <w:rFonts w:ascii="Times New Roman" w:eastAsia="Times New Roman" w:hAnsi="Times New Roman" w:cs="Times New Roman"/>
+          <w:bCs/>
+          <w:color w:val="222222"/>
+        </w:rPr>
+        <w:t>. World Congress on Public Health. Rome, Italy.</w:t>
+      </w:r>
+    </w:p>
+    <w:p>
+      <w:pPr>
+        <w:spacing w:line="240" w:lineRule="auto"/>
+        <w:rPr>
+          <w:rFonts w:ascii="Times New Roman" w:eastAsia="Times New Roman" w:hAnsi="Times New Roman" w:cs="Times New Roman"/>
+          <w:bCs/>
+          <w:color w:val="222222"/>
+        </w:rPr>
+      </w:pPr>
+    </w:p>
+    <w:p>
+      <w:pPr>
+        <w:spacing w:line="240" w:lineRule="auto"/>
+        <w:ind w:left="720" w:hanging="720"/>
+        <w:rPr>
+          <w:rFonts w:ascii="Times New Roman" w:eastAsia="Times New Roman" w:hAnsi="Times New Roman" w:cs="Times New Roman"/>
+          <w:bCs/>
+          <w:color w:val="222222"/>
+        </w:rPr>
+      </w:pPr>
+      <w:r>
+        <w:rPr>
+          <w:rFonts w:ascii="Times New Roman" w:eastAsia="Times New Roman" w:hAnsi="Times New Roman" w:cs="Times New Roman"/>
+          <w:bCs/>
+          <w:color w:val="222222"/>
+        </w:rPr>
+        <w:t xml:space="preserve">Turner, E., Bastos, R., </w:t>
+      </w:r>
+      <w:proofErr w:type="spellStart"/>
+      <w:r>
+        <w:rPr>
+          <w:rFonts w:ascii="Times New Roman" w:eastAsia="Times New Roman" w:hAnsi="Times New Roman" w:cs="Times New Roman"/>
+          <w:bCs/>
+          <w:color w:val="222222"/>
+        </w:rPr>
+        <w:t>Kodaiarasi</w:t>
+      </w:r>
+      <w:proofErr w:type="spellEnd"/>
+      <w:r>
+        <w:rPr>
+          <w:rFonts w:ascii="Times New Roman" w:eastAsia="Times New Roman" w:hAnsi="Times New Roman" w:cs="Times New Roman"/>
+          <w:bCs/>
+          <w:color w:val="222222"/>
+        </w:rPr>
+        <w:t xml:space="preserve">, K., Murthy, S., </w:t>
+      </w:r>
+      <w:proofErr w:type="spellStart"/>
+      <w:r>
+        <w:rPr>
+          <w:rFonts w:ascii="Times New Roman" w:eastAsia="Times New Roman" w:hAnsi="Times New Roman" w:cs="Times New Roman"/>
+          <w:bCs/>
+          <w:color w:val="222222"/>
+        </w:rPr>
+        <w:t>Noumair</w:t>
+      </w:r>
+      <w:proofErr w:type="spellEnd"/>
+      <w:r>
+        <w:rPr>
+          <w:rFonts w:ascii="Times New Roman" w:eastAsia="Times New Roman" w:hAnsi="Times New Roman" w:cs="Times New Roman"/>
+          <w:bCs/>
+          <w:color w:val="222222"/>
+        </w:rPr>
+        <w:t xml:space="preserve">, M., </w:t>
+      </w:r>
       <w:r>
         <w:rPr>
           <w:rFonts w:ascii="Times New Roman" w:eastAsia="Times New Roman" w:hAnsi="Times New Roman" w:cs="Times New Roman"/>
@@ -12649,15 +12894,7 @@
           <w:bCs/>
           <w:color w:val="222222"/>
         </w:rPr>
-        <w:t xml:space="preserve">, </w:t>
-      </w:r>
-      <w:r>
-        <w:rPr>
-          <w:rFonts w:ascii="Times New Roman" w:eastAsia="Times New Roman" w:hAnsi="Times New Roman" w:cs="Times New Roman"/>
-          <w:bCs/>
-          <w:color w:val="222222"/>
-        </w:rPr>
-        <w:t>Fox, K., &amp; Funk, R. (</w:t>
+        <w:t xml:space="preserve"> (</w:t>
       </w:r>
       <w:proofErr w:type="gramStart"/>
       <w:r>
@@ -12666,7 +12903,7 @@
           <w:bCs/>
           <w:color w:val="222222"/>
         </w:rPr>
-        <w:t>April,</w:t>
+        <w:t>May,</w:t>
       </w:r>
       <w:proofErr w:type="gramEnd"/>
       <w:r>
@@ -12685,15 +12922,23 @@
           <w:iCs/>
           <w:color w:val="222222"/>
         </w:rPr>
-        <w:t xml:space="preserve">Toward a pragmatic clinical trial: Training community psychiatry clinicians to deliver DBT for people with serious mental illness. </w:t>
-      </w:r>
-      <w:r>
-        <w:rPr>
-          <w:rFonts w:ascii="Times New Roman" w:eastAsia="Times New Roman" w:hAnsi="Times New Roman" w:cs="Times New Roman"/>
-          <w:bCs/>
-          <w:color w:val="222222"/>
-        </w:rPr>
-        <w:t xml:space="preserve">UM Research Day. </w:t>
+        <w:t>The relationship between level-of-contact with mental illness and stigmatization of voice-hearing experiences depends upon the specific contents of the voice</w:t>
+      </w:r>
+      <w:r>
+        <w:rPr>
+          <w:rFonts w:ascii="Times New Roman" w:eastAsia="Times New Roman" w:hAnsi="Times New Roman" w:cs="Times New Roman"/>
+          <w:bCs/>
+          <w:color w:val="222222"/>
+        </w:rPr>
+        <w:t>. Schizophrenia International Research Society 2023 Annual Congress.</w:t>
+      </w:r>
+      <w:r>
+        <w:rPr>
+          <w:rFonts w:ascii="Times New Roman" w:eastAsia="Times New Roman" w:hAnsi="Times New Roman" w:cs="Times New Roman"/>
+          <w:bCs/>
+          <w:color w:val="222222"/>
+        </w:rPr>
+        <w:t xml:space="preserve"> Toronto, Canada.</w:t>
       </w:r>
     </w:p>
     <w:p>
@@ -12711,71 +12956,6 @@
       <w:pPr>
         <w:spacing w:line="240" w:lineRule="auto"/>
         <w:ind w:left="720" w:hanging="720"/>
-        <w:rPr>
-          <w:rFonts w:ascii="Times New Roman" w:eastAsia="Times New Roman" w:hAnsi="Times New Roman" w:cs="Times New Roman"/>
-          <w:bCs/>
-          <w:color w:val="222222"/>
-        </w:rPr>
-      </w:pPr>
-      <w:r>
-        <w:rPr>
-          <w:rFonts w:ascii="Times New Roman" w:eastAsia="Times New Roman" w:hAnsi="Times New Roman" w:cs="Times New Roman"/>
-          <w:bCs/>
-          <w:color w:val="222222"/>
-        </w:rPr>
-        <w:t xml:space="preserve">Rinehimer, K., Wolcott, M., </w:t>
-      </w:r>
-      <w:r>
-        <w:rPr>
-          <w:rFonts w:ascii="Times New Roman" w:eastAsia="Times New Roman" w:hAnsi="Times New Roman" w:cs="Times New Roman"/>
-          <w:b/>
-          <w:color w:val="222222"/>
-        </w:rPr>
-        <w:t>Phalen, P.,</w:t>
-      </w:r>
-      <w:r>
-        <w:rPr>
-          <w:rFonts w:ascii="Times New Roman" w:eastAsia="Times New Roman" w:hAnsi="Times New Roman" w:cs="Times New Roman"/>
-          <w:bCs/>
-          <w:color w:val="222222"/>
-        </w:rPr>
-        <w:t xml:space="preserve"> </w:t>
-      </w:r>
-      <w:r>
-        <w:rPr>
-          <w:rFonts w:ascii="Times New Roman" w:eastAsia="Times New Roman" w:hAnsi="Times New Roman" w:cs="Times New Roman"/>
-          <w:bCs/>
-          <w:color w:val="222222"/>
-        </w:rPr>
-        <w:t>Rakhshan Rouhakhtar, P.</w:t>
-      </w:r>
-      <w:r>
-        <w:rPr>
-          <w:rFonts w:ascii="Times New Roman" w:eastAsia="Times New Roman" w:hAnsi="Times New Roman" w:cs="Times New Roman"/>
-          <w:bCs/>
-          <w:color w:val="222222"/>
-        </w:rPr>
-        <w:t xml:space="preserve"> (</w:t>
-      </w:r>
-      <w:proofErr w:type="gramStart"/>
-      <w:r>
-        <w:rPr>
-          <w:rFonts w:ascii="Times New Roman" w:eastAsia="Times New Roman" w:hAnsi="Times New Roman" w:cs="Times New Roman"/>
-          <w:bCs/>
-          <w:color w:val="222222"/>
-        </w:rPr>
-        <w:t>October,</w:t>
-      </w:r>
-      <w:proofErr w:type="gramEnd"/>
-      <w:r>
-        <w:rPr>
-          <w:rFonts w:ascii="Times New Roman" w:eastAsia="Times New Roman" w:hAnsi="Times New Roman" w:cs="Times New Roman"/>
-          <w:bCs/>
-          <w:color w:val="222222"/>
-        </w:rPr>
-        <w:t xml:space="preserve"> 2021). </w:t>
-      </w:r>
-      <w:r>
         <w:rPr>
           <w:rFonts w:ascii="Times New Roman" w:eastAsia="Times New Roman" w:hAnsi="Times New Roman" w:cs="Times New Roman"/>
           <w:bCs/>
@@ -12783,141 +12963,14 @@
           <w:iCs/>
           <w:color w:val="222222"/>
         </w:rPr>
-        <w:t>Effective Interventions for First Episode Psychosis.</w:t>
-      </w:r>
-      <w:r>
-        <w:rPr>
-          <w:rFonts w:ascii="Times New Roman" w:eastAsia="Times New Roman" w:hAnsi="Times New Roman" w:cs="Times New Roman"/>
-          <w:bCs/>
-          <w:color w:val="222222"/>
-        </w:rPr>
-        <w:t xml:space="preserve"> All-day training at Brook Lane Health Services.</w:t>
-      </w:r>
-    </w:p>
-    <w:p>
-      <w:pPr>
-        <w:spacing w:line="240" w:lineRule="auto"/>
-        <w:ind w:left="720" w:hanging="720"/>
-        <w:rPr>
-          <w:rFonts w:ascii="Times New Roman" w:eastAsia="Times New Roman" w:hAnsi="Times New Roman" w:cs="Times New Roman"/>
-          <w:bCs/>
-          <w:color w:val="222222"/>
-        </w:rPr>
-      </w:pPr>
-    </w:p>
-    <w:p>
-      <w:pPr>
-        <w:spacing w:line="240" w:lineRule="auto"/>
-        <w:ind w:left="720" w:hanging="720"/>
-        <w:rPr>
-          <w:rFonts w:ascii="Times New Roman" w:eastAsia="Times New Roman" w:hAnsi="Times New Roman" w:cs="Times New Roman"/>
-          <w:bCs/>
-          <w:color w:val="222222"/>
-        </w:rPr>
-      </w:pPr>
-      <w:r>
-        <w:rPr>
-          <w:rFonts w:ascii="Times New Roman" w:eastAsia="Times New Roman" w:hAnsi="Times New Roman" w:cs="Times New Roman"/>
-          <w:bCs/>
-          <w:color w:val="222222"/>
-        </w:rPr>
-        <w:t>Fitzgerald</w:t>
-      </w:r>
-      <w:r>
-        <w:rPr>
-          <w:rFonts w:ascii="Times New Roman" w:eastAsia="Times New Roman" w:hAnsi="Times New Roman" w:cs="Times New Roman"/>
-          <w:bCs/>
-          <w:color w:val="222222"/>
-        </w:rPr>
-        <w:t>, S.</w:t>
-      </w:r>
-      <w:r>
-        <w:rPr>
-          <w:rFonts w:ascii="Times New Roman" w:eastAsia="Times New Roman" w:hAnsi="Times New Roman" w:cs="Times New Roman"/>
-          <w:bCs/>
-          <w:color w:val="222222"/>
-        </w:rPr>
-        <w:t>, Gant,</w:t>
-      </w:r>
-      <w:r>
-        <w:rPr>
-          <w:rFonts w:ascii="Times New Roman" w:eastAsia="Times New Roman" w:hAnsi="Times New Roman" w:cs="Times New Roman"/>
-          <w:bCs/>
-          <w:color w:val="222222"/>
-        </w:rPr>
-        <w:t xml:space="preserve"> L.,</w:t>
-      </w:r>
-      <w:r>
-        <w:rPr>
-          <w:rFonts w:ascii="Times New Roman" w:eastAsia="Times New Roman" w:hAnsi="Times New Roman" w:cs="Times New Roman"/>
-          <w:bCs/>
-          <w:color w:val="222222"/>
-        </w:rPr>
-        <w:t xml:space="preserve"> Bridgeford,</w:t>
-      </w:r>
-      <w:r>
-        <w:rPr>
-          <w:rFonts w:ascii="Times New Roman" w:eastAsia="Times New Roman" w:hAnsi="Times New Roman" w:cs="Times New Roman"/>
-          <w:bCs/>
-          <w:color w:val="222222"/>
-        </w:rPr>
-        <w:t xml:space="preserve"> E.,</w:t>
-      </w:r>
-      <w:r>
-        <w:rPr>
-          <w:rFonts w:ascii="Times New Roman" w:eastAsia="Times New Roman" w:hAnsi="Times New Roman" w:cs="Times New Roman"/>
-          <w:bCs/>
-          <w:color w:val="222222"/>
-        </w:rPr>
-        <w:t xml:space="preserve"> Raphael,</w:t>
-      </w:r>
-      <w:r>
-        <w:rPr>
-          <w:rFonts w:ascii="Times New Roman" w:eastAsia="Times New Roman" w:hAnsi="Times New Roman" w:cs="Times New Roman"/>
-          <w:bCs/>
-          <w:color w:val="222222"/>
-        </w:rPr>
-        <w:t xml:space="preserve"> C.,</w:t>
-      </w:r>
-      <w:r>
-        <w:rPr>
-          <w:rFonts w:ascii="Times New Roman" w:eastAsia="Times New Roman" w:hAnsi="Times New Roman" w:cs="Times New Roman"/>
-          <w:bCs/>
-          <w:color w:val="222222"/>
-        </w:rPr>
-        <w:t xml:space="preserve"> Kivisto, </w:t>
-      </w:r>
-      <w:r>
-        <w:rPr>
-          <w:rFonts w:ascii="Times New Roman" w:eastAsia="Times New Roman" w:hAnsi="Times New Roman" w:cs="Times New Roman"/>
-          <w:bCs/>
-          <w:color w:val="222222"/>
-        </w:rPr>
-        <w:t xml:space="preserve">A., </w:t>
-      </w:r>
-      <w:r>
-        <w:rPr>
-          <w:rFonts w:ascii="Times New Roman" w:eastAsia="Times New Roman" w:hAnsi="Times New Roman" w:cs="Times New Roman"/>
-          <w:bCs/>
-          <w:color w:val="222222"/>
-        </w:rPr>
-        <w:t>Ray,</w:t>
-      </w:r>
-      <w:r>
-        <w:rPr>
-          <w:rFonts w:ascii="Times New Roman" w:eastAsia="Times New Roman" w:hAnsi="Times New Roman" w:cs="Times New Roman"/>
-          <w:bCs/>
-          <w:color w:val="222222"/>
-        </w:rPr>
-        <w:t xml:space="preserve"> B.,</w:t>
-      </w:r>
-      <w:r>
-        <w:rPr>
-          <w:rFonts w:ascii="Times New Roman" w:eastAsia="Times New Roman" w:hAnsi="Times New Roman" w:cs="Times New Roman"/>
-          <w:bCs/>
-          <w:color w:val="222222"/>
-        </w:rPr>
-        <w:t xml:space="preserve"> </w:t>
+      </w:pPr>
+      <w:r>
+        <w:rPr>
+          <w:rFonts w:ascii="Times New Roman" w:eastAsia="Times New Roman" w:hAnsi="Times New Roman" w:cs="Times New Roman"/>
+          <w:bCs/>
+          <w:color w:val="222222"/>
+        </w:rPr>
+        <w:t xml:space="preserve">Fox, K., &amp; </w:t>
       </w:r>
       <w:r>
         <w:rPr>
@@ -12942,7 +12995,7 @@
           <w:bCs/>
           <w:color w:val="222222"/>
         </w:rPr>
-        <w:t>October,</w:t>
+        <w:t>April,</w:t>
       </w:r>
       <w:proofErr w:type="gramEnd"/>
       <w:r>
@@ -12951,7 +13004,7 @@
           <w:bCs/>
           <w:color w:val="222222"/>
         </w:rPr>
-        <w:t xml:space="preserve"> 2020). </w:t>
+        <w:t xml:space="preserve"> 2023). </w:t>
       </w:r>
       <w:r>
         <w:rPr>
@@ -12961,15 +13014,23 @@
           <w:iCs/>
           <w:color w:val="222222"/>
         </w:rPr>
-        <w:t>Estimated impact of a recurring community-led ceasefire on gun violence in Baltimore.</w:t>
-      </w:r>
-      <w:r>
-        <w:rPr>
-          <w:rFonts w:ascii="Times New Roman" w:eastAsia="Times New Roman" w:hAnsi="Times New Roman" w:cs="Times New Roman"/>
-          <w:bCs/>
-          <w:color w:val="222222"/>
-        </w:rPr>
-        <w:t xml:space="preserve"> American Public Health Association Annual Meeting and Expo.</w:t>
+        <w:t xml:space="preserve">Analysis of 911 Behavioral Health Diversions in Baltimore City. </w:t>
+      </w:r>
+      <w:r>
+        <w:rPr>
+          <w:rFonts w:ascii="Times New Roman" w:eastAsia="Times New Roman" w:hAnsi="Times New Roman" w:cs="Times New Roman"/>
+          <w:bCs/>
+          <w:color w:val="222222"/>
+        </w:rPr>
+        <w:t xml:space="preserve">UM Research Day. </w:t>
+      </w:r>
+      <w:r>
+        <w:rPr>
+          <w:rFonts w:ascii="Times New Roman" w:eastAsia="Times New Roman" w:hAnsi="Times New Roman" w:cs="Times New Roman"/>
+          <w:bCs/>
+          <w:color w:val="222222"/>
+        </w:rPr>
+        <w:t>Baltimore, Maryland.</w:t>
       </w:r>
     </w:p>
     <w:p>
@@ -12986,55 +13047,6 @@
       <w:pPr>
         <w:spacing w:line="240" w:lineRule="auto"/>
         <w:ind w:left="720" w:hanging="720"/>
-        <w:rPr>
-          <w:rFonts w:ascii="Times New Roman" w:eastAsia="Times New Roman" w:hAnsi="Times New Roman" w:cs="Times New Roman"/>
-          <w:bCs/>
-          <w:color w:val="222222"/>
-        </w:rPr>
-      </w:pPr>
-      <w:r>
-        <w:rPr>
-          <w:rFonts w:ascii="Times New Roman" w:eastAsia="Times New Roman" w:hAnsi="Times New Roman" w:cs="Times New Roman"/>
-          <w:bCs/>
-          <w:color w:val="222222"/>
-        </w:rPr>
-        <w:t xml:space="preserve">Didion, L., Grossman, J., &amp; </w:t>
-      </w:r>
-      <w:r>
-        <w:rPr>
-          <w:rFonts w:ascii="Times New Roman" w:eastAsia="Times New Roman" w:hAnsi="Times New Roman" w:cs="Times New Roman"/>
-          <w:b/>
-          <w:color w:val="222222"/>
-        </w:rPr>
-        <w:t>Phalen, P.</w:t>
-      </w:r>
-      <w:r>
-        <w:rPr>
-          <w:rFonts w:ascii="Times New Roman" w:eastAsia="Times New Roman" w:hAnsi="Times New Roman" w:cs="Times New Roman"/>
-          <w:bCs/>
-          <w:color w:val="222222"/>
-        </w:rPr>
-        <w:t xml:space="preserve"> (</w:t>
-      </w:r>
-      <w:proofErr w:type="gramStart"/>
-      <w:r>
-        <w:rPr>
-          <w:rFonts w:ascii="Times New Roman" w:eastAsia="Times New Roman" w:hAnsi="Times New Roman" w:cs="Times New Roman"/>
-          <w:bCs/>
-          <w:color w:val="222222"/>
-        </w:rPr>
-        <w:t>September,</w:t>
-      </w:r>
-      <w:proofErr w:type="gramEnd"/>
-      <w:r>
-        <w:rPr>
-          <w:rFonts w:ascii="Times New Roman" w:eastAsia="Times New Roman" w:hAnsi="Times New Roman" w:cs="Times New Roman"/>
-          <w:bCs/>
-          <w:color w:val="222222"/>
-        </w:rPr>
-        <w:t xml:space="preserve"> 2020). </w:t>
-      </w:r>
-      <w:r>
         <w:rPr>
           <w:rFonts w:ascii="Times New Roman" w:eastAsia="Times New Roman" w:hAnsi="Times New Roman" w:cs="Times New Roman"/>
           <w:bCs/>
@@ -13042,136 +13054,128 @@
           <w:iCs/>
           <w:color w:val="222222"/>
         </w:rPr>
-        <w:t>Dialectical Behavior Therapy Implementation and Initial Outcomes at Baltimore and DC VA Medical Centers</w:t>
-      </w:r>
-      <w:r>
-        <w:rPr>
-          <w:rFonts w:ascii="Times New Roman" w:eastAsia="Times New Roman" w:hAnsi="Times New Roman" w:cs="Times New Roman"/>
-          <w:bCs/>
-          <w:color w:val="222222"/>
-        </w:rPr>
-        <w:t>.</w:t>
-      </w:r>
-      <w:r>
-        <w:rPr>
-          <w:rFonts w:ascii="Times New Roman" w:eastAsia="Times New Roman" w:hAnsi="Times New Roman" w:cs="Times New Roman"/>
-          <w:bCs/>
-          <w:color w:val="222222"/>
-        </w:rPr>
-        <w:t xml:space="preserve"> </w:t>
-      </w:r>
-      <w:r>
-        <w:rPr>
-          <w:rFonts w:ascii="Times New Roman" w:eastAsia="Times New Roman" w:hAnsi="Times New Roman" w:cs="Times New Roman"/>
-          <w:bCs/>
-          <w:color w:val="222222"/>
-        </w:rPr>
-        <w:t xml:space="preserve">Seminar </w:t>
-      </w:r>
-      <w:r>
-        <w:rPr>
-          <w:rFonts w:ascii="Times New Roman" w:eastAsia="Times New Roman" w:hAnsi="Times New Roman" w:cs="Times New Roman"/>
-          <w:bCs/>
-          <w:color w:val="222222"/>
-        </w:rPr>
-        <w:t>for the</w:t>
-      </w:r>
-      <w:r>
-        <w:rPr>
-          <w:rFonts w:ascii="Times New Roman" w:eastAsia="Times New Roman" w:hAnsi="Times New Roman" w:cs="Times New Roman"/>
-          <w:bCs/>
-          <w:color w:val="222222"/>
-        </w:rPr>
-        <w:t xml:space="preserve"> National Mental Health Recovery &amp; Wellness Webinar Series</w:t>
-      </w:r>
-      <w:r>
-        <w:rPr>
-          <w:rFonts w:ascii="Times New Roman" w:eastAsia="Times New Roman" w:hAnsi="Times New Roman" w:cs="Times New Roman"/>
-          <w:bCs/>
-          <w:color w:val="222222"/>
-        </w:rPr>
-        <w:t>, Department of Veterans Affairs</w:t>
-      </w:r>
-      <w:r>
-        <w:rPr>
-          <w:rFonts w:ascii="Times New Roman" w:eastAsia="Times New Roman" w:hAnsi="Times New Roman" w:cs="Times New Roman"/>
-          <w:bCs/>
-          <w:color w:val="222222"/>
-        </w:rPr>
-        <w:t xml:space="preserve">. </w:t>
-      </w:r>
-    </w:p>
-    <w:p>
-      <w:pPr>
-        <w:spacing w:line="240" w:lineRule="auto"/>
-        <w:rPr>
-          <w:rFonts w:ascii="Times New Roman" w:eastAsia="Times New Roman" w:hAnsi="Times New Roman" w:cs="Times New Roman"/>
-          <w:bCs/>
-          <w:color w:val="222222"/>
-        </w:rPr>
-      </w:pPr>
-    </w:p>
-    <w:p>
-      <w:pPr>
-        <w:spacing w:line="240" w:lineRule="auto"/>
-        <w:ind w:left="720" w:hanging="720"/>
-        <w:rPr>
-          <w:rFonts w:ascii="Times New Roman" w:eastAsia="Times New Roman" w:hAnsi="Times New Roman" w:cs="Times New Roman"/>
-          <w:bCs/>
-          <w:color w:val="222222"/>
-        </w:rPr>
-      </w:pPr>
-      <w:r>
-        <w:rPr>
-          <w:rFonts w:ascii="Times New Roman" w:eastAsia="Times New Roman" w:hAnsi="Times New Roman" w:cs="Times New Roman"/>
-          <w:bCs/>
-          <w:color w:val="222222"/>
-        </w:rPr>
-        <w:t xml:space="preserve">Schiffman, J., Rakhshan </w:t>
-      </w:r>
-      <w:proofErr w:type="spellStart"/>
-      <w:r>
-        <w:rPr>
-          <w:rFonts w:ascii="Times New Roman" w:eastAsia="Times New Roman" w:hAnsi="Times New Roman" w:cs="Times New Roman"/>
-          <w:bCs/>
-          <w:color w:val="222222"/>
-        </w:rPr>
-        <w:t>Rouhakhtar</w:t>
-      </w:r>
-      <w:proofErr w:type="spellEnd"/>
-      <w:r>
-        <w:rPr>
-          <w:rFonts w:ascii="Times New Roman" w:eastAsia="Times New Roman" w:hAnsi="Times New Roman" w:cs="Times New Roman"/>
-          <w:bCs/>
-          <w:color w:val="222222"/>
-        </w:rPr>
-        <w:t xml:space="preserve">, P., Millman, Z., Thompson, E., &amp; </w:t>
-      </w:r>
-      <w:r>
-        <w:rPr>
-          <w:rFonts w:ascii="Times New Roman" w:eastAsia="Times New Roman" w:hAnsi="Times New Roman" w:cs="Times New Roman"/>
-          <w:b/>
-          <w:color w:val="222222"/>
-        </w:rPr>
-        <w:t>Phalen, P</w:t>
-      </w:r>
-      <w:r>
-        <w:rPr>
-          <w:rFonts w:ascii="Times New Roman" w:eastAsia="Times New Roman" w:hAnsi="Times New Roman" w:cs="Times New Roman"/>
-          <w:b/>
+      </w:pPr>
+      <w:r>
+        <w:rPr>
+          <w:rFonts w:ascii="Times New Roman" w:eastAsia="Times New Roman" w:hAnsi="Times New Roman" w:cs="Times New Roman"/>
+          <w:b/>
+          <w:color w:val="222222"/>
+        </w:rPr>
+        <w:t>Phalen, P.</w:t>
+      </w:r>
+      <w:r>
+        <w:rPr>
+          <w:rFonts w:ascii="Times New Roman" w:eastAsia="Times New Roman" w:hAnsi="Times New Roman" w:cs="Times New Roman"/>
+          <w:bCs/>
+          <w:color w:val="222222"/>
+        </w:rPr>
+        <w:t xml:space="preserve">, </w:t>
+      </w:r>
+      <w:r>
+        <w:rPr>
+          <w:rFonts w:ascii="Times New Roman" w:eastAsia="Times New Roman" w:hAnsi="Times New Roman" w:cs="Times New Roman"/>
+          <w:bCs/>
+          <w:color w:val="222222"/>
+        </w:rPr>
+        <w:t>Fox, K., &amp; Funk, R. (</w:t>
+      </w:r>
+      <w:proofErr w:type="gramStart"/>
+      <w:r>
+        <w:rPr>
+          <w:rFonts w:ascii="Times New Roman" w:eastAsia="Times New Roman" w:hAnsi="Times New Roman" w:cs="Times New Roman"/>
+          <w:bCs/>
+          <w:color w:val="222222"/>
+        </w:rPr>
+        <w:t>April,</w:t>
+      </w:r>
+      <w:proofErr w:type="gramEnd"/>
+      <w:r>
+        <w:rPr>
+          <w:rFonts w:ascii="Times New Roman" w:eastAsia="Times New Roman" w:hAnsi="Times New Roman" w:cs="Times New Roman"/>
+          <w:bCs/>
+          <w:color w:val="222222"/>
+        </w:rPr>
+        <w:t xml:space="preserve"> 2023). </w:t>
+      </w:r>
+      <w:r>
+        <w:rPr>
+          <w:rFonts w:ascii="Times New Roman" w:eastAsia="Times New Roman" w:hAnsi="Times New Roman" w:cs="Times New Roman"/>
+          <w:bCs/>
           <w:i/>
           <w:iCs/>
           <w:color w:val="222222"/>
         </w:rPr>
-        <w:t xml:space="preserve">. </w:t>
-      </w:r>
-      <w:r>
-        <w:rPr>
-          <w:rFonts w:ascii="Times New Roman" w:eastAsia="Times New Roman" w:hAnsi="Times New Roman" w:cs="Times New Roman"/>
-          <w:bCs/>
-          <w:color w:val="222222"/>
-        </w:rPr>
-        <w:t>(</w:t>
+        <w:t xml:space="preserve">Toward a pragmatic clinical trial: Training community psychiatry clinicians to deliver DBT for people with serious mental illness. </w:t>
+      </w:r>
+      <w:r>
+        <w:rPr>
+          <w:rFonts w:ascii="Times New Roman" w:eastAsia="Times New Roman" w:hAnsi="Times New Roman" w:cs="Times New Roman"/>
+          <w:bCs/>
+          <w:color w:val="222222"/>
+        </w:rPr>
+        <w:t xml:space="preserve">UM Research Day. </w:t>
+      </w:r>
+    </w:p>
+    <w:p>
+      <w:pPr>
+        <w:spacing w:line="240" w:lineRule="auto"/>
+        <w:ind w:left="720" w:hanging="720"/>
+        <w:rPr>
+          <w:rFonts w:ascii="Times New Roman" w:eastAsia="Times New Roman" w:hAnsi="Times New Roman" w:cs="Times New Roman"/>
+          <w:bCs/>
+          <w:color w:val="222222"/>
+        </w:rPr>
+      </w:pPr>
+    </w:p>
+    <w:p>
+      <w:pPr>
+        <w:spacing w:line="240" w:lineRule="auto"/>
+        <w:ind w:left="720" w:hanging="720"/>
+        <w:rPr>
+          <w:rFonts w:ascii="Times New Roman" w:eastAsia="Times New Roman" w:hAnsi="Times New Roman" w:cs="Times New Roman"/>
+          <w:bCs/>
+          <w:color w:val="222222"/>
+        </w:rPr>
+      </w:pPr>
+      <w:r>
+        <w:rPr>
+          <w:rFonts w:ascii="Times New Roman" w:eastAsia="Times New Roman" w:hAnsi="Times New Roman" w:cs="Times New Roman"/>
+          <w:bCs/>
+          <w:color w:val="222222"/>
+        </w:rPr>
+        <w:t xml:space="preserve">Rinehimer, K., Wolcott, M., </w:t>
+      </w:r>
+      <w:r>
+        <w:rPr>
+          <w:rFonts w:ascii="Times New Roman" w:eastAsia="Times New Roman" w:hAnsi="Times New Roman" w:cs="Times New Roman"/>
+          <w:b/>
+          <w:color w:val="222222"/>
+        </w:rPr>
+        <w:t>Phalen, P.,</w:t>
+      </w:r>
+      <w:r>
+        <w:rPr>
+          <w:rFonts w:ascii="Times New Roman" w:eastAsia="Times New Roman" w:hAnsi="Times New Roman" w:cs="Times New Roman"/>
+          <w:bCs/>
+          <w:color w:val="222222"/>
+        </w:rPr>
+        <w:t xml:space="preserve"> </w:t>
+      </w:r>
+      <w:r>
+        <w:rPr>
+          <w:rFonts w:ascii="Times New Roman" w:eastAsia="Times New Roman" w:hAnsi="Times New Roman" w:cs="Times New Roman"/>
+          <w:bCs/>
+          <w:color w:val="222222"/>
+        </w:rPr>
+        <w:t>Rakhshan Rouhakhtar, P.</w:t>
+      </w:r>
+      <w:r>
+        <w:rPr>
+          <w:rFonts w:ascii="Times New Roman" w:eastAsia="Times New Roman" w:hAnsi="Times New Roman" w:cs="Times New Roman"/>
+          <w:bCs/>
+          <w:color w:val="222222"/>
+        </w:rPr>
+        <w:t xml:space="preserve"> (</w:t>
       </w:r>
       <w:proofErr w:type="gramStart"/>
       <w:r>
@@ -13180,7 +13184,7 @@
           <w:bCs/>
           <w:color w:val="222222"/>
         </w:rPr>
-        <w:t>April,</w:t>
+        <w:t>October,</w:t>
       </w:r>
       <w:proofErr w:type="gramEnd"/>
       <w:r>
@@ -13189,7 +13193,7 @@
           <w:bCs/>
           <w:color w:val="222222"/>
         </w:rPr>
-        <w:t xml:space="preserve"> 2020). </w:t>
+        <w:t xml:space="preserve"> 2021). </w:t>
       </w:r>
       <w:r>
         <w:rPr>
@@ -13199,47 +13203,175 @@
           <w:iCs/>
           <w:color w:val="222222"/>
         </w:rPr>
-        <w:t>The Role of Contextual Factors and Assessment Strategies in the Accurate Screening of Psychosis-Risk Symptoms</w:t>
-      </w:r>
-      <w:r>
-        <w:rPr>
-          <w:rFonts w:ascii="Times New Roman" w:eastAsia="Times New Roman" w:hAnsi="Times New Roman" w:cs="Times New Roman"/>
-          <w:bCs/>
-          <w:color w:val="222222"/>
-        </w:rPr>
-        <w:t>. Oral Session at the 2020 Congress of the Schizophrenia International Research Society (SIRS). Firenze, Italy. C</w:t>
-      </w:r>
-      <w:r>
-        <w:rPr>
-          <w:rFonts w:ascii="Times New Roman" w:eastAsia="Times New Roman" w:hAnsi="Times New Roman" w:cs="Times New Roman"/>
-          <w:bCs/>
-          <w:color w:val="222222"/>
-        </w:rPr>
-        <w:t>onference c</w:t>
-      </w:r>
-      <w:r>
-        <w:rPr>
-          <w:rFonts w:ascii="Times New Roman" w:eastAsia="Times New Roman" w:hAnsi="Times New Roman" w:cs="Times New Roman"/>
-          <w:bCs/>
-          <w:color w:val="222222"/>
-        </w:rPr>
-        <w:t>anceled due to COVID-19</w:t>
-      </w:r>
-      <w:r>
-        <w:rPr>
-          <w:rFonts w:ascii="Times New Roman" w:eastAsia="Times New Roman" w:hAnsi="Times New Roman" w:cs="Times New Roman"/>
-          <w:bCs/>
-          <w:color w:val="222222"/>
-        </w:rPr>
-        <w:t>, but</w:t>
-      </w:r>
-      <w:r>
-        <w:rPr>
-          <w:rFonts w:ascii="Times New Roman" w:eastAsia="Times New Roman" w:hAnsi="Times New Roman" w:cs="Times New Roman"/>
-          <w:bCs/>
-          <w:color w:val="222222"/>
-        </w:rPr>
-        <w:t xml:space="preserve"> abstract published in </w:t>
+        <w:t>Effective Interventions for First Episode Psychosis.</w:t>
+      </w:r>
+      <w:r>
+        <w:rPr>
+          <w:rFonts w:ascii="Times New Roman" w:eastAsia="Times New Roman" w:hAnsi="Times New Roman" w:cs="Times New Roman"/>
+          <w:bCs/>
+          <w:color w:val="222222"/>
+        </w:rPr>
+        <w:t xml:space="preserve"> All-day training at Brook Lane Health Services.</w:t>
+      </w:r>
+    </w:p>
+    <w:p>
+      <w:pPr>
+        <w:spacing w:line="240" w:lineRule="auto"/>
+        <w:ind w:left="720" w:hanging="720"/>
+        <w:rPr>
+          <w:rFonts w:ascii="Times New Roman" w:eastAsia="Times New Roman" w:hAnsi="Times New Roman" w:cs="Times New Roman"/>
+          <w:bCs/>
+          <w:color w:val="222222"/>
+        </w:rPr>
+      </w:pPr>
+    </w:p>
+    <w:p>
+      <w:pPr>
+        <w:spacing w:line="240" w:lineRule="auto"/>
+        <w:ind w:left="720" w:hanging="720"/>
+        <w:rPr>
+          <w:rFonts w:ascii="Times New Roman" w:eastAsia="Times New Roman" w:hAnsi="Times New Roman" w:cs="Times New Roman"/>
+          <w:bCs/>
+          <w:color w:val="222222"/>
+        </w:rPr>
+      </w:pPr>
+      <w:r>
+        <w:rPr>
+          <w:rFonts w:ascii="Times New Roman" w:eastAsia="Times New Roman" w:hAnsi="Times New Roman" w:cs="Times New Roman"/>
+          <w:bCs/>
+          <w:color w:val="222222"/>
+        </w:rPr>
+        <w:t>Fitzgerald</w:t>
+      </w:r>
+      <w:r>
+        <w:rPr>
+          <w:rFonts w:ascii="Times New Roman" w:eastAsia="Times New Roman" w:hAnsi="Times New Roman" w:cs="Times New Roman"/>
+          <w:bCs/>
+          <w:color w:val="222222"/>
+        </w:rPr>
+        <w:t>, S.</w:t>
+      </w:r>
+      <w:r>
+        <w:rPr>
+          <w:rFonts w:ascii="Times New Roman" w:eastAsia="Times New Roman" w:hAnsi="Times New Roman" w:cs="Times New Roman"/>
+          <w:bCs/>
+          <w:color w:val="222222"/>
+        </w:rPr>
+        <w:t>, Gant,</w:t>
+      </w:r>
+      <w:r>
+        <w:rPr>
+          <w:rFonts w:ascii="Times New Roman" w:eastAsia="Times New Roman" w:hAnsi="Times New Roman" w:cs="Times New Roman"/>
+          <w:bCs/>
+          <w:color w:val="222222"/>
+        </w:rPr>
+        <w:t xml:space="preserve"> L.,</w:t>
+      </w:r>
+      <w:r>
+        <w:rPr>
+          <w:rFonts w:ascii="Times New Roman" w:eastAsia="Times New Roman" w:hAnsi="Times New Roman" w:cs="Times New Roman"/>
+          <w:bCs/>
+          <w:color w:val="222222"/>
+        </w:rPr>
+        <w:t xml:space="preserve"> Bridgeford,</w:t>
+      </w:r>
+      <w:r>
+        <w:rPr>
+          <w:rFonts w:ascii="Times New Roman" w:eastAsia="Times New Roman" w:hAnsi="Times New Roman" w:cs="Times New Roman"/>
+          <w:bCs/>
+          <w:color w:val="222222"/>
+        </w:rPr>
+        <w:t xml:space="preserve"> E.,</w:t>
+      </w:r>
+      <w:r>
+        <w:rPr>
+          <w:rFonts w:ascii="Times New Roman" w:eastAsia="Times New Roman" w:hAnsi="Times New Roman" w:cs="Times New Roman"/>
+          <w:bCs/>
+          <w:color w:val="222222"/>
+        </w:rPr>
+        <w:t xml:space="preserve"> Raphael,</w:t>
+      </w:r>
+      <w:r>
+        <w:rPr>
+          <w:rFonts w:ascii="Times New Roman" w:eastAsia="Times New Roman" w:hAnsi="Times New Roman" w:cs="Times New Roman"/>
+          <w:bCs/>
+          <w:color w:val="222222"/>
+        </w:rPr>
+        <w:t xml:space="preserve"> C.,</w:t>
+      </w:r>
+      <w:r>
+        <w:rPr>
+          <w:rFonts w:ascii="Times New Roman" w:eastAsia="Times New Roman" w:hAnsi="Times New Roman" w:cs="Times New Roman"/>
+          <w:bCs/>
+          <w:color w:val="222222"/>
+        </w:rPr>
+        <w:t xml:space="preserve"> Kivisto, </w:t>
+      </w:r>
+      <w:r>
+        <w:rPr>
+          <w:rFonts w:ascii="Times New Roman" w:eastAsia="Times New Roman" w:hAnsi="Times New Roman" w:cs="Times New Roman"/>
+          <w:bCs/>
+          <w:color w:val="222222"/>
+        </w:rPr>
+        <w:t xml:space="preserve">A., </w:t>
+      </w:r>
+      <w:r>
+        <w:rPr>
+          <w:rFonts w:ascii="Times New Roman" w:eastAsia="Times New Roman" w:hAnsi="Times New Roman" w:cs="Times New Roman"/>
+          <w:bCs/>
+          <w:color w:val="222222"/>
+        </w:rPr>
+        <w:t>Ray,</w:t>
+      </w:r>
+      <w:r>
+        <w:rPr>
+          <w:rFonts w:ascii="Times New Roman" w:eastAsia="Times New Roman" w:hAnsi="Times New Roman" w:cs="Times New Roman"/>
+          <w:bCs/>
+          <w:color w:val="222222"/>
+        </w:rPr>
+        <w:t xml:space="preserve"> B.,</w:t>
+      </w:r>
+      <w:r>
+        <w:rPr>
+          <w:rFonts w:ascii="Times New Roman" w:eastAsia="Times New Roman" w:hAnsi="Times New Roman" w:cs="Times New Roman"/>
+          <w:bCs/>
+          <w:color w:val="222222"/>
+        </w:rPr>
+        <w:t xml:space="preserve"> </w:t>
+      </w:r>
+      <w:r>
+        <w:rPr>
+          <w:rFonts w:ascii="Times New Roman" w:eastAsia="Times New Roman" w:hAnsi="Times New Roman" w:cs="Times New Roman"/>
+          <w:b/>
+          <w:color w:val="222222"/>
+        </w:rPr>
+        <w:t>Phalen, P</w:t>
+      </w:r>
+      <w:r>
+        <w:rPr>
+          <w:rFonts w:ascii="Times New Roman" w:eastAsia="Times New Roman" w:hAnsi="Times New Roman" w:cs="Times New Roman"/>
+          <w:bCs/>
+          <w:color w:val="222222"/>
+        </w:rPr>
+        <w:t>. (</w:t>
+      </w:r>
+      <w:proofErr w:type="gramStart"/>
+      <w:r>
+        <w:rPr>
+          <w:rFonts w:ascii="Times New Roman" w:eastAsia="Times New Roman" w:hAnsi="Times New Roman" w:cs="Times New Roman"/>
+          <w:bCs/>
+          <w:color w:val="222222"/>
+        </w:rPr>
+        <w:t>October,</w:t>
+      </w:r>
+      <w:proofErr w:type="gramEnd"/>
+      <w:r>
+        <w:rPr>
+          <w:rFonts w:ascii="Times New Roman" w:eastAsia="Times New Roman" w:hAnsi="Times New Roman" w:cs="Times New Roman"/>
+          <w:bCs/>
+          <w:color w:val="222222"/>
+        </w:rPr>
+        <w:t xml:space="preserve"> 2020). </w:t>
       </w:r>
       <w:r>
         <w:rPr>
@@ -13249,16 +13381,26 @@
           <w:iCs/>
           <w:color w:val="222222"/>
         </w:rPr>
-        <w:t>Schizophrenia Bulletin</w:t>
-      </w:r>
-      <w:r>
-        <w:rPr>
-          <w:rFonts w:ascii="Times New Roman" w:eastAsia="Times New Roman" w:hAnsi="Times New Roman" w:cs="Times New Roman"/>
-          <w:bCs/>
-          <w:color w:val="222222"/>
-        </w:rPr>
-        <w:t xml:space="preserve"> at https://doi.org/10.1093/schbul/sbaa028.058</w:t>
-      </w:r>
+        <w:t>Estimated impact of a recurring community-led ceasefire on gun violence in Baltimore.</w:t>
+      </w:r>
+      <w:r>
+        <w:rPr>
+          <w:rFonts w:ascii="Times New Roman" w:eastAsia="Times New Roman" w:hAnsi="Times New Roman" w:cs="Times New Roman"/>
+          <w:bCs/>
+          <w:color w:val="222222"/>
+        </w:rPr>
+        <w:t xml:space="preserve"> American Public Health Association Annual Meeting and Expo.</w:t>
+      </w:r>
+    </w:p>
+    <w:p>
+      <w:pPr>
+        <w:spacing w:line="240" w:lineRule="auto"/>
+        <w:rPr>
+          <w:rFonts w:ascii="Times New Roman" w:eastAsia="Times New Roman" w:hAnsi="Times New Roman" w:cs="Times New Roman"/>
+          <w:bCs/>
+          <w:color w:val="222222"/>
+        </w:rPr>
+      </w:pPr>
     </w:p>
     <w:p>
       <w:pPr>
@@ -13270,74 +13412,29 @@
           <w:color w:val="222222"/>
         </w:rPr>
       </w:pPr>
-    </w:p>
-    <w:p>
-      <w:pPr>
-        <w:spacing w:line="240" w:lineRule="auto"/>
-        <w:ind w:left="720" w:hanging="720"/>
-        <w:rPr>
-          <w:rFonts w:ascii="Times New Roman" w:eastAsia="Times New Roman" w:hAnsi="Times New Roman" w:cs="Times New Roman"/>
-          <w:bCs/>
-          <w:color w:val="222222"/>
-        </w:rPr>
-      </w:pPr>
-      <w:r>
-        <w:rPr>
-          <w:rFonts w:ascii="Times New Roman" w:eastAsia="Times New Roman" w:hAnsi="Times New Roman" w:cs="Times New Roman"/>
-          <w:bCs/>
-          <w:color w:val="222222"/>
-        </w:rPr>
-        <w:t xml:space="preserve">Petti, E., Rakhshan </w:t>
-      </w:r>
-      <w:proofErr w:type="spellStart"/>
-      <w:r>
-        <w:rPr>
-          <w:rFonts w:ascii="Times New Roman" w:eastAsia="Times New Roman" w:hAnsi="Times New Roman" w:cs="Times New Roman"/>
-          <w:bCs/>
-          <w:color w:val="222222"/>
-        </w:rPr>
-        <w:t>Rouhakhtar</w:t>
-      </w:r>
-      <w:proofErr w:type="spellEnd"/>
-      <w:r>
-        <w:rPr>
-          <w:rFonts w:ascii="Times New Roman" w:eastAsia="Times New Roman" w:hAnsi="Times New Roman" w:cs="Times New Roman"/>
-          <w:bCs/>
-          <w:color w:val="222222"/>
-        </w:rPr>
-        <w:t xml:space="preserve">, P., Klaunig, M., Bridgwater, M., Roemer, C., Andorko, N. D., DeLuca, J. S., </w:t>
-      </w:r>
-      <w:r>
-        <w:rPr>
-          <w:rFonts w:ascii="Times New Roman" w:eastAsia="Times New Roman" w:hAnsi="Times New Roman" w:cs="Times New Roman"/>
-          <w:b/>
-          <w:color w:val="222222"/>
-        </w:rPr>
-        <w:t>Phalen, P.,</w:t>
-      </w:r>
-      <w:r>
-        <w:rPr>
-          <w:rFonts w:ascii="Times New Roman" w:eastAsia="Times New Roman" w:hAnsi="Times New Roman" w:cs="Times New Roman"/>
-          <w:bCs/>
-          <w:color w:val="222222"/>
-        </w:rPr>
-        <w:t xml:space="preserve"> Smith, M., Pitts, S., &amp; Schiffman, J.</w:t>
-      </w:r>
-      <w:r>
-        <w:rPr>
-          <w:rFonts w:ascii="Times New Roman" w:eastAsia="Times New Roman" w:hAnsi="Times New Roman" w:cs="Times New Roman"/>
-          <w:bCs/>
-          <w:color w:val="222222"/>
-        </w:rPr>
-        <w:t xml:space="preserve"> </w:t>
-      </w:r>
-      <w:r>
-        <w:rPr>
-          <w:rFonts w:ascii="Times New Roman" w:eastAsia="Times New Roman" w:hAnsi="Times New Roman" w:cs="Times New Roman"/>
-          <w:bCs/>
-          <w:color w:val="222222"/>
-        </w:rPr>
-        <w:t>(</w:t>
+      <w:r>
+        <w:rPr>
+          <w:rFonts w:ascii="Times New Roman" w:eastAsia="Times New Roman" w:hAnsi="Times New Roman" w:cs="Times New Roman"/>
+          <w:bCs/>
+          <w:color w:val="222222"/>
+        </w:rPr>
+        <w:t xml:space="preserve">Didion, L., Grossman, J., &amp; </w:t>
+      </w:r>
+      <w:r>
+        <w:rPr>
+          <w:rFonts w:ascii="Times New Roman" w:eastAsia="Times New Roman" w:hAnsi="Times New Roman" w:cs="Times New Roman"/>
+          <w:b/>
+          <w:color w:val="222222"/>
+        </w:rPr>
+        <w:t>Phalen, P.</w:t>
+      </w:r>
+      <w:r>
+        <w:rPr>
+          <w:rFonts w:ascii="Times New Roman" w:eastAsia="Times New Roman" w:hAnsi="Times New Roman" w:cs="Times New Roman"/>
+          <w:bCs/>
+          <w:color w:val="222222"/>
+        </w:rPr>
+        <w:t xml:space="preserve"> (</w:t>
       </w:r>
       <w:proofErr w:type="gramStart"/>
       <w:r>
@@ -13346,7 +13443,7 @@
           <w:bCs/>
           <w:color w:val="222222"/>
         </w:rPr>
-        <w:t>April,</w:t>
+        <w:t>September,</w:t>
       </w:r>
       <w:proofErr w:type="gramEnd"/>
       <w:r>
@@ -13365,73 +13462,154 @@
           <w:iCs/>
           <w:color w:val="222222"/>
         </w:rPr>
-        <w:t>Mental Health Treatment-Seeking in Individuals with High Levels of Psychosis-like Experiences: Impact of Trauma and Race</w:t>
-      </w:r>
-      <w:r>
-        <w:rPr>
-          <w:rFonts w:ascii="Times New Roman" w:eastAsia="Times New Roman" w:hAnsi="Times New Roman" w:cs="Times New Roman"/>
-          <w:bCs/>
+        <w:t>Dialectical Behavior Therapy Implementation and Initial Outcomes at Baltimore and DC VA Medical Centers</w:t>
+      </w:r>
+      <w:r>
+        <w:rPr>
+          <w:rFonts w:ascii="Times New Roman" w:eastAsia="Times New Roman" w:hAnsi="Times New Roman" w:cs="Times New Roman"/>
+          <w:bCs/>
+          <w:color w:val="222222"/>
+        </w:rPr>
+        <w:t>.</w:t>
+      </w:r>
+      <w:r>
+        <w:rPr>
+          <w:rFonts w:ascii="Times New Roman" w:eastAsia="Times New Roman" w:hAnsi="Times New Roman" w:cs="Times New Roman"/>
+          <w:bCs/>
+          <w:color w:val="222222"/>
+        </w:rPr>
+        <w:t xml:space="preserve"> </w:t>
+      </w:r>
+      <w:r>
+        <w:rPr>
+          <w:rFonts w:ascii="Times New Roman" w:eastAsia="Times New Roman" w:hAnsi="Times New Roman" w:cs="Times New Roman"/>
+          <w:bCs/>
+          <w:color w:val="222222"/>
+        </w:rPr>
+        <w:t xml:space="preserve">Seminar </w:t>
+      </w:r>
+      <w:r>
+        <w:rPr>
+          <w:rFonts w:ascii="Times New Roman" w:eastAsia="Times New Roman" w:hAnsi="Times New Roman" w:cs="Times New Roman"/>
+          <w:bCs/>
+          <w:color w:val="222222"/>
+        </w:rPr>
+        <w:t>for the</w:t>
+      </w:r>
+      <w:r>
+        <w:rPr>
+          <w:rFonts w:ascii="Times New Roman" w:eastAsia="Times New Roman" w:hAnsi="Times New Roman" w:cs="Times New Roman"/>
+          <w:bCs/>
+          <w:color w:val="222222"/>
+        </w:rPr>
+        <w:t xml:space="preserve"> National Mental Health Recovery &amp; Wellness Webinar Series</w:t>
+      </w:r>
+      <w:r>
+        <w:rPr>
+          <w:rFonts w:ascii="Times New Roman" w:eastAsia="Times New Roman" w:hAnsi="Times New Roman" w:cs="Times New Roman"/>
+          <w:bCs/>
+          <w:color w:val="222222"/>
+        </w:rPr>
+        <w:t>, Department of Veterans Affairs</w:t>
+      </w:r>
+      <w:r>
+        <w:rPr>
+          <w:rFonts w:ascii="Times New Roman" w:eastAsia="Times New Roman" w:hAnsi="Times New Roman" w:cs="Times New Roman"/>
+          <w:bCs/>
+          <w:color w:val="222222"/>
+        </w:rPr>
+        <w:t xml:space="preserve">. </w:t>
+      </w:r>
+    </w:p>
+    <w:p>
+      <w:pPr>
+        <w:spacing w:line="240" w:lineRule="auto"/>
+        <w:rPr>
+          <w:rFonts w:ascii="Times New Roman" w:eastAsia="Times New Roman" w:hAnsi="Times New Roman" w:cs="Times New Roman"/>
+          <w:bCs/>
+          <w:color w:val="222222"/>
+        </w:rPr>
+      </w:pPr>
+    </w:p>
+    <w:p>
+      <w:pPr>
+        <w:spacing w:line="240" w:lineRule="auto"/>
+        <w:ind w:left="720" w:hanging="720"/>
+        <w:rPr>
+          <w:rFonts w:ascii="Times New Roman" w:eastAsia="Times New Roman" w:hAnsi="Times New Roman" w:cs="Times New Roman"/>
+          <w:bCs/>
+          <w:color w:val="222222"/>
+        </w:rPr>
+      </w:pPr>
+      <w:r>
+        <w:rPr>
+          <w:rFonts w:ascii="Times New Roman" w:eastAsia="Times New Roman" w:hAnsi="Times New Roman" w:cs="Times New Roman"/>
+          <w:bCs/>
+          <w:color w:val="222222"/>
+        </w:rPr>
+        <w:t xml:space="preserve">Schiffman, J., Rakhshan </w:t>
+      </w:r>
+      <w:proofErr w:type="spellStart"/>
+      <w:r>
+        <w:rPr>
+          <w:rFonts w:ascii="Times New Roman" w:eastAsia="Times New Roman" w:hAnsi="Times New Roman" w:cs="Times New Roman"/>
+          <w:bCs/>
+          <w:color w:val="222222"/>
+        </w:rPr>
+        <w:t>Rouhakhtar</w:t>
+      </w:r>
+      <w:proofErr w:type="spellEnd"/>
+      <w:r>
+        <w:rPr>
+          <w:rFonts w:ascii="Times New Roman" w:eastAsia="Times New Roman" w:hAnsi="Times New Roman" w:cs="Times New Roman"/>
+          <w:bCs/>
+          <w:color w:val="222222"/>
+        </w:rPr>
+        <w:t xml:space="preserve">, P., Millman, Z., Thompson, E., &amp; </w:t>
+      </w:r>
+      <w:r>
+        <w:rPr>
+          <w:rFonts w:ascii="Times New Roman" w:eastAsia="Times New Roman" w:hAnsi="Times New Roman" w:cs="Times New Roman"/>
+          <w:b/>
+          <w:color w:val="222222"/>
+        </w:rPr>
+        <w:t>Phalen, P</w:t>
+      </w:r>
+      <w:r>
+        <w:rPr>
+          <w:rFonts w:ascii="Times New Roman" w:eastAsia="Times New Roman" w:hAnsi="Times New Roman" w:cs="Times New Roman"/>
+          <w:b/>
           <w:i/>
           <w:iCs/>
           <w:color w:val="222222"/>
         </w:rPr>
-        <w:t>.</w:t>
-      </w:r>
-      <w:r>
-        <w:rPr>
-          <w:rFonts w:ascii="Times New Roman" w:eastAsia="Times New Roman" w:hAnsi="Times New Roman" w:cs="Times New Roman"/>
-          <w:bCs/>
-          <w:color w:val="222222"/>
-        </w:rPr>
-        <w:t xml:space="preserve"> Poster presentation</w:t>
-      </w:r>
-      <w:r>
-        <w:rPr>
-          <w:rFonts w:ascii="Times New Roman" w:eastAsia="Times New Roman" w:hAnsi="Times New Roman" w:cs="Times New Roman"/>
-          <w:bCs/>
-          <w:color w:val="222222"/>
-        </w:rPr>
-        <w:t xml:space="preserve"> at the 2020 Congress of the Schizophrenia International Research Society (SIRS). Firenze, Italy. </w:t>
-      </w:r>
-      <w:r>
-        <w:rPr>
-          <w:rFonts w:ascii="Times New Roman" w:eastAsia="Times New Roman" w:hAnsi="Times New Roman" w:cs="Times New Roman"/>
-          <w:bCs/>
-          <w:color w:val="222222"/>
-        </w:rPr>
-        <w:t>C</w:t>
-      </w:r>
-      <w:r>
-        <w:rPr>
-          <w:rFonts w:ascii="Times New Roman" w:eastAsia="Times New Roman" w:hAnsi="Times New Roman" w:cs="Times New Roman"/>
-          <w:bCs/>
-          <w:color w:val="222222"/>
-        </w:rPr>
-        <w:t>onference c</w:t>
-      </w:r>
-      <w:r>
-        <w:rPr>
-          <w:rFonts w:ascii="Times New Roman" w:eastAsia="Times New Roman" w:hAnsi="Times New Roman" w:cs="Times New Roman"/>
-          <w:bCs/>
-          <w:color w:val="222222"/>
-        </w:rPr>
-        <w:t>anceled due to COVID-19</w:t>
-      </w:r>
-      <w:r>
-        <w:rPr>
-          <w:rFonts w:ascii="Times New Roman" w:eastAsia="Times New Roman" w:hAnsi="Times New Roman" w:cs="Times New Roman"/>
-          <w:bCs/>
-          <w:color w:val="222222"/>
-        </w:rPr>
-        <w:t>, but</w:t>
-      </w:r>
-      <w:r>
-        <w:rPr>
-          <w:rFonts w:ascii="Times New Roman" w:eastAsia="Times New Roman" w:hAnsi="Times New Roman" w:cs="Times New Roman"/>
-          <w:bCs/>
-          <w:color w:val="222222"/>
-        </w:rPr>
-        <w:t xml:space="preserve"> abstract published in </w:t>
+        <w:t xml:space="preserve">. </w:t>
+      </w:r>
+      <w:r>
+        <w:rPr>
+          <w:rFonts w:ascii="Times New Roman" w:eastAsia="Times New Roman" w:hAnsi="Times New Roman" w:cs="Times New Roman"/>
+          <w:bCs/>
+          <w:color w:val="222222"/>
+        </w:rPr>
+        <w:t>(</w:t>
+      </w:r>
+      <w:proofErr w:type="gramStart"/>
+      <w:r>
+        <w:rPr>
+          <w:rFonts w:ascii="Times New Roman" w:eastAsia="Times New Roman" w:hAnsi="Times New Roman" w:cs="Times New Roman"/>
+          <w:bCs/>
+          <w:color w:val="222222"/>
+        </w:rPr>
+        <w:t>April,</w:t>
+      </w:r>
+      <w:proofErr w:type="gramEnd"/>
+      <w:r>
+        <w:rPr>
+          <w:rFonts w:ascii="Times New Roman" w:eastAsia="Times New Roman" w:hAnsi="Times New Roman" w:cs="Times New Roman"/>
+          <w:bCs/>
+          <w:color w:val="222222"/>
+        </w:rPr>
+        <w:t xml:space="preserve"> 2020). </w:t>
       </w:r>
       <w:r>
         <w:rPr>
@@ -13441,121 +13619,47 @@
           <w:iCs/>
           <w:color w:val="222222"/>
         </w:rPr>
-        <w:t>Schizophrenia Bulletin</w:t>
-      </w:r>
-      <w:r>
-        <w:rPr>
-          <w:rFonts w:ascii="Times New Roman" w:eastAsia="Times New Roman" w:hAnsi="Times New Roman" w:cs="Times New Roman"/>
-          <w:bCs/>
-          <w:color w:val="222222"/>
-        </w:rPr>
-        <w:t xml:space="preserve"> at </w:t>
-      </w:r>
-      <w:r>
-        <w:rPr>
-          <w:rFonts w:ascii="Times New Roman" w:eastAsia="Times New Roman" w:hAnsi="Times New Roman" w:cs="Times New Roman"/>
-          <w:bCs/>
-          <w:color w:val="222222"/>
-        </w:rPr>
-        <w:t>https://doi.org/10.1093/schbul/sbaa030.553</w:t>
-      </w:r>
-    </w:p>
-    <w:p>
-      <w:pPr>
-        <w:spacing w:line="240" w:lineRule="auto"/>
-        <w:ind w:left="720" w:hanging="720"/>
-        <w:rPr>
-          <w:rFonts w:ascii="Times New Roman" w:eastAsia="Times New Roman" w:hAnsi="Times New Roman" w:cs="Times New Roman"/>
-          <w:bCs/>
-          <w:color w:val="222222"/>
-        </w:rPr>
-      </w:pPr>
-    </w:p>
-    <w:p>
-      <w:pPr>
-        <w:spacing w:line="240" w:lineRule="auto"/>
-        <w:ind w:left="720" w:hanging="720"/>
-        <w:rPr>
-          <w:rFonts w:ascii="Times New Roman" w:eastAsia="Times New Roman" w:hAnsi="Times New Roman" w:cs="Times New Roman"/>
-          <w:bCs/>
-          <w:color w:val="222222"/>
-        </w:rPr>
-      </w:pPr>
-      <w:r>
-        <w:rPr>
-          <w:rFonts w:ascii="Times New Roman" w:eastAsia="Times New Roman" w:hAnsi="Times New Roman" w:cs="Times New Roman"/>
-          <w:bCs/>
-          <w:color w:val="222222"/>
-        </w:rPr>
-        <w:t xml:space="preserve">Schiffman, J., Bridgwater, M., Thompson, E., Rakhshan </w:t>
-      </w:r>
-      <w:proofErr w:type="spellStart"/>
-      <w:r>
-        <w:rPr>
-          <w:rFonts w:ascii="Times New Roman" w:eastAsia="Times New Roman" w:hAnsi="Times New Roman" w:cs="Times New Roman"/>
-          <w:bCs/>
-          <w:color w:val="222222"/>
-        </w:rPr>
-        <w:t>Rouhakhtar</w:t>
-      </w:r>
-      <w:proofErr w:type="spellEnd"/>
-      <w:r>
-        <w:rPr>
-          <w:rFonts w:ascii="Times New Roman" w:eastAsia="Times New Roman" w:hAnsi="Times New Roman" w:cs="Times New Roman"/>
-          <w:bCs/>
-          <w:color w:val="222222"/>
-        </w:rPr>
-        <w:t xml:space="preserve">, P., Millman, Z., </w:t>
-      </w:r>
-      <w:r>
-        <w:rPr>
-          <w:rFonts w:ascii="Times New Roman" w:eastAsia="Times New Roman" w:hAnsi="Times New Roman" w:cs="Times New Roman"/>
-          <w:b/>
-          <w:color w:val="222222"/>
-        </w:rPr>
-        <w:t>Phalen, P.</w:t>
-      </w:r>
-      <w:r>
-        <w:rPr>
-          <w:rFonts w:ascii="Times New Roman" w:eastAsia="Times New Roman" w:hAnsi="Times New Roman" w:cs="Times New Roman"/>
-          <w:bCs/>
-          <w:color w:val="222222"/>
-        </w:rPr>
-        <w:t>, Klaunig, M., Kline, E., &amp; DeLuca, J. (</w:t>
-      </w:r>
-      <w:proofErr w:type="gramStart"/>
-      <w:r>
-        <w:rPr>
-          <w:rFonts w:ascii="Times New Roman" w:eastAsia="Times New Roman" w:hAnsi="Times New Roman" w:cs="Times New Roman"/>
-          <w:bCs/>
-          <w:color w:val="222222"/>
-        </w:rPr>
-        <w:t>October</w:t>
-      </w:r>
-      <w:r>
-        <w:rPr>
-          <w:rFonts w:ascii="Times New Roman" w:eastAsia="Times New Roman" w:hAnsi="Times New Roman" w:cs="Times New Roman"/>
-          <w:bCs/>
-          <w:color w:val="222222"/>
-        </w:rPr>
-        <w:t>,</w:t>
-      </w:r>
-      <w:proofErr w:type="gramEnd"/>
-      <w:r>
-        <w:rPr>
-          <w:rFonts w:ascii="Times New Roman" w:eastAsia="Times New Roman" w:hAnsi="Times New Roman" w:cs="Times New Roman"/>
-          <w:bCs/>
-          <w:color w:val="222222"/>
-        </w:rPr>
-        <w:t xml:space="preserve"> 2019</w:t>
-      </w:r>
-      <w:r>
-        <w:rPr>
-          <w:rFonts w:ascii="Times New Roman" w:eastAsia="Times New Roman" w:hAnsi="Times New Roman" w:cs="Times New Roman"/>
-          <w:bCs/>
-          <w:color w:val="222222"/>
-        </w:rPr>
-        <w:t xml:space="preserve">). </w:t>
+        <w:t>The Role of Contextual Factors and Assessment Strategies in the Accurate Screening of Psychosis-Risk Symptoms</w:t>
+      </w:r>
+      <w:r>
+        <w:rPr>
+          <w:rFonts w:ascii="Times New Roman" w:eastAsia="Times New Roman" w:hAnsi="Times New Roman" w:cs="Times New Roman"/>
+          <w:bCs/>
+          <w:color w:val="222222"/>
+        </w:rPr>
+        <w:t>. Oral Session at the 2020 Congress of the Schizophrenia International Research Society (SIRS). Firenze, Italy. C</w:t>
+      </w:r>
+      <w:r>
+        <w:rPr>
+          <w:rFonts w:ascii="Times New Roman" w:eastAsia="Times New Roman" w:hAnsi="Times New Roman" w:cs="Times New Roman"/>
+          <w:bCs/>
+          <w:color w:val="222222"/>
+        </w:rPr>
+        <w:t>onference c</w:t>
+      </w:r>
+      <w:r>
+        <w:rPr>
+          <w:rFonts w:ascii="Times New Roman" w:eastAsia="Times New Roman" w:hAnsi="Times New Roman" w:cs="Times New Roman"/>
+          <w:bCs/>
+          <w:color w:val="222222"/>
+        </w:rPr>
+        <w:t>anceled due to COVID-19</w:t>
+      </w:r>
+      <w:r>
+        <w:rPr>
+          <w:rFonts w:ascii="Times New Roman" w:eastAsia="Times New Roman" w:hAnsi="Times New Roman" w:cs="Times New Roman"/>
+          <w:bCs/>
+          <w:color w:val="222222"/>
+        </w:rPr>
+        <w:t>, but</w:t>
+      </w:r>
+      <w:r>
+        <w:rPr>
+          <w:rFonts w:ascii="Times New Roman" w:eastAsia="Times New Roman" w:hAnsi="Times New Roman" w:cs="Times New Roman"/>
+          <w:bCs/>
+          <w:color w:val="222222"/>
+        </w:rPr>
+        <w:t xml:space="preserve"> abstract published in </w:t>
       </w:r>
       <w:r>
         <w:rPr>
@@ -13565,31 +13669,15 @@
           <w:iCs/>
           <w:color w:val="222222"/>
         </w:rPr>
-        <w:t>Youth at Clinical High Risk and Schools</w:t>
-      </w:r>
-      <w:r>
-        <w:rPr>
-          <w:rFonts w:ascii="Times New Roman" w:eastAsia="Times New Roman" w:hAnsi="Times New Roman" w:cs="Times New Roman"/>
-          <w:bCs/>
-          <w:color w:val="222222"/>
-        </w:rPr>
-        <w:t>. Presentation at The Second National Conference on Advancing Early Psychosis Care, American Psychiatric Association</w:t>
-      </w:r>
-      <w:r>
-        <w:rPr>
-          <w:rFonts w:ascii="Times New Roman" w:eastAsia="Times New Roman" w:hAnsi="Times New Roman" w:cs="Times New Roman"/>
-          <w:bCs/>
-          <w:color w:val="222222"/>
-        </w:rPr>
-        <w:t>.</w:t>
-      </w:r>
-      <w:r>
-        <w:rPr>
-          <w:rFonts w:ascii="Times New Roman" w:eastAsia="Times New Roman" w:hAnsi="Times New Roman" w:cs="Times New Roman"/>
-          <w:bCs/>
-          <w:color w:val="222222"/>
-        </w:rPr>
-        <w:t xml:space="preserve"> New York, NY. </w:t>
+        <w:t>Schizophrenia Bulletin</w:t>
+      </w:r>
+      <w:r>
+        <w:rPr>
+          <w:rFonts w:ascii="Times New Roman" w:eastAsia="Times New Roman" w:hAnsi="Times New Roman" w:cs="Times New Roman"/>
+          <w:bCs/>
+          <w:color w:val="222222"/>
+        </w:rPr>
+        <w:t xml:space="preserve"> at https://doi.org/10.1093/schbul/sbaa028.058</w:t>
       </w:r>
     </w:p>
     <w:p>
@@ -13619,31 +13707,57 @@
           <w:bCs/>
           <w:color w:val="222222"/>
         </w:rPr>
-        <w:t xml:space="preserve">Niculescu, A., Le-Niculescu, H., Roseberry, K., Levey, D., </w:t>
-      </w:r>
-      <w:r>
-        <w:rPr>
-          <w:rFonts w:ascii="Times New Roman" w:eastAsia="Times New Roman" w:hAnsi="Times New Roman" w:cs="Times New Roman"/>
-          <w:b/>
-          <w:color w:val="222222"/>
-        </w:rPr>
-        <w:t>Phalen, P.</w:t>
-      </w:r>
-      <w:r>
-        <w:rPr>
-          <w:rFonts w:ascii="Times New Roman" w:eastAsia="Times New Roman" w:hAnsi="Times New Roman" w:cs="Times New Roman"/>
-          <w:bCs/>
-          <w:color w:val="222222"/>
-        </w:rPr>
-        <w:t>,</w:t>
-      </w:r>
-      <w:r>
-        <w:rPr>
-          <w:rFonts w:ascii="Times New Roman" w:eastAsia="Times New Roman" w:hAnsi="Times New Roman" w:cs="Times New Roman"/>
-          <w:bCs/>
-          <w:color w:val="222222"/>
-        </w:rPr>
-        <w:t xml:space="preserve"> Nurnberger, J., Shekhar, A., Kurian, S. (</w:t>
+        <w:t xml:space="preserve">Petti, E., Rakhshan </w:t>
+      </w:r>
+      <w:proofErr w:type="spellStart"/>
+      <w:r>
+        <w:rPr>
+          <w:rFonts w:ascii="Times New Roman" w:eastAsia="Times New Roman" w:hAnsi="Times New Roman" w:cs="Times New Roman"/>
+          <w:bCs/>
+          <w:color w:val="222222"/>
+        </w:rPr>
+        <w:t>Rouhakhtar</w:t>
+      </w:r>
+      <w:proofErr w:type="spellEnd"/>
+      <w:r>
+        <w:rPr>
+          <w:rFonts w:ascii="Times New Roman" w:eastAsia="Times New Roman" w:hAnsi="Times New Roman" w:cs="Times New Roman"/>
+          <w:bCs/>
+          <w:color w:val="222222"/>
+        </w:rPr>
+        <w:t xml:space="preserve">, P., Klaunig, M., Bridgwater, M., Roemer, C., Andorko, N. D., DeLuca, J. S., </w:t>
+      </w:r>
+      <w:r>
+        <w:rPr>
+          <w:rFonts w:ascii="Times New Roman" w:eastAsia="Times New Roman" w:hAnsi="Times New Roman" w:cs="Times New Roman"/>
+          <w:b/>
+          <w:color w:val="222222"/>
+        </w:rPr>
+        <w:t>Phalen, P.,</w:t>
+      </w:r>
+      <w:r>
+        <w:rPr>
+          <w:rFonts w:ascii="Times New Roman" w:eastAsia="Times New Roman" w:hAnsi="Times New Roman" w:cs="Times New Roman"/>
+          <w:bCs/>
+          <w:color w:val="222222"/>
+        </w:rPr>
+        <w:t xml:space="preserve"> Smith, M., Pitts, S., &amp; Schiffman, J.</w:t>
+      </w:r>
+      <w:r>
+        <w:rPr>
+          <w:rFonts w:ascii="Times New Roman" w:eastAsia="Times New Roman" w:hAnsi="Times New Roman" w:cs="Times New Roman"/>
+          <w:bCs/>
+          <w:color w:val="222222"/>
+        </w:rPr>
+        <w:t xml:space="preserve"> </w:t>
+      </w:r>
+      <w:r>
+        <w:rPr>
+          <w:rFonts w:ascii="Times New Roman" w:eastAsia="Times New Roman" w:hAnsi="Times New Roman" w:cs="Times New Roman"/>
+          <w:bCs/>
+          <w:color w:val="222222"/>
+        </w:rPr>
+        <w:t>(</w:t>
       </w:r>
       <w:proofErr w:type="gramStart"/>
       <w:r>
@@ -13652,7 +13766,7 @@
           <w:bCs/>
           <w:color w:val="222222"/>
         </w:rPr>
-        <w:t>October,</w:t>
+        <w:t>April,</w:t>
       </w:r>
       <w:proofErr w:type="gramEnd"/>
       <w:r>
@@ -13661,7 +13775,7 @@
           <w:bCs/>
           <w:color w:val="222222"/>
         </w:rPr>
-        <w:t xml:space="preserve"> 2019). </w:t>
+        <w:t xml:space="preserve"> 2020). </w:t>
       </w:r>
       <w:r>
         <w:rPr>
@@ -13671,395 +13785,7 @@
           <w:iCs/>
           <w:color w:val="222222"/>
         </w:rPr>
-        <w:t>Towards Precision Medicine for Mood Disorders: Objective assessment and targeted therapeutics for depression and mania</w:t>
-      </w:r>
-      <w:r>
-        <w:rPr>
-          <w:rFonts w:ascii="Times New Roman" w:eastAsia="Times New Roman" w:hAnsi="Times New Roman" w:cs="Times New Roman"/>
-          <w:bCs/>
-          <w:color w:val="222222"/>
-        </w:rPr>
-        <w:t xml:space="preserve">. </w:t>
-      </w:r>
-      <w:r>
-        <w:rPr>
-          <w:rFonts w:ascii="Times New Roman" w:eastAsia="Times New Roman" w:hAnsi="Times New Roman" w:cs="Times New Roman"/>
-          <w:bCs/>
-          <w:color w:val="222222"/>
-        </w:rPr>
-        <w:t>Poster present</w:t>
-      </w:r>
-      <w:r>
-        <w:rPr>
-          <w:rFonts w:ascii="Times New Roman" w:eastAsia="Times New Roman" w:hAnsi="Times New Roman" w:cs="Times New Roman"/>
-          <w:bCs/>
-          <w:color w:val="222222"/>
-        </w:rPr>
-        <w:t>ation</w:t>
-      </w:r>
-      <w:r>
-        <w:rPr>
-          <w:rFonts w:ascii="Times New Roman" w:eastAsia="Times New Roman" w:hAnsi="Times New Roman" w:cs="Times New Roman"/>
-          <w:bCs/>
-          <w:color w:val="222222"/>
-        </w:rPr>
-        <w:t xml:space="preserve"> at the </w:t>
-      </w:r>
-      <w:proofErr w:type="spellStart"/>
-      <w:r>
-        <w:rPr>
-          <w:rFonts w:ascii="Times New Roman" w:eastAsia="Times New Roman" w:hAnsi="Times New Roman" w:cs="Times New Roman"/>
-          <w:bCs/>
-          <w:color w:val="222222"/>
-        </w:rPr>
-        <w:t>XXVIIth</w:t>
-      </w:r>
-      <w:proofErr w:type="spellEnd"/>
-      <w:r>
-        <w:rPr>
-          <w:rFonts w:ascii="Times New Roman" w:eastAsia="Times New Roman" w:hAnsi="Times New Roman" w:cs="Times New Roman"/>
-          <w:bCs/>
-          <w:color w:val="222222"/>
-        </w:rPr>
-        <w:t xml:space="preserve"> </w:t>
-      </w:r>
-      <w:r>
-        <w:rPr>
-          <w:rFonts w:ascii="Times New Roman" w:eastAsia="Times New Roman" w:hAnsi="Times New Roman" w:cs="Times New Roman"/>
-          <w:bCs/>
-          <w:color w:val="222222"/>
-        </w:rPr>
-        <w:t>World Congress of Psychiatric Genetics (WCPG)</w:t>
-      </w:r>
-      <w:r>
-        <w:rPr>
-          <w:rFonts w:ascii="Times New Roman" w:eastAsia="Times New Roman" w:hAnsi="Times New Roman" w:cs="Times New Roman"/>
-          <w:bCs/>
-          <w:color w:val="222222"/>
-        </w:rPr>
-        <w:t>.</w:t>
-      </w:r>
-      <w:r>
-        <w:rPr>
-          <w:rFonts w:ascii="Times New Roman" w:eastAsia="Times New Roman" w:hAnsi="Times New Roman" w:cs="Times New Roman"/>
-          <w:bCs/>
-          <w:color w:val="222222"/>
-        </w:rPr>
-        <w:t xml:space="preserve"> Los Angeles, California</w:t>
-      </w:r>
-      <w:r>
-        <w:rPr>
-          <w:rFonts w:ascii="Times New Roman" w:eastAsia="Times New Roman" w:hAnsi="Times New Roman" w:cs="Times New Roman"/>
-          <w:bCs/>
-          <w:color w:val="222222"/>
-        </w:rPr>
-        <w:t>.</w:t>
-      </w:r>
-    </w:p>
-    <w:p>
-      <w:pPr>
-        <w:spacing w:line="240" w:lineRule="auto"/>
-        <w:ind w:left="720" w:hanging="720"/>
-        <w:rPr>
-          <w:rFonts w:ascii="Times New Roman" w:eastAsia="Times New Roman" w:hAnsi="Times New Roman" w:cs="Times New Roman"/>
-          <w:bCs/>
-          <w:color w:val="222222"/>
-        </w:rPr>
-      </w:pPr>
-    </w:p>
-    <w:p>
-      <w:pPr>
-        <w:spacing w:line="240" w:lineRule="auto"/>
-        <w:ind w:left="720" w:hanging="720"/>
-        <w:rPr>
-          <w:rFonts w:ascii="Times New Roman" w:eastAsia="Times New Roman" w:hAnsi="Times New Roman" w:cs="Times New Roman"/>
-          <w:bCs/>
-          <w:color w:val="222222"/>
-        </w:rPr>
-      </w:pPr>
-      <w:r>
-        <w:rPr>
-          <w:rFonts w:ascii="Times New Roman" w:eastAsia="Times New Roman" w:hAnsi="Times New Roman" w:cs="Times New Roman"/>
-          <w:bCs/>
-          <w:color w:val="222222"/>
-        </w:rPr>
-        <w:t>Jay</w:t>
-      </w:r>
-      <w:r>
-        <w:rPr>
-          <w:rFonts w:ascii="Times New Roman" w:eastAsia="Times New Roman" w:hAnsi="Times New Roman" w:cs="Times New Roman"/>
-          <w:bCs/>
-          <w:color w:val="222222"/>
-        </w:rPr>
-        <w:t>, S.,</w:t>
-      </w:r>
-      <w:r>
-        <w:rPr>
-          <w:rFonts w:ascii="Times New Roman" w:eastAsia="Times New Roman" w:hAnsi="Times New Roman" w:cs="Times New Roman"/>
-          <w:bCs/>
-          <w:color w:val="222222"/>
-        </w:rPr>
-        <w:t xml:space="preserve"> Thompson</w:t>
-      </w:r>
-      <w:r>
-        <w:rPr>
-          <w:rFonts w:ascii="Times New Roman" w:eastAsia="Times New Roman" w:hAnsi="Times New Roman" w:cs="Times New Roman"/>
-          <w:bCs/>
-          <w:color w:val="222222"/>
-        </w:rPr>
-        <w:t>, E.,</w:t>
-      </w:r>
-      <w:r>
-        <w:rPr>
-          <w:rFonts w:ascii="Times New Roman" w:eastAsia="Times New Roman" w:hAnsi="Times New Roman" w:cs="Times New Roman"/>
-          <w:bCs/>
-          <w:color w:val="222222"/>
-        </w:rPr>
-        <w:t xml:space="preserve"> </w:t>
-      </w:r>
-      <w:r>
-        <w:rPr>
-          <w:rFonts w:ascii="Times New Roman" w:eastAsia="Times New Roman" w:hAnsi="Times New Roman" w:cs="Times New Roman"/>
-          <w:b/>
-          <w:color w:val="222222"/>
-        </w:rPr>
-        <w:t>Phalen, P</w:t>
-      </w:r>
-      <w:r>
-        <w:rPr>
-          <w:rFonts w:ascii="Times New Roman" w:eastAsia="Times New Roman" w:hAnsi="Times New Roman" w:cs="Times New Roman"/>
-          <w:bCs/>
-          <w:color w:val="222222"/>
-        </w:rPr>
-        <w:t>.,</w:t>
-      </w:r>
-      <w:r>
-        <w:rPr>
-          <w:rFonts w:ascii="Times New Roman" w:eastAsia="Times New Roman" w:hAnsi="Times New Roman" w:cs="Times New Roman"/>
-          <w:bCs/>
-          <w:color w:val="222222"/>
-        </w:rPr>
-        <w:t xml:space="preserve"> Shan</w:t>
-      </w:r>
-      <w:r>
-        <w:rPr>
-          <w:rFonts w:ascii="Times New Roman" w:eastAsia="Times New Roman" w:hAnsi="Times New Roman" w:cs="Times New Roman"/>
-          <w:bCs/>
-          <w:color w:val="222222"/>
-        </w:rPr>
-        <w:t>, L.,</w:t>
-      </w:r>
-      <w:r>
-        <w:rPr>
-          <w:rFonts w:ascii="Times New Roman" w:eastAsia="Times New Roman" w:hAnsi="Times New Roman" w:cs="Times New Roman"/>
-          <w:bCs/>
-          <w:color w:val="222222"/>
-        </w:rPr>
-        <w:t xml:space="preserve"> Rakhshan </w:t>
-      </w:r>
-      <w:proofErr w:type="spellStart"/>
-      <w:r>
-        <w:rPr>
-          <w:rFonts w:ascii="Times New Roman" w:eastAsia="Times New Roman" w:hAnsi="Times New Roman" w:cs="Times New Roman"/>
-          <w:bCs/>
-          <w:color w:val="222222"/>
-        </w:rPr>
-        <w:t>Rouhakhtar</w:t>
-      </w:r>
-      <w:proofErr w:type="spellEnd"/>
-      <w:r>
-        <w:rPr>
-          <w:rFonts w:ascii="Times New Roman" w:eastAsia="Times New Roman" w:hAnsi="Times New Roman" w:cs="Times New Roman"/>
-          <w:bCs/>
-          <w:color w:val="222222"/>
-        </w:rPr>
-        <w:t>, P.,</w:t>
-      </w:r>
-      <w:r>
-        <w:rPr>
-          <w:rFonts w:ascii="Times New Roman" w:eastAsia="Times New Roman" w:hAnsi="Times New Roman" w:cs="Times New Roman"/>
-          <w:bCs/>
-          <w:color w:val="222222"/>
-        </w:rPr>
-        <w:t xml:space="preserve"> Andorko</w:t>
-      </w:r>
-      <w:r>
-        <w:rPr>
-          <w:rFonts w:ascii="Times New Roman" w:eastAsia="Times New Roman" w:hAnsi="Times New Roman" w:cs="Times New Roman"/>
-          <w:bCs/>
-          <w:color w:val="222222"/>
-        </w:rPr>
-        <w:t>, N.,</w:t>
-      </w:r>
-      <w:r>
-        <w:rPr>
-          <w:rFonts w:ascii="Times New Roman" w:eastAsia="Times New Roman" w:hAnsi="Times New Roman" w:cs="Times New Roman"/>
-          <w:bCs/>
-          <w:color w:val="222222"/>
-        </w:rPr>
-        <w:t xml:space="preserve"> Fitzgerald</w:t>
-      </w:r>
-      <w:r>
-        <w:rPr>
-          <w:rFonts w:ascii="Times New Roman" w:eastAsia="Times New Roman" w:hAnsi="Times New Roman" w:cs="Times New Roman"/>
-          <w:bCs/>
-          <w:color w:val="222222"/>
-        </w:rPr>
-        <w:t>, J.,</w:t>
-      </w:r>
-      <w:r>
-        <w:rPr>
-          <w:rFonts w:ascii="Times New Roman" w:eastAsia="Times New Roman" w:hAnsi="Times New Roman" w:cs="Times New Roman"/>
-          <w:bCs/>
-          <w:color w:val="222222"/>
-        </w:rPr>
-        <w:t xml:space="preserve"> Millman</w:t>
-      </w:r>
-      <w:r>
-        <w:rPr>
-          <w:rFonts w:ascii="Times New Roman" w:eastAsia="Times New Roman" w:hAnsi="Times New Roman" w:cs="Times New Roman"/>
-          <w:bCs/>
-          <w:color w:val="222222"/>
-        </w:rPr>
-        <w:t>, Z.,</w:t>
-      </w:r>
-      <w:r>
-        <w:rPr>
-          <w:rFonts w:ascii="Times New Roman" w:eastAsia="Times New Roman" w:hAnsi="Times New Roman" w:cs="Times New Roman"/>
-          <w:bCs/>
-          <w:color w:val="222222"/>
-        </w:rPr>
-        <w:t xml:space="preserve"> Redman</w:t>
-      </w:r>
-      <w:r>
-        <w:rPr>
-          <w:rFonts w:ascii="Times New Roman" w:eastAsia="Times New Roman" w:hAnsi="Times New Roman" w:cs="Times New Roman"/>
-          <w:bCs/>
-          <w:color w:val="222222"/>
-        </w:rPr>
-        <w:t>, S.,</w:t>
-      </w:r>
-      <w:r>
-        <w:rPr>
-          <w:rFonts w:ascii="Times New Roman" w:eastAsia="Times New Roman" w:hAnsi="Times New Roman" w:cs="Times New Roman"/>
-          <w:bCs/>
-          <w:color w:val="222222"/>
-        </w:rPr>
-        <w:t xml:space="preserve"> Roemer</w:t>
-      </w:r>
-      <w:r>
-        <w:rPr>
-          <w:rFonts w:ascii="Times New Roman" w:eastAsia="Times New Roman" w:hAnsi="Times New Roman" w:cs="Times New Roman"/>
-          <w:bCs/>
-          <w:color w:val="222222"/>
-        </w:rPr>
-        <w:t>, C.,</w:t>
-      </w:r>
-      <w:r>
-        <w:rPr>
-          <w:rFonts w:ascii="Times New Roman" w:eastAsia="Times New Roman" w:hAnsi="Times New Roman" w:cs="Times New Roman"/>
-          <w:bCs/>
-          <w:color w:val="222222"/>
-        </w:rPr>
-        <w:t xml:space="preserve"> DeLuca</w:t>
-      </w:r>
-      <w:r>
-        <w:rPr>
-          <w:rFonts w:ascii="Times New Roman" w:eastAsia="Times New Roman" w:hAnsi="Times New Roman" w:cs="Times New Roman"/>
-          <w:bCs/>
-          <w:color w:val="222222"/>
-        </w:rPr>
-        <w:t>, J.,</w:t>
-      </w:r>
-      <w:r>
-        <w:rPr>
-          <w:rFonts w:ascii="Times New Roman" w:eastAsia="Times New Roman" w:hAnsi="Times New Roman" w:cs="Times New Roman"/>
-          <w:bCs/>
-          <w:color w:val="222222"/>
-        </w:rPr>
-        <w:t xml:space="preserve"> Petti</w:t>
-      </w:r>
-      <w:r>
-        <w:rPr>
-          <w:rFonts w:ascii="Times New Roman" w:eastAsia="Times New Roman" w:hAnsi="Times New Roman" w:cs="Times New Roman"/>
-          <w:bCs/>
-          <w:color w:val="222222"/>
-        </w:rPr>
-        <w:t>, E.,</w:t>
-      </w:r>
-      <w:r>
-        <w:rPr>
-          <w:rFonts w:ascii="Times New Roman" w:eastAsia="Times New Roman" w:hAnsi="Times New Roman" w:cs="Times New Roman"/>
-          <w:bCs/>
-          <w:color w:val="222222"/>
-        </w:rPr>
-        <w:t xml:space="preserve"> Bridgewater</w:t>
-      </w:r>
-      <w:r>
-        <w:rPr>
-          <w:rFonts w:ascii="Times New Roman" w:eastAsia="Times New Roman" w:hAnsi="Times New Roman" w:cs="Times New Roman"/>
-          <w:bCs/>
-          <w:color w:val="222222"/>
-        </w:rPr>
-        <w:t>, M.,</w:t>
-      </w:r>
-      <w:r>
-        <w:rPr>
-          <w:rFonts w:ascii="Times New Roman" w:eastAsia="Times New Roman" w:hAnsi="Times New Roman" w:cs="Times New Roman"/>
-          <w:bCs/>
-          <w:color w:val="222222"/>
-        </w:rPr>
-        <w:t xml:space="preserve"> Schiffman</w:t>
-      </w:r>
-      <w:r>
-        <w:rPr>
-          <w:rFonts w:ascii="Times New Roman" w:eastAsia="Times New Roman" w:hAnsi="Times New Roman" w:cs="Times New Roman"/>
-          <w:bCs/>
-          <w:color w:val="222222"/>
-        </w:rPr>
-        <w:t>, J</w:t>
-      </w:r>
-      <w:r>
-        <w:rPr>
-          <w:rFonts w:ascii="Times New Roman" w:eastAsia="Times New Roman" w:hAnsi="Times New Roman" w:cs="Times New Roman"/>
-          <w:bCs/>
-          <w:color w:val="222222"/>
-        </w:rPr>
-        <w:t xml:space="preserve"> (</w:t>
-      </w:r>
-      <w:proofErr w:type="gramStart"/>
-      <w:r>
-        <w:rPr>
-          <w:rFonts w:ascii="Times New Roman" w:eastAsia="Times New Roman" w:hAnsi="Times New Roman" w:cs="Times New Roman"/>
-          <w:bCs/>
-          <w:color w:val="222222"/>
-        </w:rPr>
-        <w:t>September,</w:t>
-      </w:r>
-      <w:proofErr w:type="gramEnd"/>
-      <w:r>
-        <w:rPr>
-          <w:rFonts w:ascii="Times New Roman" w:eastAsia="Times New Roman" w:hAnsi="Times New Roman" w:cs="Times New Roman"/>
-          <w:bCs/>
-          <w:color w:val="222222"/>
-        </w:rPr>
-        <w:t xml:space="preserve"> 2019</w:t>
-      </w:r>
-      <w:r>
-        <w:rPr>
-          <w:rFonts w:ascii="Times New Roman" w:eastAsia="Times New Roman" w:hAnsi="Times New Roman" w:cs="Times New Roman"/>
-          <w:bCs/>
-          <w:color w:val="222222"/>
-        </w:rPr>
-        <w:t>)</w:t>
-      </w:r>
-      <w:r>
-        <w:rPr>
-          <w:rFonts w:ascii="Times New Roman" w:eastAsia="Times New Roman" w:hAnsi="Times New Roman" w:cs="Times New Roman"/>
-          <w:bCs/>
-          <w:color w:val="222222"/>
-        </w:rPr>
-        <w:t xml:space="preserve">. </w:t>
+        <w:t>Mental Health Treatment-Seeking in Individuals with High Levels of Psychosis-like Experiences: Impact of Trauma and Race</w:t>
       </w:r>
       <w:r>
         <w:rPr>
@@ -14069,7 +13795,63 @@
           <w:iCs/>
           <w:color w:val="222222"/>
         </w:rPr>
-        <w:t xml:space="preserve">The Relation Between Positive Symptoms and Suicidal Ideation and Behaviors </w:t>
+        <w:t>.</w:t>
+      </w:r>
+      <w:r>
+        <w:rPr>
+          <w:rFonts w:ascii="Times New Roman" w:eastAsia="Times New Roman" w:hAnsi="Times New Roman" w:cs="Times New Roman"/>
+          <w:bCs/>
+          <w:color w:val="222222"/>
+        </w:rPr>
+        <w:t xml:space="preserve"> Poster presentation</w:t>
+      </w:r>
+      <w:r>
+        <w:rPr>
+          <w:rFonts w:ascii="Times New Roman" w:eastAsia="Times New Roman" w:hAnsi="Times New Roman" w:cs="Times New Roman"/>
+          <w:bCs/>
+          <w:color w:val="222222"/>
+        </w:rPr>
+        <w:t xml:space="preserve"> at the 2020 Congress of the Schizophrenia International Research Society (SIRS). Firenze, Italy. </w:t>
+      </w:r>
+      <w:r>
+        <w:rPr>
+          <w:rFonts w:ascii="Times New Roman" w:eastAsia="Times New Roman" w:hAnsi="Times New Roman" w:cs="Times New Roman"/>
+          <w:bCs/>
+          <w:color w:val="222222"/>
+        </w:rPr>
+        <w:t>C</w:t>
+      </w:r>
+      <w:r>
+        <w:rPr>
+          <w:rFonts w:ascii="Times New Roman" w:eastAsia="Times New Roman" w:hAnsi="Times New Roman" w:cs="Times New Roman"/>
+          <w:bCs/>
+          <w:color w:val="222222"/>
+        </w:rPr>
+        <w:t>onference c</w:t>
+      </w:r>
+      <w:r>
+        <w:rPr>
+          <w:rFonts w:ascii="Times New Roman" w:eastAsia="Times New Roman" w:hAnsi="Times New Roman" w:cs="Times New Roman"/>
+          <w:bCs/>
+          <w:color w:val="222222"/>
+        </w:rPr>
+        <w:t>anceled due to COVID-19</w:t>
+      </w:r>
+      <w:r>
+        <w:rPr>
+          <w:rFonts w:ascii="Times New Roman" w:eastAsia="Times New Roman" w:hAnsi="Times New Roman" w:cs="Times New Roman"/>
+          <w:bCs/>
+          <w:color w:val="222222"/>
+        </w:rPr>
+        <w:t>, but</w:t>
+      </w:r>
+      <w:r>
+        <w:rPr>
+          <w:rFonts w:ascii="Times New Roman" w:eastAsia="Times New Roman" w:hAnsi="Times New Roman" w:cs="Times New Roman"/>
+          <w:bCs/>
+          <w:color w:val="222222"/>
+        </w:rPr>
+        <w:t xml:space="preserve"> abstract published in </w:t>
       </w:r>
       <w:r>
         <w:rPr>
@@ -14079,7 +13861,121 @@
           <w:iCs/>
           <w:color w:val="222222"/>
         </w:rPr>
-        <w:t>i</w:t>
+        <w:t>Schizophrenia Bulletin</w:t>
+      </w:r>
+      <w:r>
+        <w:rPr>
+          <w:rFonts w:ascii="Times New Roman" w:eastAsia="Times New Roman" w:hAnsi="Times New Roman" w:cs="Times New Roman"/>
+          <w:bCs/>
+          <w:color w:val="222222"/>
+        </w:rPr>
+        <w:t xml:space="preserve"> at </w:t>
+      </w:r>
+      <w:r>
+        <w:rPr>
+          <w:rFonts w:ascii="Times New Roman" w:eastAsia="Times New Roman" w:hAnsi="Times New Roman" w:cs="Times New Roman"/>
+          <w:bCs/>
+          <w:color w:val="222222"/>
+        </w:rPr>
+        <w:t>https://doi.org/10.1093/schbul/sbaa030.553</w:t>
+      </w:r>
+    </w:p>
+    <w:p>
+      <w:pPr>
+        <w:spacing w:line="240" w:lineRule="auto"/>
+        <w:ind w:left="720" w:hanging="720"/>
+        <w:rPr>
+          <w:rFonts w:ascii="Times New Roman" w:eastAsia="Times New Roman" w:hAnsi="Times New Roman" w:cs="Times New Roman"/>
+          <w:bCs/>
+          <w:color w:val="222222"/>
+        </w:rPr>
+      </w:pPr>
+    </w:p>
+    <w:p>
+      <w:pPr>
+        <w:spacing w:line="240" w:lineRule="auto"/>
+        <w:ind w:left="720" w:hanging="720"/>
+        <w:rPr>
+          <w:rFonts w:ascii="Times New Roman" w:eastAsia="Times New Roman" w:hAnsi="Times New Roman" w:cs="Times New Roman"/>
+          <w:bCs/>
+          <w:color w:val="222222"/>
+        </w:rPr>
+      </w:pPr>
+      <w:r>
+        <w:rPr>
+          <w:rFonts w:ascii="Times New Roman" w:eastAsia="Times New Roman" w:hAnsi="Times New Roman" w:cs="Times New Roman"/>
+          <w:bCs/>
+          <w:color w:val="222222"/>
+        </w:rPr>
+        <w:t xml:space="preserve">Schiffman, J., Bridgwater, M., Thompson, E., Rakhshan </w:t>
+      </w:r>
+      <w:proofErr w:type="spellStart"/>
+      <w:r>
+        <w:rPr>
+          <w:rFonts w:ascii="Times New Roman" w:eastAsia="Times New Roman" w:hAnsi="Times New Roman" w:cs="Times New Roman"/>
+          <w:bCs/>
+          <w:color w:val="222222"/>
+        </w:rPr>
+        <w:t>Rouhakhtar</w:t>
+      </w:r>
+      <w:proofErr w:type="spellEnd"/>
+      <w:r>
+        <w:rPr>
+          <w:rFonts w:ascii="Times New Roman" w:eastAsia="Times New Roman" w:hAnsi="Times New Roman" w:cs="Times New Roman"/>
+          <w:bCs/>
+          <w:color w:val="222222"/>
+        </w:rPr>
+        <w:t xml:space="preserve">, P., Millman, Z., </w:t>
+      </w:r>
+      <w:r>
+        <w:rPr>
+          <w:rFonts w:ascii="Times New Roman" w:eastAsia="Times New Roman" w:hAnsi="Times New Roman" w:cs="Times New Roman"/>
+          <w:b/>
+          <w:color w:val="222222"/>
+        </w:rPr>
+        <w:t>Phalen, P.</w:t>
+      </w:r>
+      <w:r>
+        <w:rPr>
+          <w:rFonts w:ascii="Times New Roman" w:eastAsia="Times New Roman" w:hAnsi="Times New Roman" w:cs="Times New Roman"/>
+          <w:bCs/>
+          <w:color w:val="222222"/>
+        </w:rPr>
+        <w:t>, Klaunig, M., Kline, E., &amp; DeLuca, J. (</w:t>
+      </w:r>
+      <w:proofErr w:type="gramStart"/>
+      <w:r>
+        <w:rPr>
+          <w:rFonts w:ascii="Times New Roman" w:eastAsia="Times New Roman" w:hAnsi="Times New Roman" w:cs="Times New Roman"/>
+          <w:bCs/>
+          <w:color w:val="222222"/>
+        </w:rPr>
+        <w:t>October</w:t>
+      </w:r>
+      <w:r>
+        <w:rPr>
+          <w:rFonts w:ascii="Times New Roman" w:eastAsia="Times New Roman" w:hAnsi="Times New Roman" w:cs="Times New Roman"/>
+          <w:bCs/>
+          <w:color w:val="222222"/>
+        </w:rPr>
+        <w:t>,</w:t>
+      </w:r>
+      <w:proofErr w:type="gramEnd"/>
+      <w:r>
+        <w:rPr>
+          <w:rFonts w:ascii="Times New Roman" w:eastAsia="Times New Roman" w:hAnsi="Times New Roman" w:cs="Times New Roman"/>
+          <w:bCs/>
+          <w:color w:val="222222"/>
+        </w:rPr>
+        <w:t xml:space="preserve"> 2019</w:t>
+      </w:r>
+      <w:r>
+        <w:rPr>
+          <w:rFonts w:ascii="Times New Roman" w:eastAsia="Times New Roman" w:hAnsi="Times New Roman" w:cs="Times New Roman"/>
+          <w:bCs/>
+          <w:color w:val="222222"/>
+        </w:rPr>
+        <w:t xml:space="preserve">). </w:t>
       </w:r>
       <w:r>
         <w:rPr>
@@ -14089,9 +13985,104 @@
           <w:iCs/>
           <w:color w:val="222222"/>
         </w:rPr>
-        <w:t xml:space="preserve">n Adolescents </w:t>
+        <w:t>Youth at Clinical High Risk and Schools</w:t>
+      </w:r>
+      <w:r>
+        <w:rPr>
+          <w:rFonts w:ascii="Times New Roman" w:eastAsia="Times New Roman" w:hAnsi="Times New Roman" w:cs="Times New Roman"/>
+          <w:bCs/>
+          <w:color w:val="222222"/>
+        </w:rPr>
+        <w:t>. Presentation at The Second National Conference on Advancing Early Psychosis Care, American Psychiatric Association</w:t>
+      </w:r>
+      <w:r>
+        <w:rPr>
+          <w:rFonts w:ascii="Times New Roman" w:eastAsia="Times New Roman" w:hAnsi="Times New Roman" w:cs="Times New Roman"/>
+          <w:bCs/>
+          <w:color w:val="222222"/>
+        </w:rPr>
+        <w:t>.</w:t>
+      </w:r>
+      <w:r>
+        <w:rPr>
+          <w:rFonts w:ascii="Times New Roman" w:eastAsia="Times New Roman" w:hAnsi="Times New Roman" w:cs="Times New Roman"/>
+          <w:bCs/>
+          <w:color w:val="222222"/>
+        </w:rPr>
+        <w:t xml:space="preserve"> New York, NY. </w:t>
+      </w:r>
+    </w:p>
+    <w:p>
+      <w:pPr>
+        <w:spacing w:line="240" w:lineRule="auto"/>
+        <w:ind w:left="720" w:hanging="720"/>
+        <w:rPr>
+          <w:rFonts w:ascii="Times New Roman" w:eastAsia="Times New Roman" w:hAnsi="Times New Roman" w:cs="Times New Roman"/>
+          <w:bCs/>
+          <w:color w:val="222222"/>
+        </w:rPr>
+      </w:pPr>
+    </w:p>
+    <w:p>
+      <w:pPr>
+        <w:spacing w:line="240" w:lineRule="auto"/>
+        <w:ind w:left="720" w:hanging="720"/>
+        <w:rPr>
+          <w:rFonts w:ascii="Times New Roman" w:eastAsia="Times New Roman" w:hAnsi="Times New Roman" w:cs="Times New Roman"/>
+          <w:bCs/>
+          <w:color w:val="222222"/>
+        </w:rPr>
+      </w:pPr>
+      <w:r>
+        <w:rPr>
+          <w:rFonts w:ascii="Times New Roman" w:eastAsia="Times New Roman" w:hAnsi="Times New Roman" w:cs="Times New Roman"/>
+          <w:bCs/>
+          <w:color w:val="222222"/>
+        </w:rPr>
+        <w:t xml:space="preserve">Niculescu, A., Le-Niculescu, H., Roseberry, K., Levey, D., </w:t>
+      </w:r>
+      <w:r>
+        <w:rPr>
+          <w:rFonts w:ascii="Times New Roman" w:eastAsia="Times New Roman" w:hAnsi="Times New Roman" w:cs="Times New Roman"/>
+          <w:b/>
+          <w:color w:val="222222"/>
+        </w:rPr>
+        <w:t>Phalen, P.</w:t>
+      </w:r>
+      <w:r>
+        <w:rPr>
+          <w:rFonts w:ascii="Times New Roman" w:eastAsia="Times New Roman" w:hAnsi="Times New Roman" w:cs="Times New Roman"/>
+          <w:bCs/>
+          <w:color w:val="222222"/>
+        </w:rPr>
+        <w:t>,</w:t>
+      </w:r>
+      <w:r>
+        <w:rPr>
+          <w:rFonts w:ascii="Times New Roman" w:eastAsia="Times New Roman" w:hAnsi="Times New Roman" w:cs="Times New Roman"/>
+          <w:bCs/>
+          <w:color w:val="222222"/>
+        </w:rPr>
+        <w:t xml:space="preserve"> Nurnberger, J., Shekhar, A., Kurian, S. (</w:t>
       </w:r>
       <w:proofErr w:type="gramStart"/>
+      <w:r>
+        <w:rPr>
+          <w:rFonts w:ascii="Times New Roman" w:eastAsia="Times New Roman" w:hAnsi="Times New Roman" w:cs="Times New Roman"/>
+          <w:bCs/>
+          <w:color w:val="222222"/>
+        </w:rPr>
+        <w:t>October,</w:t>
+      </w:r>
+      <w:proofErr w:type="gramEnd"/>
+      <w:r>
+        <w:rPr>
+          <w:rFonts w:ascii="Times New Roman" w:eastAsia="Times New Roman" w:hAnsi="Times New Roman" w:cs="Times New Roman"/>
+          <w:bCs/>
+          <w:color w:val="222222"/>
+        </w:rPr>
+        <w:t xml:space="preserve"> 2019). </w:t>
+      </w:r>
       <w:r>
         <w:rPr>
           <w:rFonts w:ascii="Times New Roman" w:eastAsia="Times New Roman" w:hAnsi="Times New Roman" w:cs="Times New Roman"/>
@@ -14100,9 +14091,396 @@
           <w:iCs/>
           <w:color w:val="222222"/>
         </w:rPr>
-        <w:t>At</w:t>
+        <w:t>Towards Precision Medicine for Mood Disorders: Objective assessment and targeted therapeutics for depression and mania</w:t>
+      </w:r>
+      <w:r>
+        <w:rPr>
+          <w:rFonts w:ascii="Times New Roman" w:eastAsia="Times New Roman" w:hAnsi="Times New Roman" w:cs="Times New Roman"/>
+          <w:bCs/>
+          <w:color w:val="222222"/>
+        </w:rPr>
+        <w:t xml:space="preserve">. </w:t>
+      </w:r>
+      <w:r>
+        <w:rPr>
+          <w:rFonts w:ascii="Times New Roman" w:eastAsia="Times New Roman" w:hAnsi="Times New Roman" w:cs="Times New Roman"/>
+          <w:bCs/>
+          <w:color w:val="222222"/>
+        </w:rPr>
+        <w:t>Poster present</w:t>
+      </w:r>
+      <w:r>
+        <w:rPr>
+          <w:rFonts w:ascii="Times New Roman" w:eastAsia="Times New Roman" w:hAnsi="Times New Roman" w:cs="Times New Roman"/>
+          <w:bCs/>
+          <w:color w:val="222222"/>
+        </w:rPr>
+        <w:t>ation</w:t>
+      </w:r>
+      <w:r>
+        <w:rPr>
+          <w:rFonts w:ascii="Times New Roman" w:eastAsia="Times New Roman" w:hAnsi="Times New Roman" w:cs="Times New Roman"/>
+          <w:bCs/>
+          <w:color w:val="222222"/>
+        </w:rPr>
+        <w:t xml:space="preserve"> at the </w:t>
+      </w:r>
+      <w:proofErr w:type="spellStart"/>
+      <w:r>
+        <w:rPr>
+          <w:rFonts w:ascii="Times New Roman" w:eastAsia="Times New Roman" w:hAnsi="Times New Roman" w:cs="Times New Roman"/>
+          <w:bCs/>
+          <w:color w:val="222222"/>
+        </w:rPr>
+        <w:t>XXVIIth</w:t>
+      </w:r>
+      <w:proofErr w:type="spellEnd"/>
+      <w:r>
+        <w:rPr>
+          <w:rFonts w:ascii="Times New Roman" w:eastAsia="Times New Roman" w:hAnsi="Times New Roman" w:cs="Times New Roman"/>
+          <w:bCs/>
+          <w:color w:val="222222"/>
+        </w:rPr>
+        <w:t xml:space="preserve"> </w:t>
+      </w:r>
+      <w:r>
+        <w:rPr>
+          <w:rFonts w:ascii="Times New Roman" w:eastAsia="Times New Roman" w:hAnsi="Times New Roman" w:cs="Times New Roman"/>
+          <w:bCs/>
+          <w:color w:val="222222"/>
+        </w:rPr>
+        <w:t>World Congress of Psychiatric Genetics (WCPG)</w:t>
+      </w:r>
+      <w:r>
+        <w:rPr>
+          <w:rFonts w:ascii="Times New Roman" w:eastAsia="Times New Roman" w:hAnsi="Times New Roman" w:cs="Times New Roman"/>
+          <w:bCs/>
+          <w:color w:val="222222"/>
+        </w:rPr>
+        <w:t>.</w:t>
+      </w:r>
+      <w:r>
+        <w:rPr>
+          <w:rFonts w:ascii="Times New Roman" w:eastAsia="Times New Roman" w:hAnsi="Times New Roman" w:cs="Times New Roman"/>
+          <w:bCs/>
+          <w:color w:val="222222"/>
+        </w:rPr>
+        <w:t xml:space="preserve"> Los Angeles, California</w:t>
+      </w:r>
+      <w:r>
+        <w:rPr>
+          <w:rFonts w:ascii="Times New Roman" w:eastAsia="Times New Roman" w:hAnsi="Times New Roman" w:cs="Times New Roman"/>
+          <w:bCs/>
+          <w:color w:val="222222"/>
+        </w:rPr>
+        <w:t>.</w:t>
+      </w:r>
+    </w:p>
+    <w:p>
+      <w:pPr>
+        <w:spacing w:line="240" w:lineRule="auto"/>
+        <w:ind w:left="720" w:hanging="720"/>
+        <w:rPr>
+          <w:rFonts w:ascii="Times New Roman" w:eastAsia="Times New Roman" w:hAnsi="Times New Roman" w:cs="Times New Roman"/>
+          <w:bCs/>
+          <w:color w:val="222222"/>
+        </w:rPr>
+      </w:pPr>
+    </w:p>
+    <w:p>
+      <w:pPr>
+        <w:spacing w:line="240" w:lineRule="auto"/>
+        <w:ind w:left="720" w:hanging="720"/>
+        <w:rPr>
+          <w:rFonts w:ascii="Times New Roman" w:eastAsia="Times New Roman" w:hAnsi="Times New Roman" w:cs="Times New Roman"/>
+          <w:bCs/>
+          <w:color w:val="222222"/>
+        </w:rPr>
+      </w:pPr>
+      <w:r>
+        <w:rPr>
+          <w:rFonts w:ascii="Times New Roman" w:eastAsia="Times New Roman" w:hAnsi="Times New Roman" w:cs="Times New Roman"/>
+          <w:bCs/>
+          <w:color w:val="222222"/>
+        </w:rPr>
+        <w:t>Jay</w:t>
+      </w:r>
+      <w:r>
+        <w:rPr>
+          <w:rFonts w:ascii="Times New Roman" w:eastAsia="Times New Roman" w:hAnsi="Times New Roman" w:cs="Times New Roman"/>
+          <w:bCs/>
+          <w:color w:val="222222"/>
+        </w:rPr>
+        <w:t>, S.,</w:t>
+      </w:r>
+      <w:r>
+        <w:rPr>
+          <w:rFonts w:ascii="Times New Roman" w:eastAsia="Times New Roman" w:hAnsi="Times New Roman" w:cs="Times New Roman"/>
+          <w:bCs/>
+          <w:color w:val="222222"/>
+        </w:rPr>
+        <w:t xml:space="preserve"> Thompson</w:t>
+      </w:r>
+      <w:r>
+        <w:rPr>
+          <w:rFonts w:ascii="Times New Roman" w:eastAsia="Times New Roman" w:hAnsi="Times New Roman" w:cs="Times New Roman"/>
+          <w:bCs/>
+          <w:color w:val="222222"/>
+        </w:rPr>
+        <w:t>, E.,</w:t>
+      </w:r>
+      <w:r>
+        <w:rPr>
+          <w:rFonts w:ascii="Times New Roman" w:eastAsia="Times New Roman" w:hAnsi="Times New Roman" w:cs="Times New Roman"/>
+          <w:bCs/>
+          <w:color w:val="222222"/>
+        </w:rPr>
+        <w:t xml:space="preserve"> </w:t>
+      </w:r>
+      <w:r>
+        <w:rPr>
+          <w:rFonts w:ascii="Times New Roman" w:eastAsia="Times New Roman" w:hAnsi="Times New Roman" w:cs="Times New Roman"/>
+          <w:b/>
+          <w:color w:val="222222"/>
+        </w:rPr>
+        <w:t>Phalen, P</w:t>
+      </w:r>
+      <w:r>
+        <w:rPr>
+          <w:rFonts w:ascii="Times New Roman" w:eastAsia="Times New Roman" w:hAnsi="Times New Roman" w:cs="Times New Roman"/>
+          <w:bCs/>
+          <w:color w:val="222222"/>
+        </w:rPr>
+        <w:t>.,</w:t>
+      </w:r>
+      <w:r>
+        <w:rPr>
+          <w:rFonts w:ascii="Times New Roman" w:eastAsia="Times New Roman" w:hAnsi="Times New Roman" w:cs="Times New Roman"/>
+          <w:bCs/>
+          <w:color w:val="222222"/>
+        </w:rPr>
+        <w:t xml:space="preserve"> Shan</w:t>
+      </w:r>
+      <w:r>
+        <w:rPr>
+          <w:rFonts w:ascii="Times New Roman" w:eastAsia="Times New Roman" w:hAnsi="Times New Roman" w:cs="Times New Roman"/>
+          <w:bCs/>
+          <w:color w:val="222222"/>
+        </w:rPr>
+        <w:t>, L.,</w:t>
+      </w:r>
+      <w:r>
+        <w:rPr>
+          <w:rFonts w:ascii="Times New Roman" w:eastAsia="Times New Roman" w:hAnsi="Times New Roman" w:cs="Times New Roman"/>
+          <w:bCs/>
+          <w:color w:val="222222"/>
+        </w:rPr>
+        <w:t xml:space="preserve"> Rakhshan </w:t>
+      </w:r>
+      <w:proofErr w:type="spellStart"/>
+      <w:r>
+        <w:rPr>
+          <w:rFonts w:ascii="Times New Roman" w:eastAsia="Times New Roman" w:hAnsi="Times New Roman" w:cs="Times New Roman"/>
+          <w:bCs/>
+          <w:color w:val="222222"/>
+        </w:rPr>
+        <w:t>Rouhakhtar</w:t>
+      </w:r>
+      <w:proofErr w:type="spellEnd"/>
+      <w:r>
+        <w:rPr>
+          <w:rFonts w:ascii="Times New Roman" w:eastAsia="Times New Roman" w:hAnsi="Times New Roman" w:cs="Times New Roman"/>
+          <w:bCs/>
+          <w:color w:val="222222"/>
+        </w:rPr>
+        <w:t>, P.,</w:t>
+      </w:r>
+      <w:r>
+        <w:rPr>
+          <w:rFonts w:ascii="Times New Roman" w:eastAsia="Times New Roman" w:hAnsi="Times New Roman" w:cs="Times New Roman"/>
+          <w:bCs/>
+          <w:color w:val="222222"/>
+        </w:rPr>
+        <w:t xml:space="preserve"> Andorko</w:t>
+      </w:r>
+      <w:r>
+        <w:rPr>
+          <w:rFonts w:ascii="Times New Roman" w:eastAsia="Times New Roman" w:hAnsi="Times New Roman" w:cs="Times New Roman"/>
+          <w:bCs/>
+          <w:color w:val="222222"/>
+        </w:rPr>
+        <w:t>, N.,</w:t>
+      </w:r>
+      <w:r>
+        <w:rPr>
+          <w:rFonts w:ascii="Times New Roman" w:eastAsia="Times New Roman" w:hAnsi="Times New Roman" w:cs="Times New Roman"/>
+          <w:bCs/>
+          <w:color w:val="222222"/>
+        </w:rPr>
+        <w:t xml:space="preserve"> Fitzgerald</w:t>
+      </w:r>
+      <w:r>
+        <w:rPr>
+          <w:rFonts w:ascii="Times New Roman" w:eastAsia="Times New Roman" w:hAnsi="Times New Roman" w:cs="Times New Roman"/>
+          <w:bCs/>
+          <w:color w:val="222222"/>
+        </w:rPr>
+        <w:t>, J.,</w:t>
+      </w:r>
+      <w:r>
+        <w:rPr>
+          <w:rFonts w:ascii="Times New Roman" w:eastAsia="Times New Roman" w:hAnsi="Times New Roman" w:cs="Times New Roman"/>
+          <w:bCs/>
+          <w:color w:val="222222"/>
+        </w:rPr>
+        <w:t xml:space="preserve"> Millman</w:t>
+      </w:r>
+      <w:r>
+        <w:rPr>
+          <w:rFonts w:ascii="Times New Roman" w:eastAsia="Times New Roman" w:hAnsi="Times New Roman" w:cs="Times New Roman"/>
+          <w:bCs/>
+          <w:color w:val="222222"/>
+        </w:rPr>
+        <w:t>, Z.,</w:t>
+      </w:r>
+      <w:r>
+        <w:rPr>
+          <w:rFonts w:ascii="Times New Roman" w:eastAsia="Times New Roman" w:hAnsi="Times New Roman" w:cs="Times New Roman"/>
+          <w:bCs/>
+          <w:color w:val="222222"/>
+        </w:rPr>
+        <w:t xml:space="preserve"> Redman</w:t>
+      </w:r>
+      <w:r>
+        <w:rPr>
+          <w:rFonts w:ascii="Times New Roman" w:eastAsia="Times New Roman" w:hAnsi="Times New Roman" w:cs="Times New Roman"/>
+          <w:bCs/>
+          <w:color w:val="222222"/>
+        </w:rPr>
+        <w:t>, S.,</w:t>
+      </w:r>
+      <w:r>
+        <w:rPr>
+          <w:rFonts w:ascii="Times New Roman" w:eastAsia="Times New Roman" w:hAnsi="Times New Roman" w:cs="Times New Roman"/>
+          <w:bCs/>
+          <w:color w:val="222222"/>
+        </w:rPr>
+        <w:t xml:space="preserve"> Roemer</w:t>
+      </w:r>
+      <w:r>
+        <w:rPr>
+          <w:rFonts w:ascii="Times New Roman" w:eastAsia="Times New Roman" w:hAnsi="Times New Roman" w:cs="Times New Roman"/>
+          <w:bCs/>
+          <w:color w:val="222222"/>
+        </w:rPr>
+        <w:t>, C.,</w:t>
+      </w:r>
+      <w:r>
+        <w:rPr>
+          <w:rFonts w:ascii="Times New Roman" w:eastAsia="Times New Roman" w:hAnsi="Times New Roman" w:cs="Times New Roman"/>
+          <w:bCs/>
+          <w:color w:val="222222"/>
+        </w:rPr>
+        <w:t xml:space="preserve"> DeLuca</w:t>
+      </w:r>
+      <w:r>
+        <w:rPr>
+          <w:rFonts w:ascii="Times New Roman" w:eastAsia="Times New Roman" w:hAnsi="Times New Roman" w:cs="Times New Roman"/>
+          <w:bCs/>
+          <w:color w:val="222222"/>
+        </w:rPr>
+        <w:t>, J.,</w:t>
+      </w:r>
+      <w:r>
+        <w:rPr>
+          <w:rFonts w:ascii="Times New Roman" w:eastAsia="Times New Roman" w:hAnsi="Times New Roman" w:cs="Times New Roman"/>
+          <w:bCs/>
+          <w:color w:val="222222"/>
+        </w:rPr>
+        <w:t xml:space="preserve"> Petti</w:t>
+      </w:r>
+      <w:r>
+        <w:rPr>
+          <w:rFonts w:ascii="Times New Roman" w:eastAsia="Times New Roman" w:hAnsi="Times New Roman" w:cs="Times New Roman"/>
+          <w:bCs/>
+          <w:color w:val="222222"/>
+        </w:rPr>
+        <w:t>, E.,</w:t>
+      </w:r>
+      <w:r>
+        <w:rPr>
+          <w:rFonts w:ascii="Times New Roman" w:eastAsia="Times New Roman" w:hAnsi="Times New Roman" w:cs="Times New Roman"/>
+          <w:bCs/>
+          <w:color w:val="222222"/>
+        </w:rPr>
+        <w:t xml:space="preserve"> Bridgewater</w:t>
+      </w:r>
+      <w:r>
+        <w:rPr>
+          <w:rFonts w:ascii="Times New Roman" w:eastAsia="Times New Roman" w:hAnsi="Times New Roman" w:cs="Times New Roman"/>
+          <w:bCs/>
+          <w:color w:val="222222"/>
+        </w:rPr>
+        <w:t>, M.,</w:t>
+      </w:r>
+      <w:r>
+        <w:rPr>
+          <w:rFonts w:ascii="Times New Roman" w:eastAsia="Times New Roman" w:hAnsi="Times New Roman" w:cs="Times New Roman"/>
+          <w:bCs/>
+          <w:color w:val="222222"/>
+        </w:rPr>
+        <w:t xml:space="preserve"> Schiffman</w:t>
+      </w:r>
+      <w:r>
+        <w:rPr>
+          <w:rFonts w:ascii="Times New Roman" w:eastAsia="Times New Roman" w:hAnsi="Times New Roman" w:cs="Times New Roman"/>
+          <w:bCs/>
+          <w:color w:val="222222"/>
+        </w:rPr>
+        <w:t>, J</w:t>
+      </w:r>
+      <w:r>
+        <w:rPr>
+          <w:rFonts w:ascii="Times New Roman" w:eastAsia="Times New Roman" w:hAnsi="Times New Roman" w:cs="Times New Roman"/>
+          <w:bCs/>
+          <w:color w:val="222222"/>
+        </w:rPr>
+        <w:t xml:space="preserve"> (</w:t>
+      </w:r>
+      <w:proofErr w:type="gramStart"/>
+      <w:r>
+        <w:rPr>
+          <w:rFonts w:ascii="Times New Roman" w:eastAsia="Times New Roman" w:hAnsi="Times New Roman" w:cs="Times New Roman"/>
+          <w:bCs/>
+          <w:color w:val="222222"/>
+        </w:rPr>
+        <w:t>September,</w:t>
       </w:r>
       <w:proofErr w:type="gramEnd"/>
+      <w:r>
+        <w:rPr>
+          <w:rFonts w:ascii="Times New Roman" w:eastAsia="Times New Roman" w:hAnsi="Times New Roman" w:cs="Times New Roman"/>
+          <w:bCs/>
+          <w:color w:val="222222"/>
+        </w:rPr>
+        <w:t xml:space="preserve"> 2019</w:t>
+      </w:r>
+      <w:r>
+        <w:rPr>
+          <w:rFonts w:ascii="Times New Roman" w:eastAsia="Times New Roman" w:hAnsi="Times New Roman" w:cs="Times New Roman"/>
+          <w:bCs/>
+          <w:color w:val="222222"/>
+        </w:rPr>
+        <w:t>)</w:t>
+      </w:r>
+      <w:r>
+        <w:rPr>
+          <w:rFonts w:ascii="Times New Roman" w:eastAsia="Times New Roman" w:hAnsi="Times New Roman" w:cs="Times New Roman"/>
+          <w:bCs/>
+          <w:color w:val="222222"/>
+        </w:rPr>
+        <w:t xml:space="preserve">. </w:t>
+      </w:r>
       <w:r>
         <w:rPr>
           <w:rFonts w:ascii="Times New Roman" w:eastAsia="Times New Roman" w:hAnsi="Times New Roman" w:cs="Times New Roman"/>
@@ -14111,9 +14489,8 @@
           <w:iCs/>
           <w:color w:val="222222"/>
         </w:rPr>
-        <w:t xml:space="preserve"> Clinical High Risk </w:t>
-      </w:r>
-      <w:proofErr w:type="gramStart"/>
+        <w:t xml:space="preserve">The Relation Between Positive Symptoms and Suicidal Ideation and Behaviors </w:t>
+      </w:r>
       <w:r>
         <w:rPr>
           <w:rFonts w:ascii="Times New Roman" w:eastAsia="Times New Roman" w:hAnsi="Times New Roman" w:cs="Times New Roman"/>
@@ -14122,9 +14499,8 @@
           <w:iCs/>
           <w:color w:val="222222"/>
         </w:rPr>
-        <w:t>For</w:t>
-      </w:r>
-      <w:proofErr w:type="gramEnd"/>
+        <w:t>i</w:t>
+      </w:r>
       <w:r>
         <w:rPr>
           <w:rFonts w:ascii="Times New Roman" w:eastAsia="Times New Roman" w:hAnsi="Times New Roman" w:cs="Times New Roman"/>
@@ -14133,6 +14509,50 @@
           <w:iCs/>
           <w:color w:val="222222"/>
         </w:rPr>
+        <w:t xml:space="preserve">n Adolescents </w:t>
+      </w:r>
+      <w:proofErr w:type="gramStart"/>
+      <w:r>
+        <w:rPr>
+          <w:rFonts w:ascii="Times New Roman" w:eastAsia="Times New Roman" w:hAnsi="Times New Roman" w:cs="Times New Roman"/>
+          <w:bCs/>
+          <w:i/>
+          <w:iCs/>
+          <w:color w:val="222222"/>
+        </w:rPr>
+        <w:t>At</w:t>
+      </w:r>
+      <w:proofErr w:type="gramEnd"/>
+      <w:r>
+        <w:rPr>
+          <w:rFonts w:ascii="Times New Roman" w:eastAsia="Times New Roman" w:hAnsi="Times New Roman" w:cs="Times New Roman"/>
+          <w:bCs/>
+          <w:i/>
+          <w:iCs/>
+          <w:color w:val="222222"/>
+        </w:rPr>
+        <w:t xml:space="preserve"> Clinical High Risk </w:t>
+      </w:r>
+      <w:proofErr w:type="gramStart"/>
+      <w:r>
+        <w:rPr>
+          <w:rFonts w:ascii="Times New Roman" w:eastAsia="Times New Roman" w:hAnsi="Times New Roman" w:cs="Times New Roman"/>
+          <w:bCs/>
+          <w:i/>
+          <w:iCs/>
+          <w:color w:val="222222"/>
+        </w:rPr>
+        <w:t>For</w:t>
+      </w:r>
+      <w:proofErr w:type="gramEnd"/>
+      <w:r>
+        <w:rPr>
+          <w:rFonts w:ascii="Times New Roman" w:eastAsia="Times New Roman" w:hAnsi="Times New Roman" w:cs="Times New Roman"/>
+          <w:bCs/>
+          <w:i/>
+          <w:iCs/>
+          <w:color w:val="222222"/>
+        </w:rPr>
         <w:t xml:space="preserve"> Psychosis</w:t>
       </w:r>
       <w:r>
@@ -14210,7 +14630,6 @@
           <w:highlight w:val="white"/>
           <w:shd w:val="clear" w:color="auto" w:fill="FFFFFF"/>
         </w:rPr>
-        <w:lastRenderedPageBreak/>
         <w:t xml:space="preserve">Phalen, P. </w:t>
       </w:r>
       <w:r>
@@ -15205,6 +15624,7 @@
           <w:color w:val="222222"/>
           <w:shd w:val="clear" w:color="auto" w:fill="FFFFFF"/>
         </w:rPr>
+        <w:lastRenderedPageBreak/>
         <w:t>Viswanadhan</w:t>
       </w:r>
       <w:proofErr w:type="spellEnd"/>
@@ -15468,7 +15888,6 @@
           <w:color w:val="222222"/>
           <w:shd w:val="clear" w:color="auto" w:fill="FFFFFF"/>
         </w:rPr>
-        <w:lastRenderedPageBreak/>
         <w:t>Phalen, P. L.</w:t>
       </w:r>
       <w:r>
@@ -16753,7 +17172,14 @@
         <w:rPr>
           <w:rFonts w:ascii="Times New Roman" w:eastAsia="Times New Roman" w:hAnsi="Times New Roman" w:cs="Times New Roman"/>
         </w:rPr>
-        <w:t>, engaging primarily in large-scale program evaluation</w:t>
+        <w:t xml:space="preserve">, engaging primarily in large-scale </w:t>
+      </w:r>
+      <w:r>
+        <w:rPr>
+          <w:rFonts w:ascii="Times New Roman" w:eastAsia="Times New Roman" w:hAnsi="Times New Roman" w:cs="Times New Roman"/>
+        </w:rPr>
+        <w:lastRenderedPageBreak/>
+        <w:t>program evaluation</w:t>
       </w:r>
       <w:r>
         <w:rPr>
@@ -17122,7 +17548,6 @@
         <w:rPr>
           <w:rFonts w:ascii="Times New Roman" w:eastAsia="Times New Roman" w:hAnsi="Times New Roman" w:cs="Times New Roman"/>
         </w:rPr>
-        <w:lastRenderedPageBreak/>
         <w:t>2011-2013</w:t>
       </w:r>
       <w:r>
@@ -18370,6 +18795,28 @@
               <w:t>Psychology</w:t>
             </w:r>
           </w:p>
+          <w:p>
+            <w:pPr>
+              <w:tabs>
+                <w:tab w:val="left" w:pos="1800"/>
+              </w:tabs>
+              <w:spacing w:line="240" w:lineRule="auto"/>
+              <w:rPr>
+                <w:rFonts w:ascii="Times New Roman" w:eastAsia="Times New Roman" w:hAnsi="Times New Roman" w:cs="Times New Roman"/>
+                <w:i/>
+                <w:iCs/>
+              </w:rPr>
+            </w:pPr>
+            <w:r>
+              <w:rPr>
+                <w:rFonts w:ascii="Times New Roman" w:eastAsia="Times New Roman" w:hAnsi="Times New Roman" w:cs="Times New Roman"/>
+                <w:i/>
+                <w:iCs/>
+              </w:rPr>
+              <w:lastRenderedPageBreak/>
+              <w:t>International Journal of Public Health</w:t>
+            </w:r>
+          </w:p>
         </w:tc>
         <w:tc>
           <w:tcPr>
@@ -18393,6 +18840,7 @@
                 <w:i/>
                 <w:iCs/>
               </w:rPr>
+              <w:lastRenderedPageBreak/>
               <w:t>Injury Prevention</w:t>
             </w:r>
             <w:r>
@@ -18566,6 +19014,28 @@
               <w:t>British Journal of Psychology</w:t>
             </w:r>
           </w:p>
+          <w:p>
+            <w:pPr>
+              <w:tabs>
+                <w:tab w:val="left" w:pos="1800"/>
+              </w:tabs>
+              <w:spacing w:line="240" w:lineRule="auto"/>
+              <w:rPr>
+                <w:rFonts w:ascii="Times New Roman" w:eastAsia="Times New Roman" w:hAnsi="Times New Roman" w:cs="Times New Roman"/>
+                <w:i/>
+                <w:iCs/>
+              </w:rPr>
+            </w:pPr>
+            <w:r>
+              <w:rPr>
+                <w:rFonts w:ascii="Times New Roman" w:eastAsia="Times New Roman" w:hAnsi="Times New Roman" w:cs="Times New Roman"/>
+                <w:i/>
+                <w:iCs/>
+              </w:rPr>
+              <w:lastRenderedPageBreak/>
+              <w:t>Psychology and Psychotherapy</w:t>
+            </w:r>
+          </w:p>
         </w:tc>
       </w:tr>
     </w:tbl>
@@ -19001,7 +19471,6 @@
           <w:rFonts w:ascii="Times New Roman" w:hAnsi="Times New Roman" w:cs="Times New Roman"/>
           <w:bCs/>
         </w:rPr>
-        <w:lastRenderedPageBreak/>
         <w:t>$18,000 award</w:t>
       </w:r>
       <w:r>
